--- a/report/INTERNSHIP_REPORT_MEKA-MEVOUNG_JEAN_DAUNICK.docx
+++ b/report/INTERNSHIP_REPORT_MEKA-MEVOUNG_JEAN_DAUNICK.docx
@@ -2175,7 +2175,7 @@
           <w:tab w:val="right" w:pos="9121" w:leader="dot"/>
         </w:tabs>
         <w:spacing w:after="50" w:line="252"/>
-        <w:ind w:left="360"/>
+        <w:ind w:left="720"/>
         <w:jc w:val="left"/>
       </w:pPr>
       <w:r>
@@ -2186,7 +2186,27 @@
           <w:sz w:val="22"/>
           <w:szCs w:val="22"/>
         </w:rPr>
-        <w:t xml:space="preserve">3. CHOICE AND JUSTIFICATION OF THE RESEARCH TOPIC	6</w:t>
+        <w:t xml:space="preserve">2.4 SKILLS ACQUIRED AND CHALLENGES OVERCOME	6</w:t>
+      </w:r>
+    </w:p>
+    <w:p>
+      <w:pPr>
+        <w:tabs>
+          <w:tab w:val="right" w:pos="9121" w:leader="dot"/>
+        </w:tabs>
+        <w:spacing w:after="50" w:line="252"/>
+        <w:ind w:left="360"/>
+        <w:jc w:val="left"/>
+      </w:pPr>
+      <w:r>
+        <w:rPr>
+          <w:rFonts w:ascii="Times New Roman" w:cs="Times New Roman" w:eastAsia="Times New Roman" w:hAnsi="Times New Roman"/>
+          <w:b w:val="false"/>
+          <w:bCs w:val="false"/>
+          <w:sz w:val="22"/>
+          <w:szCs w:val="22"/>
+        </w:rPr>
+        <w:t xml:space="preserve">3. CHOICE AND JUSTIFICATION OF THE RESEARCH TOPIC	7</w:t>
       </w:r>
     </w:p>
     <w:p>
@@ -2206,7 +2226,7 @@
           <w:sz w:val="22"/>
           <w:szCs w:val="22"/>
         </w:rPr>
-        <w:t xml:space="preserve">CHAPTER 2: OVERVIEW AND GENERALITIES ON THE TOPIC	7</w:t>
+        <w:t xml:space="preserve">CHAPTER 2: OVERVIEW AND GENERALITIES ON THE TOPIC	8</w:t>
       </w:r>
     </w:p>
     <w:p>
@@ -2226,7 +2246,7 @@
           <w:sz w:val="22"/>
           <w:szCs w:val="22"/>
         </w:rPr>
-        <w:t xml:space="preserve">INTRODUCTION	7</w:t>
+        <w:t xml:space="preserve">INTRODUCTION	8</w:t>
       </w:r>
     </w:p>
     <w:p>
@@ -2246,7 +2266,7 @@
           <w:sz w:val="22"/>
           <w:szCs w:val="22"/>
         </w:rPr>
-        <w:t xml:space="preserve">1. PROBLEM CONTEXT AND BACKGROUND	7</w:t>
+        <w:t xml:space="preserve">1. PROBLEM CONTEXT AND BACKGROUND	8</w:t>
       </w:r>
     </w:p>
     <w:p>
@@ -2266,7 +2286,7 @@
           <w:sz w:val="22"/>
           <w:szCs w:val="22"/>
         </w:rPr>
-        <w:t xml:space="preserve">2. RELEVANCE AND MOTIVATION	7</w:t>
+        <w:t xml:space="preserve">2. RELEVANCE AND MOTIVATION	8</w:t>
       </w:r>
     </w:p>
     <w:p>
@@ -2286,7 +2306,7 @@
           <w:sz w:val="22"/>
           <w:szCs w:val="22"/>
         </w:rPr>
-        <w:t xml:space="preserve">3. OVERVIEW OF EXISTING SYSTEMS	7</w:t>
+        <w:t xml:space="preserve">3. OVERVIEW OF EXISTING SYSTEMS	8</w:t>
       </w:r>
     </w:p>
     <w:p>
@@ -2306,7 +2326,7 @@
           <w:sz w:val="22"/>
           <w:szCs w:val="22"/>
         </w:rPr>
-        <w:t xml:space="preserve">4. BASIC CONCEPTS	8</w:t>
+        <w:t xml:space="preserve">4. BASIC CONCEPTS	9</w:t>
       </w:r>
     </w:p>
     <w:p>
@@ -2326,7 +2346,7 @@
           <w:sz w:val="22"/>
           <w:szCs w:val="22"/>
         </w:rPr>
-        <w:t xml:space="preserve">4.1 SUPERVISED REGRESSION	8</w:t>
+        <w:t xml:space="preserve">4.1 SUPERVISED REGRESSION	9</w:t>
       </w:r>
     </w:p>
     <w:p>
@@ -2346,7 +2366,7 @@
           <w:sz w:val="22"/>
           <w:szCs w:val="22"/>
         </w:rPr>
-        <w:t xml:space="preserve">4.2 GRADIENT BOOSTING AND XGBOOST	8</w:t>
+        <w:t xml:space="preserve">4.2 GRADIENT BOOSTING AND XGBOOST	9</w:t>
       </w:r>
     </w:p>
     <w:p>
@@ -2366,7 +2386,7 @@
           <w:sz w:val="22"/>
           <w:szCs w:val="22"/>
         </w:rPr>
-        <w:t xml:space="preserve">4.3 EVALUATION ON HELD-OUT DATA	8</w:t>
+        <w:t xml:space="preserve">4.3 EVALUATION ON HELD-OUT DATA	9</w:t>
       </w:r>
     </w:p>
     <w:p>
@@ -2386,7 +2406,7 @@
           <w:sz w:val="22"/>
           <w:szCs w:val="22"/>
         </w:rPr>
-        <w:t xml:space="preserve">4.4 EXPLAINING A PREDICTION	8</w:t>
+        <w:t xml:space="preserve">4.4 EXPLAINING A PREDICTION	9</w:t>
       </w:r>
     </w:p>
     <w:p>
@@ -2406,7 +2426,47 @@
           <w:sz w:val="22"/>
           <w:szCs w:val="22"/>
         </w:rPr>
-        <w:t xml:space="preserve">4.5 ROW-LEVEL SECURITY	8</w:t>
+        <w:t xml:space="preserve">4.5 ROW-LEVEL SECURITY	9</w:t>
+      </w:r>
+    </w:p>
+    <w:p>
+      <w:pPr>
+        <w:tabs>
+          <w:tab w:val="right" w:pos="9121" w:leader="dot"/>
+        </w:tabs>
+        <w:spacing w:after="50" w:line="252"/>
+        <w:ind w:left="720"/>
+        <w:jc w:val="left"/>
+      </w:pPr>
+      <w:r>
+        <w:rPr>
+          <w:rFonts w:ascii="Times New Roman" w:cs="Times New Roman" w:eastAsia="Times New Roman" w:hAnsi="Times New Roman"/>
+          <w:b w:val="false"/>
+          <w:bCs w:val="false"/>
+          <w:sz w:val="22"/>
+          <w:szCs w:val="22"/>
+        </w:rPr>
+        <w:t xml:space="preserve">4.6 ADVERTISING INDICATORS	9</w:t>
+      </w:r>
+    </w:p>
+    <w:p>
+      <w:pPr>
+        <w:tabs>
+          <w:tab w:val="right" w:pos="9121" w:leader="dot"/>
+        </w:tabs>
+        <w:spacing w:after="50" w:line="252"/>
+        <w:ind w:left="360"/>
+        <w:jc w:val="left"/>
+      </w:pPr>
+      <w:r>
+        <w:rPr>
+          <w:rFonts w:ascii="Times New Roman" w:cs="Times New Roman" w:eastAsia="Times New Roman" w:hAnsi="Times New Roman"/>
+          <w:b w:val="false"/>
+          <w:bCs w:val="false"/>
+          <w:sz w:val="22"/>
+          <w:szCs w:val="22"/>
+        </w:rPr>
+        <w:t xml:space="preserve">5. ETHICAL AND DATA PROTECTION CONSIDERATIONS	10</w:t>
       </w:r>
     </w:p>
     <w:p>
@@ -2446,7 +2506,7 @@
           <w:sz w:val="22"/>
           <w:szCs w:val="22"/>
         </w:rPr>
-        <w:t xml:space="preserve">CHAPTER 3: METHODOLOGY AND MATERIAL USED	10</w:t>
+        <w:t xml:space="preserve">CHAPTER 3: METHODOLOGY AND MATERIAL USED	12</w:t>
       </w:r>
     </w:p>
     <w:p>
@@ -2466,7 +2526,7 @@
           <w:sz w:val="22"/>
           <w:szCs w:val="22"/>
         </w:rPr>
-        <w:t xml:space="preserve">1. METHODOLOGY OVERVIEW	10</w:t>
+        <w:t xml:space="preserve">1. METHODOLOGY OVERVIEW	12</w:t>
       </w:r>
     </w:p>
     <w:p>
@@ -2486,7 +2546,7 @@
           <w:sz w:val="22"/>
           <w:szCs w:val="22"/>
         </w:rPr>
-        <w:t xml:space="preserve">1.1 REQUIREMENT ANALYSIS	10</w:t>
+        <w:t xml:space="preserve">1.1 REQUIREMENT ANALYSIS	12</w:t>
       </w:r>
     </w:p>
     <w:p>
@@ -2506,7 +2566,7 @@
           <w:sz w:val="22"/>
           <w:szCs w:val="22"/>
         </w:rPr>
-        <w:t xml:space="preserve">1.2 TOOLS AND MODEL SELECTION &amp; JUSTIFICATION	10</w:t>
+        <w:t xml:space="preserve">1.2 TOOLS AND MODEL SELECTION &amp; JUSTIFICATION	12</w:t>
       </w:r>
     </w:p>
     <w:p>
@@ -2526,7 +2586,7 @@
           <w:sz w:val="22"/>
           <w:szCs w:val="22"/>
         </w:rPr>
-        <w:t xml:space="preserve">1.3 SYSTEM ARCHITECTURE DESIGN	12</w:t>
+        <w:t xml:space="preserve">1.3 SYSTEM ARCHITECTURE DESIGN	14</w:t>
       </w:r>
     </w:p>
     <w:p>
@@ -2546,7 +2606,7 @@
           <w:sz w:val="22"/>
           <w:szCs w:val="22"/>
         </w:rPr>
-        <w:t xml:space="preserve">1.4 DATA USED	12</w:t>
+        <w:t xml:space="preserve">1.4 DATA USED	14</w:t>
       </w:r>
     </w:p>
     <w:p>
@@ -2566,7 +2626,7 @@
           <w:sz w:val="22"/>
           <w:szCs w:val="22"/>
         </w:rPr>
-        <w:t xml:space="preserve">1.5 IMPLEMENTATION OF CORE MODULES	13</w:t>
+        <w:t xml:space="preserve">1.5 IMPLEMENTATION OF CORE MODULES	15</w:t>
       </w:r>
     </w:p>
     <w:p>
@@ -2586,7 +2646,7 @@
           <w:sz w:val="22"/>
           <w:szCs w:val="22"/>
         </w:rPr>
-        <w:t xml:space="preserve">1.5.1 DATA LOADING AND CSV VALIDATION	13</w:t>
+        <w:t xml:space="preserve">1.5.1 DATA LOADING AND CSV VALIDATION	15</w:t>
       </w:r>
     </w:p>
     <w:p>
@@ -2606,7 +2666,7 @@
           <w:sz w:val="22"/>
           <w:szCs w:val="22"/>
         </w:rPr>
-        <w:t xml:space="preserve">1.5.2 TRAINING THE THREE MODELS	13</w:t>
+        <w:t xml:space="preserve">1.5.2 TRAINING THE THREE MODELS	15</w:t>
       </w:r>
     </w:p>
     <w:p>
@@ -2626,7 +2686,7 @@
           <w:sz w:val="22"/>
           <w:szCs w:val="22"/>
         </w:rPr>
-        <w:t xml:space="preserve">1.5.3 PREDICTION AND DERIVED FIGURES	13</w:t>
+        <w:t xml:space="preserve">1.5.3 PREDICTION AND DERIVED FIGURES	15</w:t>
       </w:r>
     </w:p>
     <w:p>
@@ -2646,7 +2706,7 @@
           <w:sz w:val="22"/>
           <w:szCs w:val="22"/>
         </w:rPr>
-        <w:t xml:space="preserve">1.5.4 PERFORMANCE LEVEL	14</w:t>
+        <w:t xml:space="preserve">1.5.4 PERFORMANCE LEVEL	16</w:t>
       </w:r>
     </w:p>
     <w:p>
@@ -2666,7 +2726,7 @@
           <w:sz w:val="22"/>
           <w:szCs w:val="22"/>
         </w:rPr>
-        <w:t xml:space="preserve">1.5.5 FACTORS BEHIND A PREDICTION	14</w:t>
+        <w:t xml:space="preserve">1.5.5 FACTORS BEHIND A PREDICTION	16</w:t>
       </w:r>
     </w:p>
     <w:p>
@@ -2686,7 +2746,7 @@
           <w:sz w:val="22"/>
           <w:szCs w:val="22"/>
         </w:rPr>
-        <w:t xml:space="preserve">1.5.6 RECOMMENDATIONS	14</w:t>
+        <w:t xml:space="preserve">1.5.6 RECOMMENDATIONS	16</w:t>
       </w:r>
     </w:p>
     <w:p>
@@ -2706,7 +2766,7 @@
           <w:sz w:val="22"/>
           <w:szCs w:val="22"/>
         </w:rPr>
-        <w:t xml:space="preserve">1.5.7 AUTHENTICATION, ROLES AND ISOLATION	14</w:t>
+        <w:t xml:space="preserve">1.5.7 AUTHENTICATION, ROLES AND ISOLATION	16</w:t>
       </w:r>
     </w:p>
     <w:p>
@@ -2726,7 +2786,7 @@
           <w:sz w:val="22"/>
           <w:szCs w:val="22"/>
         </w:rPr>
-        <w:t xml:space="preserve">1.5.8 HISTORY	14</w:t>
+        <w:t xml:space="preserve">1.5.8 HISTORY	16</w:t>
       </w:r>
     </w:p>
     <w:p>
@@ -2746,7 +2806,7 @@
           <w:sz w:val="22"/>
           <w:szCs w:val="22"/>
         </w:rPr>
-        <w:t xml:space="preserve">1.5.9 USER INTERFACE	14</w:t>
+        <w:t xml:space="preserve">1.5.9 USER INTERFACE	16</w:t>
       </w:r>
     </w:p>
     <w:p>
@@ -2766,7 +2826,87 @@
           <w:sz w:val="22"/>
           <w:szCs w:val="22"/>
         </w:rPr>
-        <w:t xml:space="preserve">1.5.10 IMPORT OF AGENCY DATA AND RETRAINING	17</w:t>
+        <w:t xml:space="preserve">1.5.10 IMPORT OF AGENCY DATA AND RETRAINING	19</w:t>
+      </w:r>
+    </w:p>
+    <w:p>
+      <w:pPr>
+        <w:tabs>
+          <w:tab w:val="right" w:pos="9121" w:leader="dot"/>
+        </w:tabs>
+        <w:spacing w:after="50" w:line="252"/>
+        <w:ind w:left="720"/>
+        <w:jc w:val="left"/>
+      </w:pPr>
+      <w:r>
+        <w:rPr>
+          <w:rFonts w:ascii="Times New Roman" w:cs="Times New Roman" w:eastAsia="Times New Roman" w:hAnsi="Times New Roman"/>
+          <w:b w:val="false"/>
+          <w:bCs w:val="false"/>
+          <w:sz w:val="22"/>
+          <w:szCs w:val="22"/>
+        </w:rPr>
+        <w:t xml:space="preserve">1.5.11 API DESIGN	19</w:t>
+      </w:r>
+    </w:p>
+    <w:p>
+      <w:pPr>
+        <w:tabs>
+          <w:tab w:val="right" w:pos="9121" w:leader="dot"/>
+        </w:tabs>
+        <w:spacing w:after="50" w:line="252"/>
+        <w:ind w:left="720"/>
+        <w:jc w:val="left"/>
+      </w:pPr>
+      <w:r>
+        <w:rPr>
+          <w:rFonts w:ascii="Times New Roman" w:cs="Times New Roman" w:eastAsia="Times New Roman" w:hAnsi="Times New Roman"/>
+          <w:b w:val="false"/>
+          <w:bCs w:val="false"/>
+          <w:sz w:val="22"/>
+          <w:szCs w:val="22"/>
+        </w:rPr>
+        <w:t xml:space="preserve">1.5.12 SECURITY MEASURES	20</w:t>
+      </w:r>
+    </w:p>
+    <w:p>
+      <w:pPr>
+        <w:tabs>
+          <w:tab w:val="right" w:pos="9121" w:leader="dot"/>
+        </w:tabs>
+        <w:spacing w:after="50" w:line="252"/>
+        <w:ind w:left="720"/>
+        <w:jc w:val="left"/>
+      </w:pPr>
+      <w:r>
+        <w:rPr>
+          <w:rFonts w:ascii="Times New Roman" w:cs="Times New Roman" w:eastAsia="Times New Roman" w:hAnsi="Times New Roman"/>
+          <w:b w:val="false"/>
+          <w:bCs w:val="false"/>
+          <w:sz w:val="22"/>
+          <w:szCs w:val="22"/>
+        </w:rPr>
+        <w:t xml:space="preserve">1.5.13 WORKED EXAMPLE OF THE PERFORMANCE LEVEL	21</w:t>
+      </w:r>
+    </w:p>
+    <w:p>
+      <w:pPr>
+        <w:tabs>
+          <w:tab w:val="right" w:pos="9121" w:leader="dot"/>
+        </w:tabs>
+        <w:spacing w:after="50" w:line="252"/>
+        <w:ind w:left="720"/>
+        <w:jc w:val="left"/>
+      </w:pPr>
+      <w:r>
+        <w:rPr>
+          <w:rFonts w:ascii="Times New Roman" w:cs="Times New Roman" w:eastAsia="Times New Roman" w:hAnsi="Times New Roman"/>
+          <w:b w:val="false"/>
+          <w:bCs w:val="false"/>
+          <w:sz w:val="22"/>
+          <w:szCs w:val="22"/>
+        </w:rPr>
+        <w:t xml:space="preserve">1.5.14 RUNNING THE SOLUTION	21</w:t>
       </w:r>
     </w:p>
     <w:p>
@@ -2786,7 +2926,7 @@
           <w:sz w:val="22"/>
           <w:szCs w:val="22"/>
         </w:rPr>
-        <w:t xml:space="preserve">2. UML DIAGRAMS	17</w:t>
+        <w:t xml:space="preserve">2. UML DIAGRAMS	22</w:t>
       </w:r>
     </w:p>
     <w:p>
@@ -2806,7 +2946,7 @@
           <w:sz w:val="22"/>
           <w:szCs w:val="22"/>
         </w:rPr>
-        <w:t xml:space="preserve">2.1 USE-CASE DIAGRAM	17</w:t>
+        <w:t xml:space="preserve">2.1 USE-CASE DIAGRAM	22</w:t>
       </w:r>
     </w:p>
     <w:p>
@@ -2826,7 +2966,7 @@
           <w:sz w:val="22"/>
           <w:szCs w:val="22"/>
         </w:rPr>
-        <w:t xml:space="preserve">2.2 DATA MODEL (CLASS DIAGRAM)	18</w:t>
+        <w:t xml:space="preserve">2.2 DATA MODEL (CLASS DIAGRAM)	23</w:t>
       </w:r>
     </w:p>
     <w:p>
@@ -2846,7 +2986,7 @@
           <w:sz w:val="22"/>
           <w:szCs w:val="22"/>
         </w:rPr>
-        <w:t xml:space="preserve">2.3 SEQUENCE DIAGRAM	18</w:t>
+        <w:t xml:space="preserve">2.3 SEQUENCE DIAGRAM	23</w:t>
       </w:r>
     </w:p>
     <w:p>
@@ -2866,7 +3006,7 @@
           <w:sz w:val="22"/>
           <w:szCs w:val="22"/>
         </w:rPr>
-        <w:t xml:space="preserve">3. TESTING &amp; VALIDATION	19</w:t>
+        <w:t xml:space="preserve">3. TESTING &amp; VALIDATION	24</w:t>
       </w:r>
     </w:p>
     <w:p>
@@ -2886,7 +3026,7 @@
           <w:sz w:val="22"/>
           <w:szCs w:val="22"/>
         </w:rPr>
-        <w:t xml:space="preserve">4. ITERATION &amp; OPTIMIZATION	19</w:t>
+        <w:t xml:space="preserve">4. ITERATION &amp; OPTIMIZATION	25</w:t>
       </w:r>
     </w:p>
     <w:p>
@@ -2906,7 +3046,7 @@
           <w:sz w:val="22"/>
           <w:szCs w:val="22"/>
         </w:rPr>
-        <w:t xml:space="preserve">5. TECHNOLOGICAL ADVANCEMENTS AND FEASIBILITY	19</w:t>
+        <w:t xml:space="preserve">5. TECHNOLOGICAL ADVANCEMENTS AND FEASIBILITY	25</w:t>
       </w:r>
     </w:p>
     <w:p>
@@ -2926,7 +3066,7 @@
           <w:sz w:val="22"/>
           <w:szCs w:val="22"/>
         </w:rPr>
-        <w:t xml:space="preserve">6. EXPECTED IMPACT	19</w:t>
+        <w:t xml:space="preserve">6. EXPECTED IMPACT	25</w:t>
       </w:r>
     </w:p>
     <w:p>
@@ -2946,7 +3086,7 @@
           <w:sz w:val="22"/>
           <w:szCs w:val="22"/>
         </w:rPr>
-        <w:t xml:space="preserve">CHAPTER 4: RESULT ANALYSIS AND DISCUSSION	21</w:t>
+        <w:t xml:space="preserve">CHAPTER 4: RESULT ANALYSIS AND DISCUSSION	26</w:t>
       </w:r>
     </w:p>
     <w:p>
@@ -2966,7 +3106,7 @@
           <w:sz w:val="22"/>
           <w:szCs w:val="22"/>
         </w:rPr>
-        <w:t xml:space="preserve">1. RESULTS OBTAINED	21</w:t>
+        <w:t xml:space="preserve">1. RESULTS OBTAINED	26</w:t>
       </w:r>
     </w:p>
     <w:p>
@@ -2986,7 +3126,7 @@
           <w:sz w:val="22"/>
           <w:szCs w:val="22"/>
         </w:rPr>
-        <w:t xml:space="preserve">2. MODEL RESULTS	21</w:t>
+        <w:t xml:space="preserve">2. MODEL RESULTS	26</w:t>
       </w:r>
     </w:p>
     <w:p>
@@ -3006,7 +3146,7 @@
           <w:sz w:val="22"/>
           <w:szCs w:val="22"/>
         </w:rPr>
-        <w:t xml:space="preserve">3. DISCUSSION	21</w:t>
+        <w:t xml:space="preserve">3. ILLUSTRATIVE USER SCENARIO	26</w:t>
       </w:r>
     </w:p>
     <w:p>
@@ -3026,7 +3166,7 @@
           <w:sz w:val="22"/>
           <w:szCs w:val="22"/>
         </w:rPr>
-        <w:t xml:space="preserve">4. LIMITATIONS AND PROPOSED IMPROVEMENTS	22</w:t>
+        <w:t xml:space="preserve">4. DISCUSSION	27</w:t>
       </w:r>
     </w:p>
     <w:p>
@@ -3046,7 +3186,27 @@
           <w:sz w:val="22"/>
           <w:szCs w:val="22"/>
         </w:rPr>
-        <w:t xml:space="preserve">5. PERSPECTIVES	22</w:t>
+        <w:t xml:space="preserve">5. LIMITATIONS AND PROPOSED IMPROVEMENTS	27</w:t>
+      </w:r>
+    </w:p>
+    <w:p>
+      <w:pPr>
+        <w:tabs>
+          <w:tab w:val="right" w:pos="9121" w:leader="dot"/>
+        </w:tabs>
+        <w:spacing w:after="50" w:line="252"/>
+        <w:ind w:left="360"/>
+        <w:jc w:val="left"/>
+      </w:pPr>
+      <w:r>
+        <w:rPr>
+          <w:rFonts w:ascii="Times New Roman" w:cs="Times New Roman" w:eastAsia="Times New Roman" w:hAnsi="Times New Roman"/>
+          <w:b w:val="false"/>
+          <w:bCs w:val="false"/>
+          <w:sz w:val="22"/>
+          <w:szCs w:val="22"/>
+        </w:rPr>
+        <w:t xml:space="preserve">6. PERSPECTIVES	28</w:t>
       </w:r>
     </w:p>
     <w:p>
@@ -3066,7 +3226,7 @@
           <w:sz w:val="22"/>
           <w:szCs w:val="22"/>
         </w:rPr>
-        <w:t xml:space="preserve">CONCLUSION	23</w:t>
+        <w:t xml:space="preserve">CONCLUSION	29</w:t>
       </w:r>
     </w:p>
     <w:p>
@@ -3086,7 +3246,7 @@
           <w:sz w:val="22"/>
           <w:szCs w:val="22"/>
         </w:rPr>
-        <w:t xml:space="preserve">BIBLIOGRAPHY AND WEBOGRAPHY	24</w:t>
+        <w:t xml:space="preserve">BIBLIOGRAPHY AND WEBOGRAPHY	30</w:t>
       </w:r>
     </w:p>
     <w:p>
@@ -3106,7 +3266,7 @@
           <w:sz w:val="22"/>
           <w:szCs w:val="22"/>
         </w:rPr>
-        <w:t xml:space="preserve">I. WEB REFERENCES AND DOCUMENTS	24</w:t>
+        <w:t xml:space="preserve">I. WEB REFERENCES AND DOCUMENTS	30</w:t>
       </w:r>
     </w:p>
     <w:p>
@@ -3126,7 +3286,7 @@
           <w:sz w:val="22"/>
           <w:szCs w:val="22"/>
         </w:rPr>
-        <w:t xml:space="preserve">II. SCIENTIFIC REFERENCES	24</w:t>
+        <w:t xml:space="preserve">II. SCIENTIFIC REFERENCES	30</w:t>
       </w:r>
     </w:p>
     <w:p>
@@ -3146,7 +3306,7 @@
           <w:sz w:val="22"/>
           <w:szCs w:val="22"/>
         </w:rPr>
-        <w:t xml:space="preserve">III. REPORTS	24</w:t>
+        <w:t xml:space="preserve">III. REPORTS	30</w:t>
       </w:r>
     </w:p>
     <w:p>
@@ -3166,7 +3326,7 @@
           <w:sz w:val="22"/>
           <w:szCs w:val="22"/>
         </w:rPr>
-        <w:t xml:space="preserve">APPENDICES	25</w:t>
+        <w:t xml:space="preserve">APPENDICES	31</w:t>
       </w:r>
     </w:p>
     <w:p>
@@ -3186,7 +3346,7 @@
           <w:sz w:val="22"/>
           <w:szCs w:val="22"/>
         </w:rPr>
-        <w:t xml:space="preserve">APPENDIX A: FIXED PARAMETERS OF THE THREE MODELS	25</w:t>
+        <w:t xml:space="preserve">APPENDIX A: FIXED PARAMETERS OF THE THREE MODELS	31</w:t>
       </w:r>
     </w:p>
     <w:p>
@@ -3206,7 +3366,7 @@
           <w:sz w:val="22"/>
           <w:szCs w:val="22"/>
         </w:rPr>
-        <w:t xml:space="preserve">APPENDIX B: DETERMINISTIC RULE FOR TEST ROWS	25</w:t>
+        <w:t xml:space="preserve">APPENDIX B: DETERMINISTIC RULE FOR TEST ROWS	31</w:t>
       </w:r>
     </w:p>
     <w:p>
@@ -3226,7 +3386,7 @@
           <w:sz w:val="22"/>
           <w:szCs w:val="22"/>
         </w:rPr>
-        <w:t xml:space="preserve">APPENDIX C: RUNNING THE DEMONSTRATION	25</w:t>
+        <w:t xml:space="preserve">APPENDIX C: RUNNING THE DEMONSTRATION	31</w:t>
       </w:r>
     </w:p>
     <w:p>
@@ -3246,7 +3406,7 @@
           <w:sz w:val="22"/>
           <w:szCs w:val="22"/>
         </w:rPr>
-        <w:t xml:space="preserve">APPENDIX D: REPOSITORY STRUCTURE (MAIN FOLDERS)	25</w:t>
+        <w:t xml:space="preserve">APPENDIX D: REPOSITORY STRUCTURE (MAIN FOLDERS)	31</w:t>
       </w:r>
     </w:p>
     <w:p>
@@ -3284,7 +3444,7 @@
           <w:sz w:val="22"/>
           <w:szCs w:val="22"/>
         </w:rPr>
-        <w:t xml:space="preserve">Figure 1: Architecture of the solution (local demonstration environment)	12</w:t>
+        <w:t xml:space="preserve">Figure 1: Architecture of the solution (local demonstration environment)	14</w:t>
       </w:r>
     </w:p>
     <w:p>
@@ -3301,7 +3461,7 @@
           <w:sz w:val="22"/>
           <w:szCs w:val="22"/>
         </w:rPr>
-        <w:t xml:space="preserve">Figure 2: Predict page (interface prototype; values are illustrative)	15</w:t>
+        <w:t xml:space="preserve">Figure 2: Predict page (interface prototype; values are illustrative)	17</w:t>
       </w:r>
     </w:p>
     <w:p>
@@ -3318,7 +3478,7 @@
           <w:sz w:val="22"/>
           <w:szCs w:val="22"/>
         </w:rPr>
-        <w:t xml:space="preserve">Figure 3: Model page: reliability on held-out test rows and importance of the variables (prototype, illustrative values)	16</w:t>
+        <w:t xml:space="preserve">Figure 3: Model page: reliability on held-out test rows and importance of the variables (prototype, illustrative values)	18</w:t>
       </w:r>
     </w:p>
     <w:p>
@@ -3335,7 +3495,7 @@
           <w:sz w:val="22"/>
           <w:szCs w:val="22"/>
         </w:rPr>
-        <w:t xml:space="preserve">Figure 4: Models page (administrator): versions, status, comparison with the active version	16</w:t>
+        <w:t xml:space="preserve">Figure 4: Models page (administrator): versions, status, comparison with the active version	18</w:t>
       </w:r>
     </w:p>
     <w:p>
@@ -3352,7 +3512,7 @@
           <w:sz w:val="22"/>
           <w:szCs w:val="22"/>
         </w:rPr>
-        <w:t xml:space="preserve">Figure 5: History page: a user sees only their own saved predictions	17</w:t>
+        <w:t xml:space="preserve">Figure 5: History page: a user sees only their own saved predictions	19</w:t>
       </w:r>
     </w:p>
     <w:p>
@@ -3369,7 +3529,7 @@
           <w:sz w:val="22"/>
           <w:szCs w:val="22"/>
         </w:rPr>
-        <w:t xml:space="preserve">Figure 6: Use-case diagram	17</w:t>
+        <w:t xml:space="preserve">Figure 6: Use-case diagram	23</w:t>
       </w:r>
     </w:p>
     <w:p>
@@ -3386,7 +3546,7 @@
           <w:sz w:val="22"/>
           <w:szCs w:val="22"/>
         </w:rPr>
-        <w:t xml:space="preserve">Figure 7: Data model of the application	18</w:t>
+        <w:t xml:space="preserve">Figure 7: Data model of the application	23</w:t>
       </w:r>
     </w:p>
     <w:p>
@@ -3403,7 +3563,7 @@
           <w:sz w:val="22"/>
           <w:szCs w:val="22"/>
         </w:rPr>
-        <w:t xml:space="preserve">Figure 8: Sequence diagram of a prediction	18</w:t>
+        <w:t xml:space="preserve">Figure 8: Sequence diagram of a prediction	24</w:t>
       </w:r>
     </w:p>
     <w:p>
@@ -3458,7 +3618,7 @@
           <w:sz w:val="22"/>
           <w:szCs w:val="22"/>
         </w:rPr>
-        <w:t xml:space="preserve">Table 2: User roles	10</w:t>
+        <w:t xml:space="preserve">Table 2: Skills acquired during the internship	6</w:t>
       </w:r>
     </w:p>
     <w:p>
@@ -3475,7 +3635,7 @@
           <w:sz w:val="22"/>
           <w:szCs w:val="22"/>
         </w:rPr>
-        <w:t xml:space="preserve">Table 3: Software materials used	11</w:t>
+        <w:t xml:space="preserve">Table 3: Advertising indicators used by the tool	10</w:t>
       </w:r>
     </w:p>
     <w:p>
@@ -3492,7 +3652,7 @@
           <w:sz w:val="22"/>
           <w:szCs w:val="22"/>
         </w:rPr>
-        <w:t xml:space="preserve">Table 4: Hardware tools	11</w:t>
+        <w:t xml:space="preserve">Table 4: User roles	12</w:t>
       </w:r>
     </w:p>
     <w:p>
@@ -3509,7 +3669,7 @@
           <w:sz w:val="22"/>
           <w:szCs w:val="22"/>
         </w:rPr>
-        <w:t xml:space="preserve">Table 5: APIs and services	12</w:t>
+        <w:t xml:space="preserve">Table 5: Software materials used	13</w:t>
       </w:r>
     </w:p>
     <w:p>
@@ -3526,7 +3686,7 @@
           <w:sz w:val="22"/>
           <w:szCs w:val="22"/>
         </w:rPr>
-        <w:t xml:space="preserve">Table 6: Variables of the starting dataset	13</w:t>
+        <w:t xml:space="preserve">Table 6: Hardware tools	13</w:t>
       </w:r>
     </w:p>
     <w:p>
@@ -3543,7 +3703,7 @@
           <w:sz w:val="22"/>
           <w:szCs w:val="22"/>
         </w:rPr>
-        <w:t xml:space="preserve">Table 7: Testing levels	19</w:t>
+        <w:t xml:space="preserve">Table 7: APIs and services	14</w:t>
       </w:r>
     </w:p>
     <w:p>
@@ -3560,7 +3720,7 @@
           <w:sz w:val="22"/>
           <w:szCs w:val="22"/>
         </w:rPr>
-        <w:t xml:space="preserve">Table 8: Success criteria of the brief and their status	21</w:t>
+        <w:t xml:space="preserve">Table 8: Variables of the starting dataset	15</w:t>
       </w:r>
     </w:p>
     <w:p>
@@ -3577,7 +3737,7 @@
           <w:sz w:val="22"/>
           <w:szCs w:val="22"/>
         </w:rPr>
-        <w:t xml:space="preserve">Table 9: Limitations and proposed improvements of the designed system	22</w:t>
+        <w:t xml:space="preserve">Table 9: Main groups of API routes	19</w:t>
       </w:r>
     </w:p>
     <w:p>
@@ -3594,7 +3754,126 @@
           <w:sz w:val="22"/>
           <w:szCs w:val="22"/>
         </w:rPr>
-        <w:t xml:space="preserve">Table 10: Main folders of the repository	26</w:t>
+        <w:t xml:space="preserve">Table 10: Standard error codes (extract)	20</w:t>
+      </w:r>
+    </w:p>
+    <w:p>
+      <w:pPr>
+        <w:tabs>
+          <w:tab w:val="right" w:pos="9121" w:leader="dot"/>
+        </w:tabs>
+        <w:spacing w:after="70"/>
+        <w:jc w:val="left"/>
+      </w:pPr>
+      <w:r>
+        <w:rPr>
+          <w:rFonts w:ascii="Times New Roman" w:cs="Times New Roman" w:eastAsia="Times New Roman" w:hAnsi="Times New Roman"/>
+          <w:sz w:val="22"/>
+          <w:szCs w:val="22"/>
+        </w:rPr>
+        <w:t xml:space="preserve">Table 11: Security measures implemented	21</w:t>
+      </w:r>
+    </w:p>
+    <w:p>
+      <w:pPr>
+        <w:tabs>
+          <w:tab w:val="right" w:pos="9121" w:leader="dot"/>
+        </w:tabs>
+        <w:spacing w:after="70"/>
+        <w:jc w:val="left"/>
+      </w:pPr>
+      <w:r>
+        <w:rPr>
+          <w:rFonts w:ascii="Times New Roman" w:cs="Times New Roman" w:eastAsia="Times New Roman" w:hAnsi="Times New Roman"/>
+          <w:sz w:val="22"/>
+          <w:szCs w:val="22"/>
+        </w:rPr>
+        <w:t xml:space="preserve">Table 12: Containers of the demonstration environment	22</w:t>
+      </w:r>
+    </w:p>
+    <w:p>
+      <w:pPr>
+        <w:tabs>
+          <w:tab w:val="right" w:pos="9121" w:leader="dot"/>
+        </w:tabs>
+        <w:spacing w:after="70"/>
+        <w:jc w:val="left"/>
+      </w:pPr>
+      <w:r>
+        <w:rPr>
+          <w:rFonts w:ascii="Times New Roman" w:cs="Times New Roman" w:eastAsia="Times New Roman" w:hAnsi="Times New Roman"/>
+          <w:sz w:val="22"/>
+          <w:szCs w:val="22"/>
+        </w:rPr>
+        <w:t xml:space="preserve">Table 13: Main Makefile commands	22</w:t>
+      </w:r>
+    </w:p>
+    <w:p>
+      <w:pPr>
+        <w:tabs>
+          <w:tab w:val="right" w:pos="9121" w:leader="dot"/>
+        </w:tabs>
+        <w:spacing w:after="70"/>
+        <w:jc w:val="left"/>
+      </w:pPr>
+      <w:r>
+        <w:rPr>
+          <w:rFonts w:ascii="Times New Roman" w:cs="Times New Roman" w:eastAsia="Times New Roman" w:hAnsi="Times New Roman"/>
+          <w:sz w:val="22"/>
+          <w:szCs w:val="22"/>
+        </w:rPr>
+        <w:t xml:space="preserve">Table 14: Testing levels	24</w:t>
+      </w:r>
+    </w:p>
+    <w:p>
+      <w:pPr>
+        <w:tabs>
+          <w:tab w:val="right" w:pos="9121" w:leader="dot"/>
+        </w:tabs>
+        <w:spacing w:after="70"/>
+        <w:jc w:val="left"/>
+      </w:pPr>
+      <w:r>
+        <w:rPr>
+          <w:rFonts w:ascii="Times New Roman" w:cs="Times New Roman" w:eastAsia="Times New Roman" w:hAnsi="Times New Roman"/>
+          <w:sz w:val="22"/>
+          <w:szCs w:val="22"/>
+        </w:rPr>
+        <w:t xml:space="preserve">Table 15: Success criteria of the brief and their status	26</w:t>
+      </w:r>
+    </w:p>
+    <w:p>
+      <w:pPr>
+        <w:tabs>
+          <w:tab w:val="right" w:pos="9121" w:leader="dot"/>
+        </w:tabs>
+        <w:spacing w:after="70"/>
+        <w:jc w:val="left"/>
+      </w:pPr>
+      <w:r>
+        <w:rPr>
+          <w:rFonts w:ascii="Times New Roman" w:cs="Times New Roman" w:eastAsia="Times New Roman" w:hAnsi="Times New Roman"/>
+          <w:sz w:val="22"/>
+          <w:szCs w:val="22"/>
+        </w:rPr>
+        <w:t xml:space="preserve">Table 16: Limitations and proposed improvements of the designed system	28</w:t>
+      </w:r>
+    </w:p>
+    <w:p>
+      <w:pPr>
+        <w:tabs>
+          <w:tab w:val="right" w:pos="9121" w:leader="dot"/>
+        </w:tabs>
+        <w:spacing w:after="70"/>
+        <w:jc w:val="left"/>
+      </w:pPr>
+      <w:r>
+        <w:rPr>
+          <w:rFonts w:ascii="Times New Roman" w:cs="Times New Roman" w:eastAsia="Times New Roman" w:hAnsi="Times New Roman"/>
+          <w:sz w:val="22"/>
+          <w:szCs w:val="22"/>
+        </w:rPr>
+        <w:t xml:space="preserve">Table 17: Main folders of the repository	32</w:t>
       </w:r>
     </w:p>
     <w:p>
@@ -7632,20 +7911,22 @@
     </w:p>
     <w:p>
       <w:pPr>
-        <w:pStyle w:val="Heading2"/>
+        <w:pStyle w:val="Heading3"/>
         <w:keepNext/>
-        <w:spacing w:after="120" w:before="240"/>
+        <w:spacing w:after="100" w:before="180"/>
       </w:pPr>
       <w:r>
         <w:rPr>
           <w:rFonts w:ascii="Times New Roman" w:cs="Times New Roman" w:eastAsia="Times New Roman" w:hAnsi="Times New Roman"/>
           <w:b/>
           <w:bCs/>
+          <w:i/>
+          <w:iCs/>
           <w:color w:val="000000"/>
-          <w:sz w:val="26"/>
-          <w:szCs w:val="26"/>
-        </w:rPr>
-        <w:t xml:space="preserve">3. CHOICE AND JUSTIFICATION OF THE RESEARCH TOPIC</w:t>
+          <w:sz w:val="24"/>
+          <w:szCs w:val="24"/>
+        </w:rPr>
+        <w:t xml:space="preserve">2.4 SKILLS ACQUIRED AND CHALLENGES OVERCOME</w:t>
       </w:r>
     </w:p>
     <w:p>
@@ -7657,7 +7938,964 @@
         <w:rPr>
           <w:rFonts w:ascii="Times New Roman" w:cs="Times New Roman" w:eastAsia="Times New Roman" w:hAnsi="Times New Roman"/>
         </w:rPr>
-        <w:t xml:space="preserve">Marketing teams deal every day with the same uncertainty: how much to spend, on which channel and for which audience, without knowing what the campaign will bring. The choice of this topic comes from this observation, made at Soro Nua Agency, and from the fact that the agency does not yet own a structured history of its campaigns, which makes any numerical support valuable.</w:t>
+        <w:t xml:space="preserve">The ten weeks of internship were an opportunity to develop technical and professional skills, summarized below.</w:t>
+      </w:r>
+    </w:p>
+    <w:tbl>
+      <w:tblPr>
+        <w:tblW w:type="dxa" w:w="9121"/>
+        <w:tblBorders>
+          <w:top w:val="single" w:color="auto" w:sz="4"/>
+          <w:left w:val="single" w:color="auto" w:sz="4"/>
+          <w:bottom w:val="single" w:color="auto" w:sz="4"/>
+          <w:right w:val="single" w:color="auto" w:sz="4"/>
+          <w:insideH w:val="single" w:color="auto" w:sz="4"/>
+          <w:insideV w:val="single" w:color="auto" w:sz="4"/>
+        </w:tblBorders>
+      </w:tblPr>
+      <w:tblGrid>
+        <w:gridCol w:w="1900"/>
+        <w:gridCol w:w="4000"/>
+        <w:gridCol w:w="3221"/>
+      </w:tblGrid>
+      <w:tr>
+        <w:trPr>
+          <w:cantSplit/>
+          <w:tblHeader/>
+        </w:trPr>
+        <w:tc>
+          <w:tcPr>
+            <w:tcW w:type="dxa" w:w="1900"/>
+            <w:tcBorders>
+              <w:top w:val="single" w:color="808080" w:sz="4"/>
+              <w:left w:val="single" w:color="808080" w:sz="4"/>
+              <w:bottom w:val="single" w:color="808080" w:sz="4"/>
+              <w:right w:val="single" w:color="808080" w:sz="4"/>
+            </w:tcBorders>
+            <w:shd w:fill="2F5597" w:color="auto" w:val="clear"/>
+            <w:tcMar>
+              <w:top w:type="dxa" w:w="60"/>
+              <w:left w:type="dxa" w:w="90"/>
+              <w:bottom w:type="dxa" w:w="60"/>
+              <w:right w:type="dxa" w:w="90"/>
+            </w:tcMar>
+            <w:vAlign w:val="top"/>
+          </w:tcPr>
+          <w:p>
+            <w:pPr>
+              <w:spacing w:after="40" w:line="252"/>
+              <w:jc w:val="left"/>
+            </w:pPr>
+            <w:r>
+              <w:rPr>
+                <w:rFonts w:ascii="Times New Roman" w:cs="Times New Roman" w:eastAsia="Times New Roman" w:hAnsi="Times New Roman"/>
+                <w:b/>
+                <w:bCs/>
+                <w:color w:val="FFFFFF"/>
+                <w:sz w:val="18"/>
+                <w:szCs w:val="18"/>
+              </w:rPr>
+              <w:t xml:space="preserve">Domain</w:t>
+            </w:r>
+          </w:p>
+        </w:tc>
+        <w:tc>
+          <w:tcPr>
+            <w:tcW w:type="dxa" w:w="4000"/>
+            <w:tcBorders>
+              <w:top w:val="single" w:color="808080" w:sz="4"/>
+              <w:left w:val="single" w:color="808080" w:sz="4"/>
+              <w:bottom w:val="single" w:color="808080" w:sz="4"/>
+              <w:right w:val="single" w:color="808080" w:sz="4"/>
+            </w:tcBorders>
+            <w:shd w:fill="2F5597" w:color="auto" w:val="clear"/>
+            <w:tcMar>
+              <w:top w:type="dxa" w:w="60"/>
+              <w:left w:type="dxa" w:w="90"/>
+              <w:bottom w:type="dxa" w:w="60"/>
+              <w:right w:type="dxa" w:w="90"/>
+            </w:tcMar>
+            <w:vAlign w:val="top"/>
+          </w:tcPr>
+          <w:p>
+            <w:pPr>
+              <w:spacing w:after="40" w:line="252"/>
+              <w:jc w:val="left"/>
+            </w:pPr>
+            <w:r>
+              <w:rPr>
+                <w:rFonts w:ascii="Times New Roman" w:cs="Times New Roman" w:eastAsia="Times New Roman" w:hAnsi="Times New Roman"/>
+                <w:b/>
+                <w:bCs/>
+                <w:color w:val="FFFFFF"/>
+                <w:sz w:val="18"/>
+                <w:szCs w:val="18"/>
+              </w:rPr>
+              <w:t xml:space="preserve">Skills acquired</w:t>
+            </w:r>
+          </w:p>
+        </w:tc>
+        <w:tc>
+          <w:tcPr>
+            <w:tcW w:type="dxa" w:w="3221"/>
+            <w:tcBorders>
+              <w:top w:val="single" w:color="808080" w:sz="4"/>
+              <w:left w:val="single" w:color="808080" w:sz="4"/>
+              <w:bottom w:val="single" w:color="808080" w:sz="4"/>
+              <w:right w:val="single" w:color="808080" w:sz="4"/>
+            </w:tcBorders>
+            <w:shd w:fill="2F5597" w:color="auto" w:val="clear"/>
+            <w:tcMar>
+              <w:top w:type="dxa" w:w="60"/>
+              <w:left w:type="dxa" w:w="90"/>
+              <w:bottom w:type="dxa" w:w="60"/>
+              <w:right w:type="dxa" w:w="90"/>
+            </w:tcMar>
+            <w:vAlign w:val="top"/>
+          </w:tcPr>
+          <w:p>
+            <w:pPr>
+              <w:spacing w:after="40" w:line="252"/>
+              <w:jc w:val="left"/>
+            </w:pPr>
+            <w:r>
+              <w:rPr>
+                <w:rFonts w:ascii="Times New Roman" w:cs="Times New Roman" w:eastAsia="Times New Roman" w:hAnsi="Times New Roman"/>
+                <w:b/>
+                <w:bCs/>
+                <w:color w:val="FFFFFF"/>
+                <w:sz w:val="18"/>
+                <w:szCs w:val="18"/>
+              </w:rPr>
+              <w:t xml:space="preserve">Illustration in the project</w:t>
+            </w:r>
+          </w:p>
+        </w:tc>
+      </w:tr>
+      <w:tr>
+        <w:trPr>
+          <w:cantSplit w:val="false"/>
+        </w:trPr>
+        <w:tc>
+          <w:tcPr>
+            <w:tcW w:type="dxa" w:w="1900"/>
+            <w:tcBorders>
+              <w:top w:val="single" w:color="808080" w:sz="4"/>
+              <w:left w:val="single" w:color="808080" w:sz="4"/>
+              <w:bottom w:val="single" w:color="808080" w:sz="4"/>
+              <w:right w:val="single" w:color="808080" w:sz="4"/>
+            </w:tcBorders>
+            <w:tcMar>
+              <w:top w:type="dxa" w:w="60"/>
+              <w:left w:type="dxa" w:w="90"/>
+              <w:bottom w:type="dxa" w:w="60"/>
+              <w:right w:type="dxa" w:w="90"/>
+            </w:tcMar>
+            <w:vAlign w:val="top"/>
+          </w:tcPr>
+          <w:p>
+            <w:pPr>
+              <w:spacing w:after="40" w:line="252"/>
+              <w:jc w:val="left"/>
+            </w:pPr>
+            <w:r>
+              <w:rPr>
+                <w:rFonts w:ascii="Times New Roman" w:cs="Times New Roman" w:eastAsia="Times New Roman" w:hAnsi="Times New Roman"/>
+                <w:sz w:val="18"/>
+                <w:szCs w:val="18"/>
+              </w:rPr>
+              <w:t xml:space="preserve">Analysis and design</w:t>
+            </w:r>
+          </w:p>
+        </w:tc>
+        <w:tc>
+          <w:tcPr>
+            <w:tcW w:type="dxa" w:w="4000"/>
+            <w:tcBorders>
+              <w:top w:val="single" w:color="808080" w:sz="4"/>
+              <w:left w:val="single" w:color="808080" w:sz="4"/>
+              <w:bottom w:val="single" w:color="808080" w:sz="4"/>
+              <w:right w:val="single" w:color="808080" w:sz="4"/>
+            </w:tcBorders>
+            <w:tcMar>
+              <w:top w:type="dxa" w:w="60"/>
+              <w:left w:type="dxa" w:w="90"/>
+              <w:bottom w:type="dxa" w:w="60"/>
+              <w:right w:type="dxa" w:w="90"/>
+            </w:tcMar>
+            <w:vAlign w:val="top"/>
+          </w:tcPr>
+          <w:p>
+            <w:pPr>
+              <w:spacing w:after="40" w:line="252"/>
+              <w:jc w:val="left"/>
+            </w:pPr>
+            <w:r>
+              <w:rPr>
+                <w:rFonts w:ascii="Times New Roman" w:cs="Times New Roman" w:eastAsia="Times New Roman" w:hAnsi="Times New Roman"/>
+                <w:sz w:val="18"/>
+                <w:szCs w:val="18"/>
+              </w:rPr>
+              <w:t xml:space="preserve">Writing a brief, user stories and success criteria; documenting architecture and data model before coding</w:t>
+            </w:r>
+          </w:p>
+        </w:tc>
+        <w:tc>
+          <w:tcPr>
+            <w:tcW w:type="dxa" w:w="3221"/>
+            <w:tcBorders>
+              <w:top w:val="single" w:color="808080" w:sz="4"/>
+              <w:left w:val="single" w:color="808080" w:sz="4"/>
+              <w:bottom w:val="single" w:color="808080" w:sz="4"/>
+              <w:right w:val="single" w:color="808080" w:sz="4"/>
+            </w:tcBorders>
+            <w:tcMar>
+              <w:top w:type="dxa" w:w="60"/>
+              <w:left w:type="dxa" w:w="90"/>
+              <w:bottom w:type="dxa" w:w="60"/>
+              <w:right w:type="dxa" w:w="90"/>
+            </w:tcMar>
+            <w:vAlign w:val="top"/>
+          </w:tcPr>
+          <w:p>
+            <w:pPr>
+              <w:spacing w:after="40" w:line="252"/>
+              <w:jc w:val="left"/>
+            </w:pPr>
+            <w:r>
+              <w:rPr>
+                <w:rFonts w:ascii="Times New Roman" w:cs="Times New Roman" w:eastAsia="Times New Roman" w:hAnsi="Times New Roman"/>
+                <w:sz w:val="18"/>
+                <w:szCs w:val="18"/>
+              </w:rPr>
+              <w:t xml:space="preserve">Thirteen reference documents and a decisions log</w:t>
+            </w:r>
+          </w:p>
+        </w:tc>
+      </w:tr>
+      <w:tr>
+        <w:trPr>
+          <w:cantSplit w:val="false"/>
+        </w:trPr>
+        <w:tc>
+          <w:tcPr>
+            <w:tcW w:type="dxa" w:w="1900"/>
+            <w:tcBorders>
+              <w:top w:val="single" w:color="808080" w:sz="4"/>
+              <w:left w:val="single" w:color="808080" w:sz="4"/>
+              <w:bottom w:val="single" w:color="808080" w:sz="4"/>
+              <w:right w:val="single" w:color="808080" w:sz="4"/>
+            </w:tcBorders>
+            <w:tcMar>
+              <w:top w:type="dxa" w:w="60"/>
+              <w:left w:type="dxa" w:w="90"/>
+              <w:bottom w:type="dxa" w:w="60"/>
+              <w:right w:type="dxa" w:w="90"/>
+            </w:tcMar>
+            <w:vAlign w:val="top"/>
+          </w:tcPr>
+          <w:p>
+            <w:pPr>
+              <w:spacing w:after="40" w:line="252"/>
+              <w:jc w:val="left"/>
+            </w:pPr>
+            <w:r>
+              <w:rPr>
+                <w:rFonts w:ascii="Times New Roman" w:cs="Times New Roman" w:eastAsia="Times New Roman" w:hAnsi="Times New Roman"/>
+                <w:sz w:val="18"/>
+                <w:szCs w:val="18"/>
+              </w:rPr>
+              <w:t xml:space="preserve">Data and machine learning</w:t>
+            </w:r>
+          </w:p>
+        </w:tc>
+        <w:tc>
+          <w:tcPr>
+            <w:tcW w:type="dxa" w:w="4000"/>
+            <w:tcBorders>
+              <w:top w:val="single" w:color="808080" w:sz="4"/>
+              <w:left w:val="single" w:color="808080" w:sz="4"/>
+              <w:bottom w:val="single" w:color="808080" w:sz="4"/>
+              <w:right w:val="single" w:color="808080" w:sz="4"/>
+            </w:tcBorders>
+            <w:tcMar>
+              <w:top w:type="dxa" w:w="60"/>
+              <w:left w:type="dxa" w:w="90"/>
+              <w:bottom w:type="dxa" w:w="60"/>
+              <w:right w:type="dxa" w:w="90"/>
+            </w:tcMar>
+            <w:vAlign w:val="top"/>
+          </w:tcPr>
+          <w:p>
+            <w:pPr>
+              <w:spacing w:after="40" w:line="252"/>
+              <w:jc w:val="left"/>
+            </w:pPr>
+            <w:r>
+              <w:rPr>
+                <w:rFonts w:ascii="Times New Roman" w:cs="Times New Roman" w:eastAsia="Times New Roman" w:hAnsi="Times New Roman"/>
+                <w:sz w:val="18"/>
+                <w:szCs w:val="18"/>
+              </w:rPr>
+              <w:t xml:space="preserve">Profiling a dataset, splitting train and test rows, evaluating with R², honesty checks, explaining a model</w:t>
+            </w:r>
+          </w:p>
+        </w:tc>
+        <w:tc>
+          <w:tcPr>
+            <w:tcW w:type="dxa" w:w="3221"/>
+            <w:tcBorders>
+              <w:top w:val="single" w:color="808080" w:sz="4"/>
+              <w:left w:val="single" w:color="808080" w:sz="4"/>
+              <w:bottom w:val="single" w:color="808080" w:sz="4"/>
+              <w:right w:val="single" w:color="808080" w:sz="4"/>
+            </w:tcBorders>
+            <w:tcMar>
+              <w:top w:type="dxa" w:w="60"/>
+              <w:left w:type="dxa" w:w="90"/>
+              <w:bottom w:type="dxa" w:w="60"/>
+              <w:right w:type="dxa" w:w="90"/>
+            </w:tcMar>
+            <w:vAlign w:val="top"/>
+          </w:tcPr>
+          <w:p>
+            <w:pPr>
+              <w:spacing w:after="40" w:line="252"/>
+              <w:jc w:val="left"/>
+            </w:pPr>
+            <w:r>
+              <w:rPr>
+                <w:rFonts w:ascii="Times New Roman" w:cs="Times New Roman" w:eastAsia="Times New Roman" w:hAnsi="Times New Roman"/>
+                <w:sz w:val="18"/>
+                <w:szCs w:val="18"/>
+              </w:rPr>
+              <w:t xml:space="preserve">Three XGBoost models, notebooks, factors and advice</w:t>
+            </w:r>
+          </w:p>
+        </w:tc>
+      </w:tr>
+      <w:tr>
+        <w:trPr>
+          <w:cantSplit w:val="false"/>
+        </w:trPr>
+        <w:tc>
+          <w:tcPr>
+            <w:tcW w:type="dxa" w:w="1900"/>
+            <w:tcBorders>
+              <w:top w:val="single" w:color="808080" w:sz="4"/>
+              <w:left w:val="single" w:color="808080" w:sz="4"/>
+              <w:bottom w:val="single" w:color="808080" w:sz="4"/>
+              <w:right w:val="single" w:color="808080" w:sz="4"/>
+            </w:tcBorders>
+            <w:tcMar>
+              <w:top w:type="dxa" w:w="60"/>
+              <w:left w:type="dxa" w:w="90"/>
+              <w:bottom w:type="dxa" w:w="60"/>
+              <w:right w:type="dxa" w:w="90"/>
+            </w:tcMar>
+            <w:vAlign w:val="top"/>
+          </w:tcPr>
+          <w:p>
+            <w:pPr>
+              <w:spacing w:after="40" w:line="252"/>
+              <w:jc w:val="left"/>
+            </w:pPr>
+            <w:r>
+              <w:rPr>
+                <w:rFonts w:ascii="Times New Roman" w:cs="Times New Roman" w:eastAsia="Times New Roman" w:hAnsi="Times New Roman"/>
+                <w:sz w:val="18"/>
+                <w:szCs w:val="18"/>
+              </w:rPr>
+              <w:t xml:space="preserve">Back-end</w:t>
+            </w:r>
+          </w:p>
+        </w:tc>
+        <w:tc>
+          <w:tcPr>
+            <w:tcW w:type="dxa" w:w="4000"/>
+            <w:tcBorders>
+              <w:top w:val="single" w:color="808080" w:sz="4"/>
+              <w:left w:val="single" w:color="808080" w:sz="4"/>
+              <w:bottom w:val="single" w:color="808080" w:sz="4"/>
+              <w:right w:val="single" w:color="808080" w:sz="4"/>
+            </w:tcBorders>
+            <w:tcMar>
+              <w:top w:type="dxa" w:w="60"/>
+              <w:left w:type="dxa" w:w="90"/>
+              <w:bottom w:type="dxa" w:w="60"/>
+              <w:right w:type="dxa" w:w="90"/>
+            </w:tcMar>
+            <w:vAlign w:val="top"/>
+          </w:tcPr>
+          <w:p>
+            <w:pPr>
+              <w:spacing w:after="40" w:line="252"/>
+              <w:jc w:val="left"/>
+            </w:pPr>
+            <w:r>
+              <w:rPr>
+                <w:rFonts w:ascii="Times New Roman" w:cs="Times New Roman" w:eastAsia="Times New Roman" w:hAnsi="Times New Roman"/>
+                <w:sz w:val="18"/>
+                <w:szCs w:val="18"/>
+              </w:rPr>
+              <w:t xml:space="preserve">Typed REST API, strict validation, error handling, token verification</w:t>
+            </w:r>
+          </w:p>
+        </w:tc>
+        <w:tc>
+          <w:tcPr>
+            <w:tcW w:type="dxa" w:w="3221"/>
+            <w:tcBorders>
+              <w:top w:val="single" w:color="808080" w:sz="4"/>
+              <w:left w:val="single" w:color="808080" w:sz="4"/>
+              <w:bottom w:val="single" w:color="808080" w:sz="4"/>
+              <w:right w:val="single" w:color="808080" w:sz="4"/>
+            </w:tcBorders>
+            <w:tcMar>
+              <w:top w:type="dxa" w:w="60"/>
+              <w:left w:type="dxa" w:w="90"/>
+              <w:bottom w:type="dxa" w:w="60"/>
+              <w:right w:type="dxa" w:w="90"/>
+            </w:tcMar>
+            <w:vAlign w:val="top"/>
+          </w:tcPr>
+          <w:p>
+            <w:pPr>
+              <w:spacing w:after="40" w:line="252"/>
+              <w:jc w:val="left"/>
+            </w:pPr>
+            <w:r>
+              <w:rPr>
+                <w:rFonts w:ascii="Times New Roman" w:cs="Times New Roman" w:eastAsia="Times New Roman" w:hAnsi="Times New Roman"/>
+                <w:sz w:val="18"/>
+                <w:szCs w:val="18"/>
+              </w:rPr>
+              <w:t xml:space="preserve">FastAPI service with standard error format</w:t>
+            </w:r>
+          </w:p>
+        </w:tc>
+      </w:tr>
+      <w:tr>
+        <w:trPr>
+          <w:cantSplit w:val="false"/>
+        </w:trPr>
+        <w:tc>
+          <w:tcPr>
+            <w:tcW w:type="dxa" w:w="1900"/>
+            <w:tcBorders>
+              <w:top w:val="single" w:color="808080" w:sz="4"/>
+              <w:left w:val="single" w:color="808080" w:sz="4"/>
+              <w:bottom w:val="single" w:color="808080" w:sz="4"/>
+              <w:right w:val="single" w:color="808080" w:sz="4"/>
+            </w:tcBorders>
+            <w:tcMar>
+              <w:top w:type="dxa" w:w="60"/>
+              <w:left w:type="dxa" w:w="90"/>
+              <w:bottom w:type="dxa" w:w="60"/>
+              <w:right w:type="dxa" w:w="90"/>
+            </w:tcMar>
+            <w:vAlign w:val="top"/>
+          </w:tcPr>
+          <w:p>
+            <w:pPr>
+              <w:spacing w:after="40" w:line="252"/>
+              <w:jc w:val="left"/>
+            </w:pPr>
+            <w:r>
+              <w:rPr>
+                <w:rFonts w:ascii="Times New Roman" w:cs="Times New Roman" w:eastAsia="Times New Roman" w:hAnsi="Times New Roman"/>
+                <w:sz w:val="18"/>
+                <w:szCs w:val="18"/>
+              </w:rPr>
+              <w:t xml:space="preserve">Front-end</w:t>
+            </w:r>
+          </w:p>
+        </w:tc>
+        <w:tc>
+          <w:tcPr>
+            <w:tcW w:type="dxa" w:w="4000"/>
+            <w:tcBorders>
+              <w:top w:val="single" w:color="808080" w:sz="4"/>
+              <w:left w:val="single" w:color="808080" w:sz="4"/>
+              <w:bottom w:val="single" w:color="808080" w:sz="4"/>
+              <w:right w:val="single" w:color="808080" w:sz="4"/>
+            </w:tcBorders>
+            <w:tcMar>
+              <w:top w:type="dxa" w:w="60"/>
+              <w:left w:type="dxa" w:w="90"/>
+              <w:bottom w:type="dxa" w:w="60"/>
+              <w:right w:type="dxa" w:w="90"/>
+            </w:tcMar>
+            <w:vAlign w:val="top"/>
+          </w:tcPr>
+          <w:p>
+            <w:pPr>
+              <w:spacing w:after="40" w:line="252"/>
+              <w:jc w:val="left"/>
+            </w:pPr>
+            <w:r>
+              <w:rPr>
+                <w:rFonts w:ascii="Times New Roman" w:cs="Times New Roman" w:eastAsia="Times New Roman" w:hAnsi="Times New Roman"/>
+                <w:sz w:val="18"/>
+                <w:szCs w:val="18"/>
+              </w:rPr>
+              <w:t xml:space="preserve">Forms with schema validation, charts, role-based navigation, accessibility of labels</w:t>
+            </w:r>
+          </w:p>
+        </w:tc>
+        <w:tc>
+          <w:tcPr>
+            <w:tcW w:type="dxa" w:w="3221"/>
+            <w:tcBorders>
+              <w:top w:val="single" w:color="808080" w:sz="4"/>
+              <w:left w:val="single" w:color="808080" w:sz="4"/>
+              <w:bottom w:val="single" w:color="808080" w:sz="4"/>
+              <w:right w:val="single" w:color="808080" w:sz="4"/>
+            </w:tcBorders>
+            <w:tcMar>
+              <w:top w:type="dxa" w:w="60"/>
+              <w:left w:type="dxa" w:w="90"/>
+              <w:bottom w:type="dxa" w:w="60"/>
+              <w:right w:type="dxa" w:w="90"/>
+            </w:tcMar>
+            <w:vAlign w:val="top"/>
+          </w:tcPr>
+          <w:p>
+            <w:pPr>
+              <w:spacing w:after="40" w:line="252"/>
+              <w:jc w:val="left"/>
+            </w:pPr>
+            <w:r>
+              <w:rPr>
+                <w:rFonts w:ascii="Times New Roman" w:cs="Times New Roman" w:eastAsia="Times New Roman" w:hAnsi="Times New Roman"/>
+                <w:sz w:val="18"/>
+                <w:szCs w:val="18"/>
+              </w:rPr>
+              <w:t xml:space="preserve">Next.js interface following the prototype</w:t>
+            </w:r>
+          </w:p>
+        </w:tc>
+      </w:tr>
+      <w:tr>
+        <w:trPr>
+          <w:cantSplit w:val="false"/>
+        </w:trPr>
+        <w:tc>
+          <w:tcPr>
+            <w:tcW w:type="dxa" w:w="1900"/>
+            <w:tcBorders>
+              <w:top w:val="single" w:color="808080" w:sz="4"/>
+              <w:left w:val="single" w:color="808080" w:sz="4"/>
+              <w:bottom w:val="single" w:color="808080" w:sz="4"/>
+              <w:right w:val="single" w:color="808080" w:sz="4"/>
+            </w:tcBorders>
+            <w:tcMar>
+              <w:top w:type="dxa" w:w="60"/>
+              <w:left w:type="dxa" w:w="90"/>
+              <w:bottom w:type="dxa" w:w="60"/>
+              <w:right w:type="dxa" w:w="90"/>
+            </w:tcMar>
+            <w:vAlign w:val="top"/>
+          </w:tcPr>
+          <w:p>
+            <w:pPr>
+              <w:spacing w:after="40" w:line="252"/>
+              <w:jc w:val="left"/>
+            </w:pPr>
+            <w:r>
+              <w:rPr>
+                <w:rFonts w:ascii="Times New Roman" w:cs="Times New Roman" w:eastAsia="Times New Roman" w:hAnsi="Times New Roman"/>
+                <w:sz w:val="18"/>
+                <w:szCs w:val="18"/>
+              </w:rPr>
+              <w:t xml:space="preserve">Databases and security</w:t>
+            </w:r>
+          </w:p>
+        </w:tc>
+        <w:tc>
+          <w:tcPr>
+            <w:tcW w:type="dxa" w:w="4000"/>
+            <w:tcBorders>
+              <w:top w:val="single" w:color="808080" w:sz="4"/>
+              <w:left w:val="single" w:color="808080" w:sz="4"/>
+              <w:bottom w:val="single" w:color="808080" w:sz="4"/>
+              <w:right w:val="single" w:color="808080" w:sz="4"/>
+            </w:tcBorders>
+            <w:tcMar>
+              <w:top w:type="dxa" w:w="60"/>
+              <w:left w:type="dxa" w:w="90"/>
+              <w:bottom w:type="dxa" w:w="60"/>
+              <w:right w:type="dxa" w:w="90"/>
+            </w:tcMar>
+            <w:vAlign w:val="top"/>
+          </w:tcPr>
+          <w:p>
+            <w:pPr>
+              <w:spacing w:after="40" w:line="252"/>
+              <w:jc w:val="left"/>
+            </w:pPr>
+            <w:r>
+              <w:rPr>
+                <w:rFonts w:ascii="Times New Roman" w:cs="Times New Roman" w:eastAsia="Times New Roman" w:hAnsi="Times New Roman"/>
+                <w:sz w:val="18"/>
+                <w:szCs w:val="18"/>
+              </w:rPr>
+              <w:t xml:space="preserve">Migrations, row-level security, pgTAP tests, audit log</w:t>
+            </w:r>
+          </w:p>
+        </w:tc>
+        <w:tc>
+          <w:tcPr>
+            <w:tcW w:type="dxa" w:w="3221"/>
+            <w:tcBorders>
+              <w:top w:val="single" w:color="808080" w:sz="4"/>
+              <w:left w:val="single" w:color="808080" w:sz="4"/>
+              <w:bottom w:val="single" w:color="808080" w:sz="4"/>
+              <w:right w:val="single" w:color="808080" w:sz="4"/>
+            </w:tcBorders>
+            <w:tcMar>
+              <w:top w:type="dxa" w:w="60"/>
+              <w:left w:type="dxa" w:w="90"/>
+              <w:bottom w:type="dxa" w:w="60"/>
+              <w:right w:type="dxa" w:w="90"/>
+            </w:tcMar>
+            <w:vAlign w:val="top"/>
+          </w:tcPr>
+          <w:p>
+            <w:pPr>
+              <w:spacing w:after="40" w:line="252"/>
+              <w:jc w:val="left"/>
+            </w:pPr>
+            <w:r>
+              <w:rPr>
+                <w:rFonts w:ascii="Times New Roman" w:cs="Times New Roman" w:eastAsia="Times New Roman" w:hAnsi="Times New Roman"/>
+                <w:sz w:val="18"/>
+                <w:szCs w:val="18"/>
+              </w:rPr>
+              <w:t xml:space="preserve">Six tables, each with positive and negative policy tests</w:t>
+            </w:r>
+          </w:p>
+        </w:tc>
+      </w:tr>
+      <w:tr>
+        <w:trPr>
+          <w:cantSplit w:val="false"/>
+        </w:trPr>
+        <w:tc>
+          <w:tcPr>
+            <w:tcW w:type="dxa" w:w="1900"/>
+            <w:tcBorders>
+              <w:top w:val="single" w:color="808080" w:sz="4"/>
+              <w:left w:val="single" w:color="808080" w:sz="4"/>
+              <w:bottom w:val="single" w:color="808080" w:sz="4"/>
+              <w:right w:val="single" w:color="808080" w:sz="4"/>
+            </w:tcBorders>
+            <w:tcMar>
+              <w:top w:type="dxa" w:w="60"/>
+              <w:left w:type="dxa" w:w="90"/>
+              <w:bottom w:type="dxa" w:w="60"/>
+              <w:right w:type="dxa" w:w="90"/>
+            </w:tcMar>
+            <w:vAlign w:val="top"/>
+          </w:tcPr>
+          <w:p>
+            <w:pPr>
+              <w:spacing w:after="40" w:line="252"/>
+              <w:jc w:val="left"/>
+            </w:pPr>
+            <w:r>
+              <w:rPr>
+                <w:rFonts w:ascii="Times New Roman" w:cs="Times New Roman" w:eastAsia="Times New Roman" w:hAnsi="Times New Roman"/>
+                <w:sz w:val="18"/>
+                <w:szCs w:val="18"/>
+              </w:rPr>
+              <w:t xml:space="preserve">DevOps</w:t>
+            </w:r>
+          </w:p>
+        </w:tc>
+        <w:tc>
+          <w:tcPr>
+            <w:tcW w:type="dxa" w:w="4000"/>
+            <w:tcBorders>
+              <w:top w:val="single" w:color="808080" w:sz="4"/>
+              <w:left w:val="single" w:color="808080" w:sz="4"/>
+              <w:bottom w:val="single" w:color="808080" w:sz="4"/>
+              <w:right w:val="single" w:color="808080" w:sz="4"/>
+            </w:tcBorders>
+            <w:tcMar>
+              <w:top w:type="dxa" w:w="60"/>
+              <w:left w:type="dxa" w:w="90"/>
+              <w:bottom w:type="dxa" w:w="60"/>
+              <w:right w:type="dxa" w:w="90"/>
+            </w:tcMar>
+            <w:vAlign w:val="top"/>
+          </w:tcPr>
+          <w:p>
+            <w:pPr>
+              <w:spacing w:after="40" w:line="252"/>
+              <w:jc w:val="left"/>
+            </w:pPr>
+            <w:r>
+              <w:rPr>
+                <w:rFonts w:ascii="Times New Roman" w:cs="Times New Roman" w:eastAsia="Times New Roman" w:hAnsi="Times New Roman"/>
+                <w:sz w:val="18"/>
+                <w:szCs w:val="18"/>
+              </w:rPr>
+              <w:t xml:space="preserve">Containers, Compose, reproducible environments, secret management</w:t>
+            </w:r>
+          </w:p>
+        </w:tc>
+        <w:tc>
+          <w:tcPr>
+            <w:tcW w:type="dxa" w:w="3221"/>
+            <w:tcBorders>
+              <w:top w:val="single" w:color="808080" w:sz="4"/>
+              <w:left w:val="single" w:color="808080" w:sz="4"/>
+              <w:bottom w:val="single" w:color="808080" w:sz="4"/>
+              <w:right w:val="single" w:color="808080" w:sz="4"/>
+            </w:tcBorders>
+            <w:tcMar>
+              <w:top w:type="dxa" w:w="60"/>
+              <w:left w:type="dxa" w:w="90"/>
+              <w:bottom w:type="dxa" w:w="60"/>
+              <w:right w:type="dxa" w:w="90"/>
+            </w:tcMar>
+            <w:vAlign w:val="top"/>
+          </w:tcPr>
+          <w:p>
+            <w:pPr>
+              <w:spacing w:after="40" w:line="252"/>
+              <w:jc w:val="left"/>
+            </w:pPr>
+            <w:r>
+              <w:rPr>
+                <w:rFonts w:ascii="Times New Roman" w:cs="Times New Roman" w:eastAsia="Times New Roman" w:hAnsi="Times New Roman"/>
+                <w:sz w:val="18"/>
+                <w:szCs w:val="18"/>
+              </w:rPr>
+              <w:t xml:space="preserve">One-command demonstration, closed list for the service key</w:t>
+            </w:r>
+          </w:p>
+        </w:tc>
+      </w:tr>
+      <w:tr>
+        <w:trPr>
+          <w:cantSplit w:val="false"/>
+        </w:trPr>
+        <w:tc>
+          <w:tcPr>
+            <w:tcW w:type="dxa" w:w="1900"/>
+            <w:tcBorders>
+              <w:top w:val="single" w:color="808080" w:sz="4"/>
+              <w:left w:val="single" w:color="808080" w:sz="4"/>
+              <w:bottom w:val="single" w:color="808080" w:sz="4"/>
+              <w:right w:val="single" w:color="808080" w:sz="4"/>
+            </w:tcBorders>
+            <w:tcMar>
+              <w:top w:type="dxa" w:w="60"/>
+              <w:left w:type="dxa" w:w="90"/>
+              <w:bottom w:type="dxa" w:w="60"/>
+              <w:right w:type="dxa" w:w="90"/>
+            </w:tcMar>
+            <w:vAlign w:val="top"/>
+          </w:tcPr>
+          <w:p>
+            <w:pPr>
+              <w:spacing w:after="40" w:line="252"/>
+              <w:jc w:val="left"/>
+            </w:pPr>
+            <w:r>
+              <w:rPr>
+                <w:rFonts w:ascii="Times New Roman" w:cs="Times New Roman" w:eastAsia="Times New Roman" w:hAnsi="Times New Roman"/>
+                <w:sz w:val="18"/>
+                <w:szCs w:val="18"/>
+              </w:rPr>
+              <w:t xml:space="preserve">Quality</w:t>
+            </w:r>
+          </w:p>
+        </w:tc>
+        <w:tc>
+          <w:tcPr>
+            <w:tcW w:type="dxa" w:w="4000"/>
+            <w:tcBorders>
+              <w:top w:val="single" w:color="808080" w:sz="4"/>
+              <w:left w:val="single" w:color="808080" w:sz="4"/>
+              <w:bottom w:val="single" w:color="808080" w:sz="4"/>
+              <w:right w:val="single" w:color="808080" w:sz="4"/>
+            </w:tcBorders>
+            <w:tcMar>
+              <w:top w:type="dxa" w:w="60"/>
+              <w:left w:type="dxa" w:w="90"/>
+              <w:bottom w:type="dxa" w:w="60"/>
+              <w:right w:type="dxa" w:w="90"/>
+            </w:tcMar>
+            <w:vAlign w:val="top"/>
+          </w:tcPr>
+          <w:p>
+            <w:pPr>
+              <w:spacing w:after="40" w:line="252"/>
+              <w:jc w:val="left"/>
+            </w:pPr>
+            <w:r>
+              <w:rPr>
+                <w:rFonts w:ascii="Times New Roman" w:cs="Times New Roman" w:eastAsia="Times New Roman" w:hAnsi="Times New Roman"/>
+                <w:sz w:val="18"/>
+                <w:szCs w:val="18"/>
+              </w:rPr>
+              <w:t xml:space="preserve">Test-driven development, unit, integration and end-to-end tests</w:t>
+            </w:r>
+          </w:p>
+        </w:tc>
+        <w:tc>
+          <w:tcPr>
+            <w:tcW w:type="dxa" w:w="3221"/>
+            <w:tcBorders>
+              <w:top w:val="single" w:color="808080" w:sz="4"/>
+              <w:left w:val="single" w:color="808080" w:sz="4"/>
+              <w:bottom w:val="single" w:color="808080" w:sz="4"/>
+              <w:right w:val="single" w:color="808080" w:sz="4"/>
+            </w:tcBorders>
+            <w:tcMar>
+              <w:top w:type="dxa" w:w="60"/>
+              <w:left w:type="dxa" w:w="90"/>
+              <w:bottom w:type="dxa" w:w="60"/>
+              <w:right w:type="dxa" w:w="90"/>
+            </w:tcMar>
+            <w:vAlign w:val="top"/>
+          </w:tcPr>
+          <w:p>
+            <w:pPr>
+              <w:spacing w:after="40" w:line="252"/>
+              <w:jc w:val="left"/>
+            </w:pPr>
+            <w:r>
+              <w:rPr>
+                <w:rFonts w:ascii="Times New Roman" w:cs="Times New Roman" w:eastAsia="Times New Roman" w:hAnsi="Times New Roman"/>
+                <w:sz w:val="18"/>
+                <w:szCs w:val="18"/>
+              </w:rPr>
+              <w:t xml:space="preserve">Several hundred automated tests</w:t>
+            </w:r>
+          </w:p>
+        </w:tc>
+      </w:tr>
+      <w:tr>
+        <w:trPr>
+          <w:cantSplit w:val="false"/>
+        </w:trPr>
+        <w:tc>
+          <w:tcPr>
+            <w:tcW w:type="dxa" w:w="1900"/>
+            <w:tcBorders>
+              <w:top w:val="single" w:color="808080" w:sz="4"/>
+              <w:left w:val="single" w:color="808080" w:sz="4"/>
+              <w:bottom w:val="single" w:color="808080" w:sz="4"/>
+              <w:right w:val="single" w:color="808080" w:sz="4"/>
+            </w:tcBorders>
+            <w:tcMar>
+              <w:top w:type="dxa" w:w="60"/>
+              <w:left w:type="dxa" w:w="90"/>
+              <w:bottom w:type="dxa" w:w="60"/>
+              <w:right w:type="dxa" w:w="90"/>
+            </w:tcMar>
+            <w:vAlign w:val="top"/>
+          </w:tcPr>
+          <w:p>
+            <w:pPr>
+              <w:spacing w:after="40" w:line="252"/>
+              <w:jc w:val="left"/>
+            </w:pPr>
+            <w:r>
+              <w:rPr>
+                <w:rFonts w:ascii="Times New Roman" w:cs="Times New Roman" w:eastAsia="Times New Roman" w:hAnsi="Times New Roman"/>
+                <w:sz w:val="18"/>
+                <w:szCs w:val="18"/>
+              </w:rPr>
+              <w:t xml:space="preserve">Professional</w:t>
+            </w:r>
+          </w:p>
+        </w:tc>
+        <w:tc>
+          <w:tcPr>
+            <w:tcW w:type="dxa" w:w="4000"/>
+            <w:tcBorders>
+              <w:top w:val="single" w:color="808080" w:sz="4"/>
+              <w:left w:val="single" w:color="808080" w:sz="4"/>
+              <w:bottom w:val="single" w:color="808080" w:sz="4"/>
+              <w:right w:val="single" w:color="808080" w:sz="4"/>
+            </w:tcBorders>
+            <w:tcMar>
+              <w:top w:type="dxa" w:w="60"/>
+              <w:left w:type="dxa" w:w="90"/>
+              <w:bottom w:type="dxa" w:w="60"/>
+              <w:right w:type="dxa" w:w="90"/>
+            </w:tcMar>
+            <w:vAlign w:val="top"/>
+          </w:tcPr>
+          <w:p>
+            <w:pPr>
+              <w:spacing w:after="40" w:line="252"/>
+              <w:jc w:val="left"/>
+            </w:pPr>
+            <w:r>
+              <w:rPr>
+                <w:rFonts w:ascii="Times New Roman" w:cs="Times New Roman" w:eastAsia="Times New Roman" w:hAnsi="Times New Roman"/>
+                <w:sz w:val="18"/>
+                <w:szCs w:val="18"/>
+              </w:rPr>
+              <w:t xml:space="preserve">Time management, written communication, honest reporting of limits</w:t>
+            </w:r>
+          </w:p>
+        </w:tc>
+        <w:tc>
+          <w:tcPr>
+            <w:tcW w:type="dxa" w:w="3221"/>
+            <w:tcBorders>
+              <w:top w:val="single" w:color="808080" w:sz="4"/>
+              <w:left w:val="single" w:color="808080" w:sz="4"/>
+              <w:bottom w:val="single" w:color="808080" w:sz="4"/>
+              <w:right w:val="single" w:color="808080" w:sz="4"/>
+            </w:tcBorders>
+            <w:tcMar>
+              <w:top w:type="dxa" w:w="60"/>
+              <w:left w:type="dxa" w:w="90"/>
+              <w:bottom w:type="dxa" w:w="60"/>
+              <w:right w:type="dxa" w:w="90"/>
+            </w:tcMar>
+            <w:vAlign w:val="top"/>
+          </w:tcPr>
+          <w:p>
+            <w:pPr>
+              <w:spacing w:after="40" w:line="252"/>
+              <w:jc w:val="left"/>
+            </w:pPr>
+            <w:r>
+              <w:rPr>
+                <w:rFonts w:ascii="Times New Roman" w:cs="Times New Roman" w:eastAsia="Times New Roman" w:hAnsi="Times New Roman"/>
+                <w:sz w:val="18"/>
+                <w:szCs w:val="18"/>
+              </w:rPr>
+              <w:t xml:space="preserve">Roadmap, decisions log, final report</w:t>
+            </w:r>
+          </w:p>
+        </w:tc>
+      </w:tr>
+    </w:tbl>
+    <w:p>
+      <w:pPr>
+        <w:spacing w:after="200" w:before="80"/>
+        <w:jc w:val="center"/>
+      </w:pPr>
+      <w:r>
+        <w:rPr>
+          <w:rFonts w:ascii="Times New Roman" w:cs="Times New Roman" w:eastAsia="Times New Roman" w:hAnsi="Times New Roman"/>
+          <w:i/>
+          <w:iCs/>
+          <w:color w:val="1F3864"/>
+          <w:sz w:val="20"/>
+          <w:szCs w:val="20"/>
+        </w:rPr>
+        <w:t xml:space="preserve">Table 2: Skills acquired during the internship</w:t>
       </w:r>
     </w:p>
     <w:p>
@@ -7669,19 +8907,7 @@
         <w:rPr>
           <w:rFonts w:ascii="Times New Roman" w:cs="Times New Roman" w:eastAsia="Times New Roman" w:hAnsi="Times New Roman"/>
         </w:rPr>
-        <w:t xml:space="preserve">The topic combines several fields studied during the training — databases, web development, software security, machine learning and deployment with containers — in a single realistic product, built for a real user who is not a developer. It also forces to deal with the real difficulties of data projects: scarce or synthetic data, honest evaluation of a model, explanation of its outputs and protection of users' data.</w:t>
-      </w:r>
-    </w:p>
-    <w:p>
-      <w:pPr>
-        <w:spacing w:after="120" w:before="0" w:line="276"/>
-        <w:jc w:val="both"/>
-      </w:pPr>
-      <w:r>
-        <w:rPr>
-          <w:rFonts w:ascii="Times New Roman" w:cs="Times New Roman" w:eastAsia="Times New Roman" w:hAnsi="Times New Roman"/>
-        </w:rPr>
-        <w:t xml:space="preserve">The chosen topic is therefore: </w:t>
+        <w:t xml:space="preserve">The main </w:t>
       </w:r>
       <w:r>
         <w:rPr>
@@ -7689,150 +8915,13 @@
           <w:b/>
           <w:bCs/>
         </w:rPr>
-        <w:t xml:space="preserve">Development of an advertising campaign performance prediction tool for Soro Nua Agency (Soro Nua Campaign Predictor)</w:t>
-      </w:r>
-      <w:r>
-        <w:rPr>
-          <w:rFonts w:ascii="Times New Roman" w:cs="Times New Roman" w:eastAsia="Times New Roman" w:hAnsi="Times New Roman"/>
-        </w:rPr>
-        <w:t xml:space="preserve">.</w:t>
-      </w:r>
-    </w:p>
-    <w:p>
-      <w:pPr>
-        <w:pStyle w:val="Heading1"/>
-        <w:pageBreakBefore/>
-        <w:spacing w:after="200" w:before="0"/>
-        <w:jc w:val="center"/>
-      </w:pPr>
-      <w:r>
-        <w:rPr>
-          <w:rFonts w:ascii="Times New Roman" w:cs="Times New Roman" w:eastAsia="Times New Roman" w:hAnsi="Times New Roman"/>
-          <w:b/>
-          <w:bCs/>
-          <w:color w:val="000000"/>
-          <w:sz w:val="28"/>
-          <w:szCs w:val="28"/>
-        </w:rPr>
-        <w:t xml:space="preserve">CHAPTER 2</w:t>
-      </w:r>
-    </w:p>
-    <w:p>
-      <w:pPr>
-        <w:spacing w:after="200" w:before="120"/>
-        <w:jc w:val="center"/>
-      </w:pPr>
-      <w:r>
-        <w:rPr>
-          <w:rFonts w:ascii="Times New Roman" w:cs="Times New Roman" w:eastAsia="Times New Roman" w:hAnsi="Times New Roman"/>
-          <w:b/>
-          <w:bCs/>
-          <w:sz w:val="26"/>
-          <w:szCs w:val="26"/>
-        </w:rPr>
-        <w:t xml:space="preserve">OVERVIEW AND GENERALITIES ON THE TOPIC</w:t>
-      </w:r>
-    </w:p>
-    <w:p>
-      <w:pPr>
-        <w:pStyle w:val="Heading2"/>
-        <w:keepNext/>
-        <w:spacing w:after="120" w:before="240"/>
-      </w:pPr>
-      <w:r>
-        <w:rPr>
-          <w:rFonts w:ascii="Times New Roman" w:cs="Times New Roman" w:eastAsia="Times New Roman" w:hAnsi="Times New Roman"/>
-          <w:b/>
-          <w:bCs/>
-          <w:color w:val="000000"/>
-          <w:sz w:val="26"/>
-          <w:szCs w:val="26"/>
-        </w:rPr>
-        <w:t xml:space="preserve">INTRODUCTION</w:t>
-      </w:r>
-    </w:p>
-    <w:p>
-      <w:pPr>
-        <w:spacing w:after="120" w:before="0" w:line="276"/>
-        <w:jc w:val="both"/>
-      </w:pPr>
-      <w:r>
-        <w:rPr>
-          <w:rFonts w:ascii="Times New Roman" w:cs="Times New Roman" w:eastAsia="Times New Roman" w:hAnsi="Times New Roman"/>
-        </w:rPr>
-        <w:t xml:space="preserve">The project rests on three pillars: the </w:t>
-      </w:r>
-      <w:r>
-        <w:rPr>
-          <w:rFonts w:ascii="Times New Roman" w:cs="Times New Roman" w:eastAsia="Times New Roman" w:hAnsi="Times New Roman"/>
-          <w:b/>
-          <w:bCs/>
-        </w:rPr>
-        <w:t xml:space="preserve">description of a campaign</w:t>
-      </w:r>
-      <w:r>
-        <w:rPr>
-          <w:rFonts w:ascii="Times New Roman" w:cs="Times New Roman" w:eastAsia="Times New Roman" w:hAnsi="Times New Roman"/>
-        </w:rPr>
-        <w:t xml:space="preserve"> by the user, the </w:t>
-      </w:r>
-      <w:r>
-        <w:rPr>
-          <w:rFonts w:ascii="Times New Roman" w:cs="Times New Roman" w:eastAsia="Times New Roman" w:hAnsi="Times New Roman"/>
-          <w:b/>
-          <w:bCs/>
-        </w:rPr>
-        <w:t xml:space="preserve">prediction</w:t>
-      </w:r>
-      <w:r>
-        <w:rPr>
-          <w:rFonts w:ascii="Times New Roman" w:cs="Times New Roman" w:eastAsia="Times New Roman" w:hAnsi="Times New Roman"/>
-        </w:rPr>
-        <w:t xml:space="preserve"> of its results by a model learned from past campaigns, and the </w:t>
-      </w:r>
-      <w:r>
-        <w:rPr>
-          <w:rFonts w:ascii="Times New Roman" w:cs="Times New Roman" w:eastAsia="Times New Roman" w:hAnsi="Times New Roman"/>
-          <w:b/>
-          <w:bCs/>
-        </w:rPr>
-        <w:t xml:space="preserve">explanation and advice</w:t>
-      </w:r>
-      <w:r>
-        <w:rPr>
-          <w:rFonts w:ascii="Times New Roman" w:cs="Times New Roman" w:eastAsia="Times New Roman" w:hAnsi="Times New Roman"/>
-        </w:rPr>
-        <w:t xml:space="preserve"> that make these predictions usable. Before presenting the solution, this chapter explains the problem, the relevance of the topic, the existing approaches and the basic concepts needed to understand the rest of the report.</w:t>
-      </w:r>
-    </w:p>
-    <w:p>
-      <w:pPr>
-        <w:pStyle w:val="Heading2"/>
-        <w:keepNext/>
-        <w:spacing w:after="120" w:before="240"/>
-      </w:pPr>
-      <w:r>
-        <w:rPr>
-          <w:rFonts w:ascii="Times New Roman" w:cs="Times New Roman" w:eastAsia="Times New Roman" w:hAnsi="Times New Roman"/>
-          <w:b/>
-          <w:bCs/>
-          <w:color w:val="000000"/>
-          <w:sz w:val="26"/>
-          <w:szCs w:val="26"/>
-        </w:rPr>
-        <w:t xml:space="preserve">1. PROBLEM CONTEXT AND BACKGROUND</w:t>
-      </w:r>
-    </w:p>
-    <w:p>
-      <w:pPr>
-        <w:spacing w:after="120" w:before="0" w:line="276"/>
-        <w:jc w:val="both"/>
-      </w:pPr>
-      <w:r>
-        <w:rPr>
-          <w:rFonts w:ascii="Times New Roman" w:cs="Times New Roman" w:eastAsia="Times New Roman" w:hAnsi="Times New Roman"/>
-        </w:rPr>
-        <w:t xml:space="preserve">At Soro Nua Agency, online advertising campaigns are planned from the experience of the team or from assumptions. When the budget, the channel, the campaign type and the target audience are chosen, nobody can know in advance what results the campaign will produce. Three limits follow:</w:t>
+        <w:t xml:space="preserve">challenges</w:t>
+      </w:r>
+      <w:r>
+        <w:rPr>
+          <w:rFonts w:ascii="Times New Roman" w:cs="Times New Roman" w:eastAsia="Times New Roman" w:hAnsi="Times New Roman"/>
+        </w:rPr>
+        <w:t xml:space="preserve"> and the way they were solved were:</w:t>
       </w:r>
     </w:p>
     <w:p>
@@ -7851,13 +8940,13 @@
           <w:b/>
           <w:bCs/>
         </w:rPr>
-        <w:t xml:space="preserve">Experience and intuition do not give a numerical or verifiable answer.</w:t>
-      </w:r>
-      <w:r>
-        <w:rPr>
-          <w:rFonts w:ascii="Times New Roman" w:cs="Times New Roman" w:eastAsia="Times New Roman" w:hAnsi="Times New Roman"/>
-        </w:rPr>
-        <w:t xml:space="preserve"> They do not say how many clicks, conversions or visits to expect.</w:t>
+        <w:t xml:space="preserve">Synthetic data without signal.</w:t>
+      </w:r>
+      <w:r>
+        <w:rPr>
+          <w:rFonts w:ascii="Times New Roman" w:cs="Times New Roman" w:eastAsia="Times New Roman" w:hAnsi="Times New Roman"/>
+        </w:rPr>
+        <w:t xml:space="preserve"> The starting dataset cannot teach a useful relation. The solution was to measure and display the reliability transparently, to keep a banner warning and to prepare the import of real data.</w:t>
       </w:r>
     </w:p>
     <w:p>
@@ -7876,13 +8965,13 @@
           <w:b/>
           <w:bCs/>
         </w:rPr>
-        <w:t xml:space="preserve">Real results arrive after the fact.</w:t>
-      </w:r>
-      <w:r>
-        <w:rPr>
-          <w:rFonts w:ascii="Times New Roman" w:cs="Times New Roman" w:eastAsia="Times New Roman" w:hAnsi="Times New Roman"/>
-        </w:rPr>
-        <w:t xml:space="preserve"> One learns whether the choices were good only when the campaign has run and the budget is spent.</w:t>
+        <w:t xml:space="preserve">Protecting users’ data.</w:t>
+      </w:r>
+      <w:r>
+        <w:rPr>
+          <w:rFonts w:ascii="Times New Roman" w:cs="Times New Roman" w:eastAsia="Times New Roman" w:hAnsi="Times New Roman"/>
+        </w:rPr>
+        <w:t xml:space="preserve"> Rather than checking rights only in the code, the rules were pushed into the database with row-level security and tested with positive and negative cases.</w:t>
       </w:r>
     </w:p>
     <w:p>
@@ -7901,55 +8990,13 @@
           <w:b/>
           <w:bCs/>
         </w:rPr>
-        <w:t xml:space="preserve">The agency has no data of its own yet.</w:t>
-      </w:r>
-      <w:r>
-        <w:rPr>
-          <w:rFonts w:ascii="Times New Roman" w:cs="Times New Roman" w:eastAsia="Times New Roman" w:hAnsi="Times New Roman"/>
-        </w:rPr>
-        <w:t xml:space="preserve"> It has no numerical base on which to rest its decisions.</w:t>
-      </w:r>
-    </w:p>
-    <w:p>
-      <w:pPr>
-        <w:spacing w:after="120" w:before="0" w:line="276"/>
-        <w:jc w:val="both"/>
-      </w:pPr>
-      <w:r>
-        <w:rPr>
-          <w:rFonts w:ascii="Times New Roman" w:cs="Times New Roman" w:eastAsia="Times New Roman" w:hAnsi="Times New Roman"/>
-        </w:rPr>
-        <w:t xml:space="preserve">The product must therefore estimate three figures for a described campaign — the click-through rate, the conversion rate and the number of website visits —, deduce an expected performance level, show what influences the figures and advise on what to change.</w:t>
-      </w:r>
-    </w:p>
-    <w:p>
-      <w:pPr>
-        <w:pStyle w:val="Heading2"/>
-        <w:keepNext/>
-        <w:spacing w:after="120" w:before="240"/>
-      </w:pPr>
-      <w:r>
-        <w:rPr>
-          <w:rFonts w:ascii="Times New Roman" w:cs="Times New Roman" w:eastAsia="Times New Roman" w:hAnsi="Times New Roman"/>
-          <w:b/>
-          <w:bCs/>
-          <w:color w:val="000000"/>
-          <w:sz w:val="26"/>
-          <w:szCs w:val="26"/>
-        </w:rPr>
-        <w:t xml:space="preserve">2. RELEVANCE AND MOTIVATION</w:t>
-      </w:r>
-    </w:p>
-    <w:p>
-      <w:pPr>
-        <w:spacing w:after="120" w:before="0" w:line="276"/>
-        <w:jc w:val="both"/>
-      </w:pPr>
-      <w:r>
-        <w:rPr>
-          <w:rFonts w:ascii="Times New Roman" w:cs="Times New Roman" w:eastAsia="Times New Roman" w:hAnsi="Times New Roman"/>
-        </w:rPr>
-        <w:t xml:space="preserve">Small and medium agencies rarely have a data-science team. A simple, internal and explainable tool gives them:</w:t>
+        <w:t xml:space="preserve">Reproducibility.</w:t>
+      </w:r>
+      <w:r>
+        <w:rPr>
+          <w:rFonts w:ascii="Times New Roman" w:cs="Times New Roman" w:eastAsia="Times New Roman" w:hAnsi="Times New Roman"/>
+        </w:rPr>
+        <w:t xml:space="preserve"> Running everything in containers through a Makefile removed the “it works on my machine” problem.</w:t>
       </w:r>
     </w:p>
     <w:p>
@@ -7965,22 +9012,221 @@
       <w:r>
         <w:rPr>
           <w:rFonts w:ascii="Times New Roman" w:cs="Times New Roman" w:eastAsia="Times New Roman" w:hAnsi="Times New Roman"/>
-        </w:rPr>
-        <w:t xml:space="preserve">a numerical estimate </w:t>
-      </w:r>
-      <w:r>
-        <w:rPr>
-          <w:rFonts w:ascii="Times New Roman" w:cs="Times New Roman" w:eastAsia="Times New Roman" w:hAnsi="Times New Roman"/>
           <w:b/>
           <w:bCs/>
         </w:rPr>
-        <w:t xml:space="preserve">before</w:t>
-      </w:r>
-      <w:r>
-        <w:rPr>
-          <w:rFonts w:ascii="Times New Roman" w:cs="Times New Roman" w:eastAsia="Times New Roman" w:hAnsi="Times New Roman"/>
-        </w:rPr>
-        <w:t xml:space="preserve"> spending the budget;</w:t>
+        <w:t xml:space="preserve">Explaining the results to non-developers.</w:t>
+      </w:r>
+      <w:r>
+        <w:rPr>
+          <w:rFonts w:ascii="Times New Roman" w:cs="Times New Roman" w:eastAsia="Times New Roman" w:hAnsi="Times New Roman"/>
+        </w:rPr>
+        <w:t xml:space="preserve"> Notes out of 100, three levels, factors with arrows and plain-English messages replaced technical metrics in the interface.</w:t>
+      </w:r>
+    </w:p>
+    <w:p>
+      <w:pPr>
+        <w:pStyle w:val="Heading2"/>
+        <w:keepNext/>
+        <w:spacing w:after="120" w:before="240"/>
+      </w:pPr>
+      <w:r>
+        <w:rPr>
+          <w:rFonts w:ascii="Times New Roman" w:cs="Times New Roman" w:eastAsia="Times New Roman" w:hAnsi="Times New Roman"/>
+          <w:b/>
+          <w:bCs/>
+          <w:color w:val="000000"/>
+          <w:sz w:val="26"/>
+          <w:szCs w:val="26"/>
+        </w:rPr>
+        <w:t xml:space="preserve">3. CHOICE AND JUSTIFICATION OF THE RESEARCH TOPIC</w:t>
+      </w:r>
+    </w:p>
+    <w:p>
+      <w:pPr>
+        <w:spacing w:after="120" w:before="0" w:line="276"/>
+        <w:jc w:val="both"/>
+      </w:pPr>
+      <w:r>
+        <w:rPr>
+          <w:rFonts w:ascii="Times New Roman" w:cs="Times New Roman" w:eastAsia="Times New Roman" w:hAnsi="Times New Roman"/>
+        </w:rPr>
+        <w:t xml:space="preserve">Marketing teams deal every day with the same uncertainty: how much to spend, on which channel and for which audience, without knowing what the campaign will bring. The choice of this topic comes from this observation, made at Soro Nua Agency, and from the fact that the agency does not yet own a structured history of its campaigns, which makes any numerical support valuable.</w:t>
+      </w:r>
+    </w:p>
+    <w:p>
+      <w:pPr>
+        <w:spacing w:after="120" w:before="0" w:line="276"/>
+        <w:jc w:val="both"/>
+      </w:pPr>
+      <w:r>
+        <w:rPr>
+          <w:rFonts w:ascii="Times New Roman" w:cs="Times New Roman" w:eastAsia="Times New Roman" w:hAnsi="Times New Roman"/>
+        </w:rPr>
+        <w:t xml:space="preserve">The topic combines several fields studied during the training — databases, web development, software security, machine learning and deployment with containers — in a single realistic product, built for a real user who is not a developer. It also forces to deal with the real difficulties of data projects: scarce or synthetic data, honest evaluation of a model, explanation of its outputs and protection of users' data.</w:t>
+      </w:r>
+    </w:p>
+    <w:p>
+      <w:pPr>
+        <w:spacing w:after="120" w:before="0" w:line="276"/>
+        <w:jc w:val="both"/>
+      </w:pPr>
+      <w:r>
+        <w:rPr>
+          <w:rFonts w:ascii="Times New Roman" w:cs="Times New Roman" w:eastAsia="Times New Roman" w:hAnsi="Times New Roman"/>
+        </w:rPr>
+        <w:t xml:space="preserve">The chosen topic is therefore: </w:t>
+      </w:r>
+      <w:r>
+        <w:rPr>
+          <w:rFonts w:ascii="Times New Roman" w:cs="Times New Roman" w:eastAsia="Times New Roman" w:hAnsi="Times New Roman"/>
+          <w:b/>
+          <w:bCs/>
+        </w:rPr>
+        <w:t xml:space="preserve">Development of an advertising campaign performance prediction tool for Soro Nua Agency (Soro Nua Campaign Predictor)</w:t>
+      </w:r>
+      <w:r>
+        <w:rPr>
+          <w:rFonts w:ascii="Times New Roman" w:cs="Times New Roman" w:eastAsia="Times New Roman" w:hAnsi="Times New Roman"/>
+        </w:rPr>
+        <w:t xml:space="preserve">.</w:t>
+      </w:r>
+    </w:p>
+    <w:p>
+      <w:pPr>
+        <w:pStyle w:val="Heading1"/>
+        <w:pageBreakBefore/>
+        <w:spacing w:after="200" w:before="0"/>
+        <w:jc w:val="center"/>
+      </w:pPr>
+      <w:r>
+        <w:rPr>
+          <w:rFonts w:ascii="Times New Roman" w:cs="Times New Roman" w:eastAsia="Times New Roman" w:hAnsi="Times New Roman"/>
+          <w:b/>
+          <w:bCs/>
+          <w:color w:val="000000"/>
+          <w:sz w:val="28"/>
+          <w:szCs w:val="28"/>
+        </w:rPr>
+        <w:t xml:space="preserve">CHAPTER 2</w:t>
+      </w:r>
+    </w:p>
+    <w:p>
+      <w:pPr>
+        <w:spacing w:after="200" w:before="120"/>
+        <w:jc w:val="center"/>
+      </w:pPr>
+      <w:r>
+        <w:rPr>
+          <w:rFonts w:ascii="Times New Roman" w:cs="Times New Roman" w:eastAsia="Times New Roman" w:hAnsi="Times New Roman"/>
+          <w:b/>
+          <w:bCs/>
+          <w:sz w:val="26"/>
+          <w:szCs w:val="26"/>
+        </w:rPr>
+        <w:t xml:space="preserve">OVERVIEW AND GENERALITIES ON THE TOPIC</w:t>
+      </w:r>
+    </w:p>
+    <w:p>
+      <w:pPr>
+        <w:pStyle w:val="Heading2"/>
+        <w:keepNext/>
+        <w:spacing w:after="120" w:before="240"/>
+      </w:pPr>
+      <w:r>
+        <w:rPr>
+          <w:rFonts w:ascii="Times New Roman" w:cs="Times New Roman" w:eastAsia="Times New Roman" w:hAnsi="Times New Roman"/>
+          <w:b/>
+          <w:bCs/>
+          <w:color w:val="000000"/>
+          <w:sz w:val="26"/>
+          <w:szCs w:val="26"/>
+        </w:rPr>
+        <w:t xml:space="preserve">INTRODUCTION</w:t>
+      </w:r>
+    </w:p>
+    <w:p>
+      <w:pPr>
+        <w:spacing w:after="120" w:before="0" w:line="276"/>
+        <w:jc w:val="both"/>
+      </w:pPr>
+      <w:r>
+        <w:rPr>
+          <w:rFonts w:ascii="Times New Roman" w:cs="Times New Roman" w:eastAsia="Times New Roman" w:hAnsi="Times New Roman"/>
+        </w:rPr>
+        <w:t xml:space="preserve">The project rests on three pillars: the </w:t>
+      </w:r>
+      <w:r>
+        <w:rPr>
+          <w:rFonts w:ascii="Times New Roman" w:cs="Times New Roman" w:eastAsia="Times New Roman" w:hAnsi="Times New Roman"/>
+          <w:b/>
+          <w:bCs/>
+        </w:rPr>
+        <w:t xml:space="preserve">description of a campaign</w:t>
+      </w:r>
+      <w:r>
+        <w:rPr>
+          <w:rFonts w:ascii="Times New Roman" w:cs="Times New Roman" w:eastAsia="Times New Roman" w:hAnsi="Times New Roman"/>
+        </w:rPr>
+        <w:t xml:space="preserve"> by the user, the </w:t>
+      </w:r>
+      <w:r>
+        <w:rPr>
+          <w:rFonts w:ascii="Times New Roman" w:cs="Times New Roman" w:eastAsia="Times New Roman" w:hAnsi="Times New Roman"/>
+          <w:b/>
+          <w:bCs/>
+        </w:rPr>
+        <w:t xml:space="preserve">prediction</w:t>
+      </w:r>
+      <w:r>
+        <w:rPr>
+          <w:rFonts w:ascii="Times New Roman" w:cs="Times New Roman" w:eastAsia="Times New Roman" w:hAnsi="Times New Roman"/>
+        </w:rPr>
+        <w:t xml:space="preserve"> of its results by a model learned from past campaigns, and the </w:t>
+      </w:r>
+      <w:r>
+        <w:rPr>
+          <w:rFonts w:ascii="Times New Roman" w:cs="Times New Roman" w:eastAsia="Times New Roman" w:hAnsi="Times New Roman"/>
+          <w:b/>
+          <w:bCs/>
+        </w:rPr>
+        <w:t xml:space="preserve">explanation and advice</w:t>
+      </w:r>
+      <w:r>
+        <w:rPr>
+          <w:rFonts w:ascii="Times New Roman" w:cs="Times New Roman" w:eastAsia="Times New Roman" w:hAnsi="Times New Roman"/>
+        </w:rPr>
+        <w:t xml:space="preserve"> that make these predictions usable. Before presenting the solution, this chapter explains the problem, the relevance of the topic, the existing approaches and the basic concepts needed to understand the rest of the report.</w:t>
+      </w:r>
+    </w:p>
+    <w:p>
+      <w:pPr>
+        <w:pStyle w:val="Heading2"/>
+        <w:keepNext/>
+        <w:spacing w:after="120" w:before="240"/>
+      </w:pPr>
+      <w:r>
+        <w:rPr>
+          <w:rFonts w:ascii="Times New Roman" w:cs="Times New Roman" w:eastAsia="Times New Roman" w:hAnsi="Times New Roman"/>
+          <w:b/>
+          <w:bCs/>
+          <w:color w:val="000000"/>
+          <w:sz w:val="26"/>
+          <w:szCs w:val="26"/>
+        </w:rPr>
+        <w:t xml:space="preserve">1. PROBLEM CONTEXT AND BACKGROUND</w:t>
+      </w:r>
+    </w:p>
+    <w:p>
+      <w:pPr>
+        <w:spacing w:after="120" w:before="0" w:line="276"/>
+        <w:jc w:val="both"/>
+      </w:pPr>
+      <w:r>
+        <w:rPr>
+          <w:rFonts w:ascii="Times New Roman" w:cs="Times New Roman" w:eastAsia="Times New Roman" w:hAnsi="Times New Roman"/>
+        </w:rPr>
+        <w:t xml:space="preserve">At Soro Nua Agency, online advertising campaigns are planned from the experience of the team or from assumptions. When the budget, the channel, the campaign type and the target audience are chosen, nobody can know in advance what results the campaign will produce. Three limits follow:</w:t>
       </w:r>
     </w:p>
     <w:p>
@@ -7996,8 +9242,16 @@
       <w:r>
         <w:rPr>
           <w:rFonts w:ascii="Times New Roman" w:cs="Times New Roman" w:eastAsia="Times New Roman" w:hAnsi="Times New Roman"/>
-        </w:rPr>
-        <w:t xml:space="preserve">a way to compare several campaign plans in a few seconds;</w:t>
+          <w:b/>
+          <w:bCs/>
+        </w:rPr>
+        <w:t xml:space="preserve">Experience and intuition do not give a numerical or verifiable answer.</w:t>
+      </w:r>
+      <w:r>
+        <w:rPr>
+          <w:rFonts w:ascii="Times New Roman" w:cs="Times New Roman" w:eastAsia="Times New Roman" w:hAnsi="Times New Roman"/>
+        </w:rPr>
+        <w:t xml:space="preserve"> They do not say how many clicks, conversions or visits to expect.</w:t>
       </w:r>
     </w:p>
     <w:p>
@@ -8013,8 +9267,16 @@
       <w:r>
         <w:rPr>
           <w:rFonts w:ascii="Times New Roman" w:cs="Times New Roman" w:eastAsia="Times New Roman" w:hAnsi="Times New Roman"/>
-        </w:rPr>
-        <w:t xml:space="preserve">a shared language (the performance level and the factors) between team members;</w:t>
+          <w:b/>
+          <w:bCs/>
+        </w:rPr>
+        <w:t xml:space="preserve">Real results arrive after the fact.</w:t>
+      </w:r>
+      <w:r>
+        <w:rPr>
+          <w:rFonts w:ascii="Times New Roman" w:cs="Times New Roman" w:eastAsia="Times New Roman" w:hAnsi="Times New Roman"/>
+        </w:rPr>
+        <w:t xml:space="preserve"> One learns whether the choices were good only when the campaign has run and the budget is spent.</w:t>
       </w:r>
     </w:p>
     <w:p>
@@ -8030,8 +9292,58 @@
       <w:r>
         <w:rPr>
           <w:rFonts w:ascii="Times New Roman" w:cs="Times New Roman" w:eastAsia="Times New Roman" w:hAnsi="Times New Roman"/>
-        </w:rPr>
-        <w:t xml:space="preserve">a base that improves as soon as the agency adds its own campaign results;</w:t>
+          <w:b/>
+          <w:bCs/>
+        </w:rPr>
+        <w:t xml:space="preserve">The agency has no data of its own yet.</w:t>
+      </w:r>
+      <w:r>
+        <w:rPr>
+          <w:rFonts w:ascii="Times New Roman" w:cs="Times New Roman" w:eastAsia="Times New Roman" w:hAnsi="Times New Roman"/>
+        </w:rPr>
+        <w:t xml:space="preserve"> It has no numerical base on which to rest its decisions.</w:t>
+      </w:r>
+    </w:p>
+    <w:p>
+      <w:pPr>
+        <w:spacing w:after="120" w:before="0" w:line="276"/>
+        <w:jc w:val="both"/>
+      </w:pPr>
+      <w:r>
+        <w:rPr>
+          <w:rFonts w:ascii="Times New Roman" w:cs="Times New Roman" w:eastAsia="Times New Roman" w:hAnsi="Times New Roman"/>
+        </w:rPr>
+        <w:t xml:space="preserve">The product must therefore estimate three figures for a described campaign — the click-through rate, the conversion rate and the number of website visits —, deduce an expected performance level, show what influences the figures and advise on what to change.</w:t>
+      </w:r>
+    </w:p>
+    <w:p>
+      <w:pPr>
+        <w:pStyle w:val="Heading2"/>
+        <w:keepNext/>
+        <w:spacing w:after="120" w:before="240"/>
+      </w:pPr>
+      <w:r>
+        <w:rPr>
+          <w:rFonts w:ascii="Times New Roman" w:cs="Times New Roman" w:eastAsia="Times New Roman" w:hAnsi="Times New Roman"/>
+          <w:b/>
+          <w:bCs/>
+          <w:color w:val="000000"/>
+          <w:sz w:val="26"/>
+          <w:szCs w:val="26"/>
+        </w:rPr>
+        <w:t xml:space="preserve">2. RELEVANCE AND MOTIVATION</w:t>
+      </w:r>
+    </w:p>
+    <w:p>
+      <w:pPr>
+        <w:spacing w:after="120" w:before="0" w:line="276"/>
+        <w:jc w:val="both"/>
+      </w:pPr>
+      <w:r>
+        <w:rPr>
+          <w:rFonts w:ascii="Times New Roman" w:cs="Times New Roman" w:eastAsia="Times New Roman" w:hAnsi="Times New Roman"/>
+        </w:rPr>
+        <w:t xml:space="preserve">Small and medium agencies rarely have a data-science team. A simple, internal and explainable tool gives them:</w:t>
       </w:r>
     </w:p>
     <w:p>
@@ -8048,6 +9360,88 @@
         <w:rPr>
           <w:rFonts w:ascii="Times New Roman" w:cs="Times New Roman" w:eastAsia="Times New Roman" w:hAnsi="Times New Roman"/>
         </w:rPr>
+        <w:t xml:space="preserve">a numerical estimate </w:t>
+      </w:r>
+      <w:r>
+        <w:rPr>
+          <w:rFonts w:ascii="Times New Roman" w:cs="Times New Roman" w:eastAsia="Times New Roman" w:hAnsi="Times New Roman"/>
+          <w:b/>
+          <w:bCs/>
+        </w:rPr>
+        <w:t xml:space="preserve">before</w:t>
+      </w:r>
+      <w:r>
+        <w:rPr>
+          <w:rFonts w:ascii="Times New Roman" w:cs="Times New Roman" w:eastAsia="Times New Roman" w:hAnsi="Times New Roman"/>
+        </w:rPr>
+        <w:t xml:space="preserve"> spending the budget;</w:t>
+      </w:r>
+    </w:p>
+    <w:p>
+      <w:pPr>
+        <w:pStyle w:val="ListParagraph"/>
+        <w:numPr>
+          <w:ilvl w:val="0"/>
+          <w:numId w:val="5"/>
+        </w:numPr>
+        <w:spacing w:after="60" w:line="276"/>
+        <w:jc w:val="both"/>
+      </w:pPr>
+      <w:r>
+        <w:rPr>
+          <w:rFonts w:ascii="Times New Roman" w:cs="Times New Roman" w:eastAsia="Times New Roman" w:hAnsi="Times New Roman"/>
+        </w:rPr>
+        <w:t xml:space="preserve">a way to compare several campaign plans in a few seconds;</w:t>
+      </w:r>
+    </w:p>
+    <w:p>
+      <w:pPr>
+        <w:pStyle w:val="ListParagraph"/>
+        <w:numPr>
+          <w:ilvl w:val="0"/>
+          <w:numId w:val="5"/>
+        </w:numPr>
+        <w:spacing w:after="60" w:line="276"/>
+        <w:jc w:val="both"/>
+      </w:pPr>
+      <w:r>
+        <w:rPr>
+          <w:rFonts w:ascii="Times New Roman" w:cs="Times New Roman" w:eastAsia="Times New Roman" w:hAnsi="Times New Roman"/>
+        </w:rPr>
+        <w:t xml:space="preserve">a shared language (the performance level and the factors) between team members;</w:t>
+      </w:r>
+    </w:p>
+    <w:p>
+      <w:pPr>
+        <w:pStyle w:val="ListParagraph"/>
+        <w:numPr>
+          <w:ilvl w:val="0"/>
+          <w:numId w:val="5"/>
+        </w:numPr>
+        <w:spacing w:after="60" w:line="276"/>
+        <w:jc w:val="both"/>
+      </w:pPr>
+      <w:r>
+        <w:rPr>
+          <w:rFonts w:ascii="Times New Roman" w:cs="Times New Roman" w:eastAsia="Times New Roman" w:hAnsi="Times New Roman"/>
+        </w:rPr>
+        <w:t xml:space="preserve">a base that improves as soon as the agency adds its own campaign results;</w:t>
+      </w:r>
+    </w:p>
+    <w:p>
+      <w:pPr>
+        <w:pStyle w:val="ListParagraph"/>
+        <w:numPr>
+          <w:ilvl w:val="0"/>
+          <w:numId w:val="5"/>
+        </w:numPr>
+        <w:spacing w:after="60" w:line="276"/>
+        <w:jc w:val="both"/>
+      </w:pPr>
+      <w:r>
+        <w:rPr>
+          <w:rFonts w:ascii="Times New Roman" w:cs="Times New Roman" w:eastAsia="Times New Roman" w:hAnsi="Times New Roman"/>
+        </w:rPr>
         <w:t xml:space="preserve">full control of its data, since the tool is self-hosted and internal.</w:t>
       </w:r>
     </w:p>
@@ -8341,6 +9735,966 @@
           <w:rFonts w:ascii="Times New Roman" w:cs="Times New Roman" w:eastAsia="Times New Roman" w:hAnsi="Times New Roman"/>
         </w:rPr>
         <w:t xml:space="preserve"> is a PostgreSQL mechanism by which the database itself decides which rows each user may read or write. Even if the application code had a flaw, a marketer could not read another user's saved predictions. In this project, RLS is enabled and forced on every table.</w:t>
+      </w:r>
+    </w:p>
+    <w:p>
+      <w:pPr>
+        <w:pStyle w:val="Heading3"/>
+        <w:keepNext/>
+        <w:spacing w:after="100" w:before="180"/>
+      </w:pPr>
+      <w:r>
+        <w:rPr>
+          <w:rFonts w:ascii="Times New Roman" w:cs="Times New Roman" w:eastAsia="Times New Roman" w:hAnsi="Times New Roman"/>
+          <w:b/>
+          <w:bCs/>
+          <w:i/>
+          <w:iCs/>
+          <w:color w:val="000000"/>
+          <w:sz w:val="24"/>
+          <w:szCs w:val="24"/>
+        </w:rPr>
+        <w:t xml:space="preserve">4.6 ADVERTISING INDICATORS</w:t>
+      </w:r>
+    </w:p>
+    <w:p>
+      <w:pPr>
+        <w:spacing w:after="120" w:before="0" w:line="276"/>
+        <w:jc w:val="both"/>
+      </w:pPr>
+      <w:r>
+        <w:rPr>
+          <w:rFonts w:ascii="Times New Roman" w:cs="Times New Roman" w:eastAsia="Times New Roman" w:hAnsi="Times New Roman"/>
+        </w:rPr>
+        <w:t xml:space="preserve">The tool relies on a few standard indicators of online advertising, defined below.</w:t>
+      </w:r>
+    </w:p>
+    <w:tbl>
+      <w:tblPr>
+        <w:tblW w:type="dxa" w:w="9121"/>
+        <w:tblBorders>
+          <w:top w:val="single" w:color="auto" w:sz="4"/>
+          <w:left w:val="single" w:color="auto" w:sz="4"/>
+          <w:bottom w:val="single" w:color="auto" w:sz="4"/>
+          <w:right w:val="single" w:color="auto" w:sz="4"/>
+          <w:insideH w:val="single" w:color="auto" w:sz="4"/>
+          <w:insideV w:val="single" w:color="auto" w:sz="4"/>
+        </w:tblBorders>
+      </w:tblPr>
+      <w:tblGrid>
+        <w:gridCol w:w="2200"/>
+        <w:gridCol w:w="4200"/>
+        <w:gridCol w:w="2721"/>
+      </w:tblGrid>
+      <w:tr>
+        <w:trPr>
+          <w:cantSplit/>
+          <w:tblHeader/>
+        </w:trPr>
+        <w:tc>
+          <w:tcPr>
+            <w:tcW w:type="dxa" w:w="2200"/>
+            <w:tcBorders>
+              <w:top w:val="single" w:color="808080" w:sz="4"/>
+              <w:left w:val="single" w:color="808080" w:sz="4"/>
+              <w:bottom w:val="single" w:color="808080" w:sz="4"/>
+              <w:right w:val="single" w:color="808080" w:sz="4"/>
+            </w:tcBorders>
+            <w:shd w:fill="2F5597" w:color="auto" w:val="clear"/>
+            <w:tcMar>
+              <w:top w:type="dxa" w:w="60"/>
+              <w:left w:type="dxa" w:w="90"/>
+              <w:bottom w:type="dxa" w:w="60"/>
+              <w:right w:type="dxa" w:w="90"/>
+            </w:tcMar>
+            <w:vAlign w:val="top"/>
+          </w:tcPr>
+          <w:p>
+            <w:pPr>
+              <w:spacing w:after="40" w:line="252"/>
+              <w:jc w:val="left"/>
+            </w:pPr>
+            <w:r>
+              <w:rPr>
+                <w:rFonts w:ascii="Times New Roman" w:cs="Times New Roman" w:eastAsia="Times New Roman" w:hAnsi="Times New Roman"/>
+                <w:b/>
+                <w:bCs/>
+                <w:color w:val="FFFFFF"/>
+                <w:sz w:val="18"/>
+                <w:szCs w:val="18"/>
+              </w:rPr>
+              <w:t xml:space="preserve">Indicator</w:t>
+            </w:r>
+          </w:p>
+        </w:tc>
+        <w:tc>
+          <w:tcPr>
+            <w:tcW w:type="dxa" w:w="4200"/>
+            <w:tcBorders>
+              <w:top w:val="single" w:color="808080" w:sz="4"/>
+              <w:left w:val="single" w:color="808080" w:sz="4"/>
+              <w:bottom w:val="single" w:color="808080" w:sz="4"/>
+              <w:right w:val="single" w:color="808080" w:sz="4"/>
+            </w:tcBorders>
+            <w:shd w:fill="2F5597" w:color="auto" w:val="clear"/>
+            <w:tcMar>
+              <w:top w:type="dxa" w:w="60"/>
+              <w:left w:type="dxa" w:w="90"/>
+              <w:bottom w:type="dxa" w:w="60"/>
+              <w:right w:type="dxa" w:w="90"/>
+            </w:tcMar>
+            <w:vAlign w:val="top"/>
+          </w:tcPr>
+          <w:p>
+            <w:pPr>
+              <w:spacing w:after="40" w:line="252"/>
+              <w:jc w:val="left"/>
+            </w:pPr>
+            <w:r>
+              <w:rPr>
+                <w:rFonts w:ascii="Times New Roman" w:cs="Times New Roman" w:eastAsia="Times New Roman" w:hAnsi="Times New Roman"/>
+                <w:b/>
+                <w:bCs/>
+                <w:color w:val="FFFFFF"/>
+                <w:sz w:val="18"/>
+                <w:szCs w:val="18"/>
+              </w:rPr>
+              <w:t xml:space="preserve">Definition</w:t>
+            </w:r>
+          </w:p>
+        </w:tc>
+        <w:tc>
+          <w:tcPr>
+            <w:tcW w:type="dxa" w:w="2721"/>
+            <w:tcBorders>
+              <w:top w:val="single" w:color="808080" w:sz="4"/>
+              <w:left w:val="single" w:color="808080" w:sz="4"/>
+              <w:bottom w:val="single" w:color="808080" w:sz="4"/>
+              <w:right w:val="single" w:color="808080" w:sz="4"/>
+            </w:tcBorders>
+            <w:shd w:fill="2F5597" w:color="auto" w:val="clear"/>
+            <w:tcMar>
+              <w:top w:type="dxa" w:w="60"/>
+              <w:left w:type="dxa" w:w="90"/>
+              <w:bottom w:type="dxa" w:w="60"/>
+              <w:right w:type="dxa" w:w="90"/>
+            </w:tcMar>
+            <w:vAlign w:val="top"/>
+          </w:tcPr>
+          <w:p>
+            <w:pPr>
+              <w:spacing w:after="40" w:line="252"/>
+              <w:jc w:val="left"/>
+            </w:pPr>
+            <w:r>
+              <w:rPr>
+                <w:rFonts w:ascii="Times New Roman" w:cs="Times New Roman" w:eastAsia="Times New Roman" w:hAnsi="Times New Roman"/>
+                <w:b/>
+                <w:bCs/>
+                <w:color w:val="FFFFFF"/>
+                <w:sz w:val="18"/>
+                <w:szCs w:val="18"/>
+              </w:rPr>
+              <w:t xml:space="preserve">Role in the tool</w:t>
+            </w:r>
+          </w:p>
+        </w:tc>
+      </w:tr>
+      <w:tr>
+        <w:trPr>
+          <w:cantSplit w:val="false"/>
+        </w:trPr>
+        <w:tc>
+          <w:tcPr>
+            <w:tcW w:type="dxa" w:w="2200"/>
+            <w:tcBorders>
+              <w:top w:val="single" w:color="808080" w:sz="4"/>
+              <w:left w:val="single" w:color="808080" w:sz="4"/>
+              <w:bottom w:val="single" w:color="808080" w:sz="4"/>
+              <w:right w:val="single" w:color="808080" w:sz="4"/>
+            </w:tcBorders>
+            <w:tcMar>
+              <w:top w:type="dxa" w:w="60"/>
+              <w:left w:type="dxa" w:w="90"/>
+              <w:bottom w:type="dxa" w:w="60"/>
+              <w:right w:type="dxa" w:w="90"/>
+            </w:tcMar>
+            <w:vAlign w:val="top"/>
+          </w:tcPr>
+          <w:p>
+            <w:pPr>
+              <w:spacing w:after="40" w:line="252"/>
+              <w:jc w:val="left"/>
+            </w:pPr>
+            <w:r>
+              <w:rPr>
+                <w:rFonts w:ascii="Times New Roman" w:cs="Times New Roman" w:eastAsia="Times New Roman" w:hAnsi="Times New Roman"/>
+                <w:sz w:val="18"/>
+                <w:szCs w:val="18"/>
+              </w:rPr>
+              <w:t xml:space="preserve">Click-through rate (CTR)</w:t>
+            </w:r>
+          </w:p>
+        </w:tc>
+        <w:tc>
+          <w:tcPr>
+            <w:tcW w:type="dxa" w:w="4200"/>
+            <w:tcBorders>
+              <w:top w:val="single" w:color="808080" w:sz="4"/>
+              <w:left w:val="single" w:color="808080" w:sz="4"/>
+              <w:bottom w:val="single" w:color="808080" w:sz="4"/>
+              <w:right w:val="single" w:color="808080" w:sz="4"/>
+            </w:tcBorders>
+            <w:tcMar>
+              <w:top w:type="dxa" w:w="60"/>
+              <w:left w:type="dxa" w:w="90"/>
+              <w:bottom w:type="dxa" w:w="60"/>
+              <w:right w:type="dxa" w:w="90"/>
+            </w:tcMar>
+            <w:vAlign w:val="top"/>
+          </w:tcPr>
+          <w:p>
+            <w:pPr>
+              <w:spacing w:after="40" w:line="252"/>
+              <w:jc w:val="left"/>
+            </w:pPr>
+            <w:r>
+              <w:rPr>
+                <w:rFonts w:ascii="Times New Roman" w:cs="Times New Roman" w:eastAsia="Times New Roman" w:hAnsi="Times New Roman"/>
+                <w:sz w:val="18"/>
+                <w:szCs w:val="18"/>
+              </w:rPr>
+              <w:t xml:space="preserve">Share of the people who saw an advertisement and clicked on it</w:t>
+            </w:r>
+          </w:p>
+        </w:tc>
+        <w:tc>
+          <w:tcPr>
+            <w:tcW w:type="dxa" w:w="2721"/>
+            <w:tcBorders>
+              <w:top w:val="single" w:color="808080" w:sz="4"/>
+              <w:left w:val="single" w:color="808080" w:sz="4"/>
+              <w:bottom w:val="single" w:color="808080" w:sz="4"/>
+              <w:right w:val="single" w:color="808080" w:sz="4"/>
+            </w:tcBorders>
+            <w:tcMar>
+              <w:top w:type="dxa" w:w="60"/>
+              <w:left w:type="dxa" w:w="90"/>
+              <w:bottom w:type="dxa" w:w="60"/>
+              <w:right w:type="dxa" w:w="90"/>
+            </w:tcMar>
+            <w:vAlign w:val="top"/>
+          </w:tcPr>
+          <w:p>
+            <w:pPr>
+              <w:spacing w:after="40" w:line="252"/>
+              <w:jc w:val="left"/>
+            </w:pPr>
+            <w:r>
+              <w:rPr>
+                <w:rFonts w:ascii="Times New Roman" w:cs="Times New Roman" w:eastAsia="Times New Roman" w:hAnsi="Times New Roman"/>
+                <w:sz w:val="18"/>
+                <w:szCs w:val="18"/>
+              </w:rPr>
+              <w:t xml:space="preserve">Predicted figure; one of the three notes</w:t>
+            </w:r>
+          </w:p>
+        </w:tc>
+      </w:tr>
+      <w:tr>
+        <w:trPr>
+          <w:cantSplit w:val="false"/>
+        </w:trPr>
+        <w:tc>
+          <w:tcPr>
+            <w:tcW w:type="dxa" w:w="2200"/>
+            <w:tcBorders>
+              <w:top w:val="single" w:color="808080" w:sz="4"/>
+              <w:left w:val="single" w:color="808080" w:sz="4"/>
+              <w:bottom w:val="single" w:color="808080" w:sz="4"/>
+              <w:right w:val="single" w:color="808080" w:sz="4"/>
+            </w:tcBorders>
+            <w:tcMar>
+              <w:top w:type="dxa" w:w="60"/>
+              <w:left w:type="dxa" w:w="90"/>
+              <w:bottom w:type="dxa" w:w="60"/>
+              <w:right w:type="dxa" w:w="90"/>
+            </w:tcMar>
+            <w:vAlign w:val="top"/>
+          </w:tcPr>
+          <w:p>
+            <w:pPr>
+              <w:spacing w:after="40" w:line="252"/>
+              <w:jc w:val="left"/>
+            </w:pPr>
+            <w:r>
+              <w:rPr>
+                <w:rFonts w:ascii="Times New Roman" w:cs="Times New Roman" w:eastAsia="Times New Roman" w:hAnsi="Times New Roman"/>
+                <w:sz w:val="18"/>
+                <w:szCs w:val="18"/>
+              </w:rPr>
+              <w:t xml:space="preserve">Conversion rate</w:t>
+            </w:r>
+          </w:p>
+        </w:tc>
+        <w:tc>
+          <w:tcPr>
+            <w:tcW w:type="dxa" w:w="4200"/>
+            <w:tcBorders>
+              <w:top w:val="single" w:color="808080" w:sz="4"/>
+              <w:left w:val="single" w:color="808080" w:sz="4"/>
+              <w:bottom w:val="single" w:color="808080" w:sz="4"/>
+              <w:right w:val="single" w:color="808080" w:sz="4"/>
+            </w:tcBorders>
+            <w:tcMar>
+              <w:top w:type="dxa" w:w="60"/>
+              <w:left w:type="dxa" w:w="90"/>
+              <w:bottom w:type="dxa" w:w="60"/>
+              <w:right w:type="dxa" w:w="90"/>
+            </w:tcMar>
+            <w:vAlign w:val="top"/>
+          </w:tcPr>
+          <w:p>
+            <w:pPr>
+              <w:spacing w:after="40" w:line="252"/>
+              <w:jc w:val="left"/>
+            </w:pPr>
+            <w:r>
+              <w:rPr>
+                <w:rFonts w:ascii="Times New Roman" w:cs="Times New Roman" w:eastAsia="Times New Roman" w:hAnsi="Times New Roman"/>
+                <w:sz w:val="18"/>
+                <w:szCs w:val="18"/>
+              </w:rPr>
+              <w:t xml:space="preserve">Share of the visitors who perform the expected action (purchase, registration)</w:t>
+            </w:r>
+          </w:p>
+        </w:tc>
+        <w:tc>
+          <w:tcPr>
+            <w:tcW w:type="dxa" w:w="2721"/>
+            <w:tcBorders>
+              <w:top w:val="single" w:color="808080" w:sz="4"/>
+              <w:left w:val="single" w:color="808080" w:sz="4"/>
+              <w:bottom w:val="single" w:color="808080" w:sz="4"/>
+              <w:right w:val="single" w:color="808080" w:sz="4"/>
+            </w:tcBorders>
+            <w:tcMar>
+              <w:top w:type="dxa" w:w="60"/>
+              <w:left w:type="dxa" w:w="90"/>
+              <w:bottom w:type="dxa" w:w="60"/>
+              <w:right w:type="dxa" w:w="90"/>
+            </w:tcMar>
+            <w:vAlign w:val="top"/>
+          </w:tcPr>
+          <w:p>
+            <w:pPr>
+              <w:spacing w:after="40" w:line="252"/>
+              <w:jc w:val="left"/>
+            </w:pPr>
+            <w:r>
+              <w:rPr>
+                <w:rFonts w:ascii="Times New Roman" w:cs="Times New Roman" w:eastAsia="Times New Roman" w:hAnsi="Times New Roman"/>
+                <w:sz w:val="18"/>
+                <w:szCs w:val="18"/>
+              </w:rPr>
+              <w:t xml:space="preserve">Predicted figure; used to estimate leads</w:t>
+            </w:r>
+          </w:p>
+        </w:tc>
+      </w:tr>
+      <w:tr>
+        <w:trPr>
+          <w:cantSplit w:val="false"/>
+        </w:trPr>
+        <w:tc>
+          <w:tcPr>
+            <w:tcW w:type="dxa" w:w="2200"/>
+            <w:tcBorders>
+              <w:top w:val="single" w:color="808080" w:sz="4"/>
+              <w:left w:val="single" w:color="808080" w:sz="4"/>
+              <w:bottom w:val="single" w:color="808080" w:sz="4"/>
+              <w:right w:val="single" w:color="808080" w:sz="4"/>
+            </w:tcBorders>
+            <w:tcMar>
+              <w:top w:type="dxa" w:w="60"/>
+              <w:left w:type="dxa" w:w="90"/>
+              <w:bottom w:type="dxa" w:w="60"/>
+              <w:right w:type="dxa" w:w="90"/>
+            </w:tcMar>
+            <w:vAlign w:val="top"/>
+          </w:tcPr>
+          <w:p>
+            <w:pPr>
+              <w:spacing w:after="40" w:line="252"/>
+              <w:jc w:val="left"/>
+            </w:pPr>
+            <w:r>
+              <w:rPr>
+                <w:rFonts w:ascii="Times New Roman" w:cs="Times New Roman" w:eastAsia="Times New Roman" w:hAnsi="Times New Roman"/>
+                <w:sz w:val="18"/>
+                <w:szCs w:val="18"/>
+              </w:rPr>
+              <w:t xml:space="preserve">Website visits</w:t>
+            </w:r>
+          </w:p>
+        </w:tc>
+        <w:tc>
+          <w:tcPr>
+            <w:tcW w:type="dxa" w:w="4200"/>
+            <w:tcBorders>
+              <w:top w:val="single" w:color="808080" w:sz="4"/>
+              <w:left w:val="single" w:color="808080" w:sz="4"/>
+              <w:bottom w:val="single" w:color="808080" w:sz="4"/>
+              <w:right w:val="single" w:color="808080" w:sz="4"/>
+            </w:tcBorders>
+            <w:tcMar>
+              <w:top w:type="dxa" w:w="60"/>
+              <w:left w:type="dxa" w:w="90"/>
+              <w:bottom w:type="dxa" w:w="60"/>
+              <w:right w:type="dxa" w:w="90"/>
+            </w:tcMar>
+            <w:vAlign w:val="top"/>
+          </w:tcPr>
+          <w:p>
+            <w:pPr>
+              <w:spacing w:after="40" w:line="252"/>
+              <w:jc w:val="left"/>
+            </w:pPr>
+            <w:r>
+              <w:rPr>
+                <w:rFonts w:ascii="Times New Roman" w:cs="Times New Roman" w:eastAsia="Times New Roman" w:hAnsi="Times New Roman"/>
+                <w:sz w:val="18"/>
+                <w:szCs w:val="18"/>
+              </w:rPr>
+              <w:t xml:space="preserve">Number of visits generated on the website</w:t>
+            </w:r>
+          </w:p>
+        </w:tc>
+        <w:tc>
+          <w:tcPr>
+            <w:tcW w:type="dxa" w:w="2721"/>
+            <w:tcBorders>
+              <w:top w:val="single" w:color="808080" w:sz="4"/>
+              <w:left w:val="single" w:color="808080" w:sz="4"/>
+              <w:bottom w:val="single" w:color="808080" w:sz="4"/>
+              <w:right w:val="single" w:color="808080" w:sz="4"/>
+            </w:tcBorders>
+            <w:tcMar>
+              <w:top w:type="dxa" w:w="60"/>
+              <w:left w:type="dxa" w:w="90"/>
+              <w:bottom w:type="dxa" w:w="60"/>
+              <w:right w:type="dxa" w:w="90"/>
+            </w:tcMar>
+            <w:vAlign w:val="top"/>
+          </w:tcPr>
+          <w:p>
+            <w:pPr>
+              <w:spacing w:after="40" w:line="252"/>
+              <w:jc w:val="left"/>
+            </w:pPr>
+            <w:r>
+              <w:rPr>
+                <w:rFonts w:ascii="Times New Roman" w:cs="Times New Roman" w:eastAsia="Times New Roman" w:hAnsi="Times New Roman"/>
+                <w:sz w:val="18"/>
+                <w:szCs w:val="18"/>
+              </w:rPr>
+              <w:t xml:space="preserve">Predicted figure; used to estimate leads</w:t>
+            </w:r>
+          </w:p>
+        </w:tc>
+      </w:tr>
+      <w:tr>
+        <w:trPr>
+          <w:cantSplit w:val="false"/>
+        </w:trPr>
+        <w:tc>
+          <w:tcPr>
+            <w:tcW w:type="dxa" w:w="2200"/>
+            <w:tcBorders>
+              <w:top w:val="single" w:color="808080" w:sz="4"/>
+              <w:left w:val="single" w:color="808080" w:sz="4"/>
+              <w:bottom w:val="single" w:color="808080" w:sz="4"/>
+              <w:right w:val="single" w:color="808080" w:sz="4"/>
+            </w:tcBorders>
+            <w:tcMar>
+              <w:top w:type="dxa" w:w="60"/>
+              <w:left w:type="dxa" w:w="90"/>
+              <w:bottom w:type="dxa" w:w="60"/>
+              <w:right w:type="dxa" w:w="90"/>
+            </w:tcMar>
+            <w:vAlign w:val="top"/>
+          </w:tcPr>
+          <w:p>
+            <w:pPr>
+              <w:spacing w:after="40" w:line="252"/>
+              <w:jc w:val="left"/>
+            </w:pPr>
+            <w:r>
+              <w:rPr>
+                <w:rFonts w:ascii="Times New Roman" w:cs="Times New Roman" w:eastAsia="Times New Roman" w:hAnsi="Times New Roman"/>
+                <w:sz w:val="18"/>
+                <w:szCs w:val="18"/>
+              </w:rPr>
+              <w:t xml:space="preserve">Estimated leads</w:t>
+            </w:r>
+          </w:p>
+        </w:tc>
+        <w:tc>
+          <w:tcPr>
+            <w:tcW w:type="dxa" w:w="4200"/>
+            <w:tcBorders>
+              <w:top w:val="single" w:color="808080" w:sz="4"/>
+              <w:left w:val="single" w:color="808080" w:sz="4"/>
+              <w:bottom w:val="single" w:color="808080" w:sz="4"/>
+              <w:right w:val="single" w:color="808080" w:sz="4"/>
+            </w:tcBorders>
+            <w:tcMar>
+              <w:top w:type="dxa" w:w="60"/>
+              <w:left w:type="dxa" w:w="90"/>
+              <w:bottom w:type="dxa" w:w="60"/>
+              <w:right w:type="dxa" w:w="90"/>
+            </w:tcMar>
+            <w:vAlign w:val="top"/>
+          </w:tcPr>
+          <w:p>
+            <w:pPr>
+              <w:spacing w:after="40" w:line="252"/>
+              <w:jc w:val="left"/>
+            </w:pPr>
+            <w:r>
+              <w:rPr>
+                <w:rFonts w:ascii="Times New Roman" w:cs="Times New Roman" w:eastAsia="Times New Roman" w:hAnsi="Times New Roman"/>
+                <w:sz w:val="18"/>
+                <w:szCs w:val="18"/>
+              </w:rPr>
+              <w:t xml:space="preserve">Visits × conversion rate</w:t>
+            </w:r>
+          </w:p>
+        </w:tc>
+        <w:tc>
+          <w:tcPr>
+            <w:tcW w:type="dxa" w:w="2721"/>
+            <w:tcBorders>
+              <w:top w:val="single" w:color="808080" w:sz="4"/>
+              <w:left w:val="single" w:color="808080" w:sz="4"/>
+              <w:bottom w:val="single" w:color="808080" w:sz="4"/>
+              <w:right w:val="single" w:color="808080" w:sz="4"/>
+            </w:tcBorders>
+            <w:tcMar>
+              <w:top w:type="dxa" w:w="60"/>
+              <w:left w:type="dxa" w:w="90"/>
+              <w:bottom w:type="dxa" w:w="60"/>
+              <w:right w:type="dxa" w:w="90"/>
+            </w:tcMar>
+            <w:vAlign w:val="top"/>
+          </w:tcPr>
+          <w:p>
+            <w:pPr>
+              <w:spacing w:after="40" w:line="252"/>
+              <w:jc w:val="left"/>
+            </w:pPr>
+            <w:r>
+              <w:rPr>
+                <w:rFonts w:ascii="Times New Roman" w:cs="Times New Roman" w:eastAsia="Times New Roman" w:hAnsi="Times New Roman"/>
+                <w:sz w:val="18"/>
+                <w:szCs w:val="18"/>
+              </w:rPr>
+              <w:t xml:space="preserve">Derived figure; one of the three notes</w:t>
+            </w:r>
+          </w:p>
+        </w:tc>
+      </w:tr>
+      <w:tr>
+        <w:trPr>
+          <w:cantSplit w:val="false"/>
+        </w:trPr>
+        <w:tc>
+          <w:tcPr>
+            <w:tcW w:type="dxa" w:w="2200"/>
+            <w:tcBorders>
+              <w:top w:val="single" w:color="808080" w:sz="4"/>
+              <w:left w:val="single" w:color="808080" w:sz="4"/>
+              <w:bottom w:val="single" w:color="808080" w:sz="4"/>
+              <w:right w:val="single" w:color="808080" w:sz="4"/>
+            </w:tcBorders>
+            <w:tcMar>
+              <w:top w:type="dxa" w:w="60"/>
+              <w:left w:type="dxa" w:w="90"/>
+              <w:bottom w:type="dxa" w:w="60"/>
+              <w:right w:type="dxa" w:w="90"/>
+            </w:tcMar>
+            <w:vAlign w:val="top"/>
+          </w:tcPr>
+          <w:p>
+            <w:pPr>
+              <w:spacing w:after="40" w:line="252"/>
+              <w:jc w:val="left"/>
+            </w:pPr>
+            <w:r>
+              <w:rPr>
+                <w:rFonts w:ascii="Times New Roman" w:cs="Times New Roman" w:eastAsia="Times New Roman" w:hAnsi="Times New Roman"/>
+                <w:sz w:val="18"/>
+                <w:szCs w:val="18"/>
+              </w:rPr>
+              <w:t xml:space="preserve">Cost per result</w:t>
+            </w:r>
+          </w:p>
+        </w:tc>
+        <w:tc>
+          <w:tcPr>
+            <w:tcW w:type="dxa" w:w="4200"/>
+            <w:tcBorders>
+              <w:top w:val="single" w:color="808080" w:sz="4"/>
+              <w:left w:val="single" w:color="808080" w:sz="4"/>
+              <w:bottom w:val="single" w:color="808080" w:sz="4"/>
+              <w:right w:val="single" w:color="808080" w:sz="4"/>
+            </w:tcBorders>
+            <w:tcMar>
+              <w:top w:type="dxa" w:w="60"/>
+              <w:left w:type="dxa" w:w="90"/>
+              <w:bottom w:type="dxa" w:w="60"/>
+              <w:right w:type="dxa" w:w="90"/>
+            </w:tcMar>
+            <w:vAlign w:val="top"/>
+          </w:tcPr>
+          <w:p>
+            <w:pPr>
+              <w:spacing w:after="40" w:line="252"/>
+              <w:jc w:val="left"/>
+            </w:pPr>
+            <w:r>
+              <w:rPr>
+                <w:rFonts w:ascii="Times New Roman" w:cs="Times New Roman" w:eastAsia="Times New Roman" w:hAnsi="Times New Roman"/>
+                <w:sz w:val="18"/>
+                <w:szCs w:val="18"/>
+              </w:rPr>
+              <w:t xml:space="preserve">Budget ÷ estimated leads</w:t>
+            </w:r>
+          </w:p>
+        </w:tc>
+        <w:tc>
+          <w:tcPr>
+            <w:tcW w:type="dxa" w:w="2721"/>
+            <w:tcBorders>
+              <w:top w:val="single" w:color="808080" w:sz="4"/>
+              <w:left w:val="single" w:color="808080" w:sz="4"/>
+              <w:bottom w:val="single" w:color="808080" w:sz="4"/>
+              <w:right w:val="single" w:color="808080" w:sz="4"/>
+            </w:tcBorders>
+            <w:tcMar>
+              <w:top w:type="dxa" w:w="60"/>
+              <w:left w:type="dxa" w:w="90"/>
+              <w:bottom w:type="dxa" w:w="60"/>
+              <w:right w:type="dxa" w:w="90"/>
+            </w:tcMar>
+            <w:vAlign w:val="top"/>
+          </w:tcPr>
+          <w:p>
+            <w:pPr>
+              <w:spacing w:after="40" w:line="252"/>
+              <w:jc w:val="left"/>
+            </w:pPr>
+            <w:r>
+              <w:rPr>
+                <w:rFonts w:ascii="Times New Roman" w:cs="Times New Roman" w:eastAsia="Times New Roman" w:hAnsi="Times New Roman"/>
+                <w:sz w:val="18"/>
+                <w:szCs w:val="18"/>
+              </w:rPr>
+              <w:t xml:space="preserve">Derived figure; one of the three notes</w:t>
+            </w:r>
+          </w:p>
+        </w:tc>
+      </w:tr>
+      <w:tr>
+        <w:trPr>
+          <w:cantSplit w:val="false"/>
+        </w:trPr>
+        <w:tc>
+          <w:tcPr>
+            <w:tcW w:type="dxa" w:w="2200"/>
+            <w:tcBorders>
+              <w:top w:val="single" w:color="808080" w:sz="4"/>
+              <w:left w:val="single" w:color="808080" w:sz="4"/>
+              <w:bottom w:val="single" w:color="808080" w:sz="4"/>
+              <w:right w:val="single" w:color="808080" w:sz="4"/>
+            </w:tcBorders>
+            <w:tcMar>
+              <w:top w:type="dxa" w:w="60"/>
+              <w:left w:type="dxa" w:w="90"/>
+              <w:bottom w:type="dxa" w:w="60"/>
+              <w:right w:type="dxa" w:w="90"/>
+            </w:tcMar>
+            <w:vAlign w:val="top"/>
+          </w:tcPr>
+          <w:p>
+            <w:pPr>
+              <w:spacing w:after="40" w:line="252"/>
+              <w:jc w:val="left"/>
+            </w:pPr>
+            <w:r>
+              <w:rPr>
+                <w:rFonts w:ascii="Times New Roman" w:cs="Times New Roman" w:eastAsia="Times New Roman" w:hAnsi="Times New Roman"/>
+                <w:sz w:val="18"/>
+                <w:szCs w:val="18"/>
+              </w:rPr>
+              <w:t xml:space="preserve">Campaign channel</w:t>
+            </w:r>
+          </w:p>
+        </w:tc>
+        <w:tc>
+          <w:tcPr>
+            <w:tcW w:type="dxa" w:w="4200"/>
+            <w:tcBorders>
+              <w:top w:val="single" w:color="808080" w:sz="4"/>
+              <w:left w:val="single" w:color="808080" w:sz="4"/>
+              <w:bottom w:val="single" w:color="808080" w:sz="4"/>
+              <w:right w:val="single" w:color="808080" w:sz="4"/>
+            </w:tcBorders>
+            <w:tcMar>
+              <w:top w:type="dxa" w:w="60"/>
+              <w:left w:type="dxa" w:w="90"/>
+              <w:bottom w:type="dxa" w:w="60"/>
+              <w:right w:type="dxa" w:w="90"/>
+            </w:tcMar>
+            <w:vAlign w:val="top"/>
+          </w:tcPr>
+          <w:p>
+            <w:pPr>
+              <w:spacing w:after="40" w:line="252"/>
+              <w:jc w:val="left"/>
+            </w:pPr>
+            <w:r>
+              <w:rPr>
+                <w:rFonts w:ascii="Times New Roman" w:cs="Times New Roman" w:eastAsia="Times New Roman" w:hAnsi="Times New Roman"/>
+                <w:sz w:val="18"/>
+                <w:szCs w:val="18"/>
+              </w:rPr>
+              <w:t xml:space="preserve">Email, paid search (PPC), organic search (SEO), social media or referral</w:t>
+            </w:r>
+          </w:p>
+        </w:tc>
+        <w:tc>
+          <w:tcPr>
+            <w:tcW w:type="dxa" w:w="2721"/>
+            <w:tcBorders>
+              <w:top w:val="single" w:color="808080" w:sz="4"/>
+              <w:left w:val="single" w:color="808080" w:sz="4"/>
+              <w:bottom w:val="single" w:color="808080" w:sz="4"/>
+              <w:right w:val="single" w:color="808080" w:sz="4"/>
+            </w:tcBorders>
+            <w:tcMar>
+              <w:top w:type="dxa" w:w="60"/>
+              <w:left w:type="dxa" w:w="90"/>
+              <w:bottom w:type="dxa" w:w="60"/>
+              <w:right w:type="dxa" w:w="90"/>
+            </w:tcMar>
+            <w:vAlign w:val="top"/>
+          </w:tcPr>
+          <w:p>
+            <w:pPr>
+              <w:spacing w:after="40" w:line="252"/>
+              <w:jc w:val="left"/>
+            </w:pPr>
+            <w:r>
+              <w:rPr>
+                <w:rFonts w:ascii="Times New Roman" w:cs="Times New Roman" w:eastAsia="Times New Roman" w:hAnsi="Times New Roman"/>
+                <w:sz w:val="18"/>
+                <w:szCs w:val="18"/>
+              </w:rPr>
+              <w:t xml:space="preserve">Input and advice lever</w:t>
+            </w:r>
+          </w:p>
+        </w:tc>
+      </w:tr>
+      <w:tr>
+        <w:trPr>
+          <w:cantSplit w:val="false"/>
+        </w:trPr>
+        <w:tc>
+          <w:tcPr>
+            <w:tcW w:type="dxa" w:w="2200"/>
+            <w:tcBorders>
+              <w:top w:val="single" w:color="808080" w:sz="4"/>
+              <w:left w:val="single" w:color="808080" w:sz="4"/>
+              <w:bottom w:val="single" w:color="808080" w:sz="4"/>
+              <w:right w:val="single" w:color="808080" w:sz="4"/>
+            </w:tcBorders>
+            <w:tcMar>
+              <w:top w:type="dxa" w:w="60"/>
+              <w:left w:type="dxa" w:w="90"/>
+              <w:bottom w:type="dxa" w:w="60"/>
+              <w:right w:type="dxa" w:w="90"/>
+            </w:tcMar>
+            <w:vAlign w:val="top"/>
+          </w:tcPr>
+          <w:p>
+            <w:pPr>
+              <w:spacing w:after="40" w:line="252"/>
+              <w:jc w:val="left"/>
+            </w:pPr>
+            <w:r>
+              <w:rPr>
+                <w:rFonts w:ascii="Times New Roman" w:cs="Times New Roman" w:eastAsia="Times New Roman" w:hAnsi="Times New Roman"/>
+                <w:sz w:val="18"/>
+                <w:szCs w:val="18"/>
+              </w:rPr>
+              <w:t xml:space="preserve">Campaign type</w:t>
+            </w:r>
+          </w:p>
+        </w:tc>
+        <w:tc>
+          <w:tcPr>
+            <w:tcW w:type="dxa" w:w="4200"/>
+            <w:tcBorders>
+              <w:top w:val="single" w:color="808080" w:sz="4"/>
+              <w:left w:val="single" w:color="808080" w:sz="4"/>
+              <w:bottom w:val="single" w:color="808080" w:sz="4"/>
+              <w:right w:val="single" w:color="808080" w:sz="4"/>
+            </w:tcBorders>
+            <w:tcMar>
+              <w:top w:type="dxa" w:w="60"/>
+              <w:left w:type="dxa" w:w="90"/>
+              <w:bottom w:type="dxa" w:w="60"/>
+              <w:right w:type="dxa" w:w="90"/>
+            </w:tcMar>
+            <w:vAlign w:val="top"/>
+          </w:tcPr>
+          <w:p>
+            <w:pPr>
+              <w:spacing w:after="40" w:line="252"/>
+              <w:jc w:val="left"/>
+            </w:pPr>
+            <w:r>
+              <w:rPr>
+                <w:rFonts w:ascii="Times New Roman" w:cs="Times New Roman" w:eastAsia="Times New Roman" w:hAnsi="Times New Roman"/>
+                <w:sz w:val="18"/>
+                <w:szCs w:val="18"/>
+              </w:rPr>
+              <w:t xml:space="preserve">Awareness, consideration, conversion or retention</w:t>
+            </w:r>
+          </w:p>
+        </w:tc>
+        <w:tc>
+          <w:tcPr>
+            <w:tcW w:type="dxa" w:w="2721"/>
+            <w:tcBorders>
+              <w:top w:val="single" w:color="808080" w:sz="4"/>
+              <w:left w:val="single" w:color="808080" w:sz="4"/>
+              <w:bottom w:val="single" w:color="808080" w:sz="4"/>
+              <w:right w:val="single" w:color="808080" w:sz="4"/>
+            </w:tcBorders>
+            <w:tcMar>
+              <w:top w:type="dxa" w:w="60"/>
+              <w:left w:type="dxa" w:w="90"/>
+              <w:bottom w:type="dxa" w:w="60"/>
+              <w:right w:type="dxa" w:w="90"/>
+            </w:tcMar>
+            <w:vAlign w:val="top"/>
+          </w:tcPr>
+          <w:p>
+            <w:pPr>
+              <w:spacing w:after="40" w:line="252"/>
+              <w:jc w:val="left"/>
+            </w:pPr>
+            <w:r>
+              <w:rPr>
+                <w:rFonts w:ascii="Times New Roman" w:cs="Times New Roman" w:eastAsia="Times New Roman" w:hAnsi="Times New Roman"/>
+                <w:sz w:val="18"/>
+                <w:szCs w:val="18"/>
+              </w:rPr>
+              <w:t xml:space="preserve">Input, advice lever, and reference group of the notes</w:t>
+            </w:r>
+          </w:p>
+        </w:tc>
+      </w:tr>
+    </w:tbl>
+    <w:p>
+      <w:pPr>
+        <w:spacing w:after="200" w:before="80"/>
+        <w:jc w:val="center"/>
+      </w:pPr>
+      <w:r>
+        <w:rPr>
+          <w:rFonts w:ascii="Times New Roman" w:cs="Times New Roman" w:eastAsia="Times New Roman" w:hAnsi="Times New Roman"/>
+          <w:i/>
+          <w:iCs/>
+          <w:color w:val="1F3864"/>
+          <w:sz w:val="20"/>
+          <w:szCs w:val="20"/>
+        </w:rPr>
+        <w:t xml:space="preserve">Table 3: Advertising indicators used by the tool</w:t>
+      </w:r>
+    </w:p>
+    <w:p>
+      <w:pPr>
+        <w:pStyle w:val="Heading2"/>
+        <w:keepNext/>
+        <w:spacing w:after="120" w:before="240"/>
+      </w:pPr>
+      <w:r>
+        <w:rPr>
+          <w:rFonts w:ascii="Times New Roman" w:cs="Times New Roman" w:eastAsia="Times New Roman" w:hAnsi="Times New Roman"/>
+          <w:b/>
+          <w:bCs/>
+          <w:color w:val="000000"/>
+          <w:sz w:val="26"/>
+          <w:szCs w:val="26"/>
+        </w:rPr>
+        <w:t xml:space="preserve">5. ETHICAL AND DATA PROTECTION CONSIDERATIONS</w:t>
+      </w:r>
+    </w:p>
+    <w:p>
+      <w:pPr>
+        <w:spacing w:after="120" w:before="0" w:line="276"/>
+        <w:jc w:val="both"/>
+      </w:pPr>
+      <w:r>
+        <w:rPr>
+          <w:rFonts w:ascii="Times New Roman" w:cs="Times New Roman" w:eastAsia="Times New Roman" w:hAnsi="Times New Roman"/>
+        </w:rPr>
+        <w:t xml:space="preserve">Although the starting dataset contains no real personal data, the tool is designed to receive the agency’s own campaign files. Three principles were applied from the start: </w:t>
+      </w:r>
+      <w:r>
+        <w:rPr>
+          <w:rFonts w:ascii="Times New Roman" w:cs="Times New Roman" w:eastAsia="Times New Roman" w:hAnsi="Times New Roman"/>
+          <w:b/>
+          <w:bCs/>
+        </w:rPr>
+        <w:t xml:space="preserve">anonymization</w:t>
+      </w:r>
+      <w:r>
+        <w:rPr>
+          <w:rFonts w:ascii="Times New Roman" w:cs="Times New Roman" w:eastAsia="Times New Roman" w:hAnsi="Times New Roman"/>
+        </w:rPr>
+        <w:t xml:space="preserve"> (the administrator must confirm that client names are anonymized before any import), </w:t>
+      </w:r>
+      <w:r>
+        <w:rPr>
+          <w:rFonts w:ascii="Times New Roman" w:cs="Times New Roman" w:eastAsia="Times New Roman" w:hAnsi="Times New Roman"/>
+          <w:b/>
+          <w:bCs/>
+        </w:rPr>
+        <w:t xml:space="preserve">minimal exposure</w:t>
+      </w:r>
+      <w:r>
+        <w:rPr>
+          <w:rFonts w:ascii="Times New Roman" w:cs="Times New Roman" w:eastAsia="Times New Roman" w:hAnsi="Times New Roman"/>
+        </w:rPr>
+        <w:t xml:space="preserve"> (data never leaves the agency’s own infrastructure and no external language model is used in the first version) and </w:t>
+      </w:r>
+      <w:r>
+        <w:rPr>
+          <w:rFonts w:ascii="Times New Roman" w:cs="Times New Roman" w:eastAsia="Times New Roman" w:hAnsi="Times New Roman"/>
+          <w:b/>
+          <w:bCs/>
+        </w:rPr>
+        <w:t xml:space="preserve">isolation</w:t>
+      </w:r>
+      <w:r>
+        <w:rPr>
+          <w:rFonts w:ascii="Times New Roman" w:cs="Times New Roman" w:eastAsia="Times New Roman" w:hAnsi="Times New Roman"/>
+        </w:rPr>
+        <w:t xml:space="preserve"> (each user sees only their own saved predictions). Finally, the tool is an aid to decision: it gives an estimate and the reasons for it, but the decision remains with the marketing team.</w:t>
       </w:r>
     </w:p>
     <w:p>
@@ -8935,7 +11289,7 @@
           <w:sz w:val="20"/>
           <w:szCs w:val="20"/>
         </w:rPr>
-        <w:t xml:space="preserve">Table 2: User roles</w:t>
+        <w:t xml:space="preserve">Table 4: User roles</w:t>
       </w:r>
     </w:p>
     <w:p>
@@ -10775,7 +13129,7 @@
           <w:sz w:val="20"/>
           <w:szCs w:val="20"/>
         </w:rPr>
-        <w:t xml:space="preserve">Table 3: Software materials used</w:t>
+        <w:t xml:space="preserve">Table 5: Software materials used</w:t>
       </w:r>
     </w:p>
     <w:tbl>
@@ -11027,7 +13381,7 @@
           <w:sz w:val="20"/>
           <w:szCs w:val="20"/>
         </w:rPr>
-        <w:t xml:space="preserve">Table 4: Hardware tools</w:t>
+        <w:t xml:space="preserve">Table 6: Hardware tools</w:t>
       </w:r>
     </w:p>
     <w:tbl>
@@ -11580,7 +13934,7 @@
           <w:sz w:val="20"/>
           <w:szCs w:val="20"/>
         </w:rPr>
-        <w:t xml:space="preserve">Table 5: APIs and services</w:t>
+        <w:t xml:space="preserve">Table 7: APIs and services</w:t>
       </w:r>
     </w:p>
     <w:p>
@@ -12430,7 +14784,7 @@
           <w:sz w:val="20"/>
           <w:szCs w:val="20"/>
         </w:rPr>
-        <w:t xml:space="preserve">Table 6: Variables of the starting dataset</w:t>
+        <w:t xml:space="preserve">Table 8: Variables of the starting dataset</w:t>
       </w:r>
     </w:p>
     <w:p>
@@ -13210,6 +15564,4748 @@
     </w:p>
     <w:p>
       <w:pPr>
+        <w:pStyle w:val="Heading3"/>
+        <w:keepNext/>
+        <w:spacing w:after="100" w:before="180"/>
+      </w:pPr>
+      <w:r>
+        <w:rPr>
+          <w:rFonts w:ascii="Times New Roman" w:cs="Times New Roman" w:eastAsia="Times New Roman" w:hAnsi="Times New Roman"/>
+          <w:b/>
+          <w:bCs/>
+          <w:i/>
+          <w:iCs/>
+          <w:color w:val="000000"/>
+          <w:sz w:val="24"/>
+          <w:szCs w:val="24"/>
+        </w:rPr>
+        <w:t xml:space="preserve">1.5.11 API DESIGN</w:t>
+      </w:r>
+    </w:p>
+    <w:p>
+      <w:pPr>
+        <w:spacing w:after="120" w:before="0" w:line="276"/>
+        <w:jc w:val="both"/>
+      </w:pPr>
+      <w:r>
+        <w:rPr>
+          <w:rFonts w:ascii="Times New Roman" w:cs="Times New Roman" w:eastAsia="Times New Roman" w:hAnsi="Times New Roman"/>
+        </w:rPr>
+        <w:t xml:space="preserve">All business functions are exposed by the api container under /api/v1, documented by an OpenAPI schema generated by FastAPI. Every request body is validated by a strict Pydantic model that forbids unknown fields, and the interface checks the same bounds with Zod. The routes are grouped as follows.</w:t>
+      </w:r>
+    </w:p>
+    <w:tbl>
+      <w:tblPr>
+        <w:tblW w:type="dxa" w:w="9121"/>
+        <w:tblBorders>
+          <w:top w:val="single" w:color="auto" w:sz="4"/>
+          <w:left w:val="single" w:color="auto" w:sz="4"/>
+          <w:bottom w:val="single" w:color="auto" w:sz="4"/>
+          <w:right w:val="single" w:color="auto" w:sz="4"/>
+          <w:insideH w:val="single" w:color="auto" w:sz="4"/>
+          <w:insideV w:val="single" w:color="auto" w:sz="4"/>
+        </w:tblBorders>
+      </w:tblPr>
+      <w:tblGrid>
+        <w:gridCol w:w="1900"/>
+        <w:gridCol w:w="4900"/>
+        <w:gridCol w:w="2321"/>
+      </w:tblGrid>
+      <w:tr>
+        <w:trPr>
+          <w:cantSplit/>
+          <w:tblHeader/>
+        </w:trPr>
+        <w:tc>
+          <w:tcPr>
+            <w:tcW w:type="dxa" w:w="1900"/>
+            <w:tcBorders>
+              <w:top w:val="single" w:color="808080" w:sz="4"/>
+              <w:left w:val="single" w:color="808080" w:sz="4"/>
+              <w:bottom w:val="single" w:color="808080" w:sz="4"/>
+              <w:right w:val="single" w:color="808080" w:sz="4"/>
+            </w:tcBorders>
+            <w:shd w:fill="2F5597" w:color="auto" w:val="clear"/>
+            <w:tcMar>
+              <w:top w:type="dxa" w:w="60"/>
+              <w:left w:type="dxa" w:w="90"/>
+              <w:bottom w:type="dxa" w:w="60"/>
+              <w:right w:type="dxa" w:w="90"/>
+            </w:tcMar>
+            <w:vAlign w:val="top"/>
+          </w:tcPr>
+          <w:p>
+            <w:pPr>
+              <w:spacing w:after="40" w:line="252"/>
+              <w:jc w:val="left"/>
+            </w:pPr>
+            <w:r>
+              <w:rPr>
+                <w:rFonts w:ascii="Times New Roman" w:cs="Times New Roman" w:eastAsia="Times New Roman" w:hAnsi="Times New Roman"/>
+                <w:b/>
+                <w:bCs/>
+                <w:color w:val="FFFFFF"/>
+                <w:sz w:val="18"/>
+                <w:szCs w:val="18"/>
+              </w:rPr>
+              <w:t xml:space="preserve">Group</w:t>
+            </w:r>
+          </w:p>
+        </w:tc>
+        <w:tc>
+          <w:tcPr>
+            <w:tcW w:type="dxa" w:w="4900"/>
+            <w:tcBorders>
+              <w:top w:val="single" w:color="808080" w:sz="4"/>
+              <w:left w:val="single" w:color="808080" w:sz="4"/>
+              <w:bottom w:val="single" w:color="808080" w:sz="4"/>
+              <w:right w:val="single" w:color="808080" w:sz="4"/>
+            </w:tcBorders>
+            <w:shd w:fill="2F5597" w:color="auto" w:val="clear"/>
+            <w:tcMar>
+              <w:top w:type="dxa" w:w="60"/>
+              <w:left w:type="dxa" w:w="90"/>
+              <w:bottom w:type="dxa" w:w="60"/>
+              <w:right w:type="dxa" w:w="90"/>
+            </w:tcMar>
+            <w:vAlign w:val="top"/>
+          </w:tcPr>
+          <w:p>
+            <w:pPr>
+              <w:spacing w:after="40" w:line="252"/>
+              <w:jc w:val="left"/>
+            </w:pPr>
+            <w:r>
+              <w:rPr>
+                <w:rFonts w:ascii="Times New Roman" w:cs="Times New Roman" w:eastAsia="Times New Roman" w:hAnsi="Times New Roman"/>
+                <w:b/>
+                <w:bCs/>
+                <w:color w:val="FFFFFF"/>
+                <w:sz w:val="18"/>
+                <w:szCs w:val="18"/>
+              </w:rPr>
+              <w:t xml:space="preserve">Main routes</w:t>
+            </w:r>
+          </w:p>
+        </w:tc>
+        <w:tc>
+          <w:tcPr>
+            <w:tcW w:type="dxa" w:w="2321"/>
+            <w:tcBorders>
+              <w:top w:val="single" w:color="808080" w:sz="4"/>
+              <w:left w:val="single" w:color="808080" w:sz="4"/>
+              <w:bottom w:val="single" w:color="808080" w:sz="4"/>
+              <w:right w:val="single" w:color="808080" w:sz="4"/>
+            </w:tcBorders>
+            <w:shd w:fill="2F5597" w:color="auto" w:val="clear"/>
+            <w:tcMar>
+              <w:top w:type="dxa" w:w="60"/>
+              <w:left w:type="dxa" w:w="90"/>
+              <w:bottom w:type="dxa" w:w="60"/>
+              <w:right w:type="dxa" w:w="90"/>
+            </w:tcMar>
+            <w:vAlign w:val="top"/>
+          </w:tcPr>
+          <w:p>
+            <w:pPr>
+              <w:spacing w:after="40" w:line="252"/>
+              <w:jc w:val="left"/>
+            </w:pPr>
+            <w:r>
+              <w:rPr>
+                <w:rFonts w:ascii="Times New Roman" w:cs="Times New Roman" w:eastAsia="Times New Roman" w:hAnsi="Times New Roman"/>
+                <w:b/>
+                <w:bCs/>
+                <w:color w:val="FFFFFF"/>
+                <w:sz w:val="18"/>
+                <w:szCs w:val="18"/>
+              </w:rPr>
+              <w:t xml:space="preserve">Access</w:t>
+            </w:r>
+          </w:p>
+        </w:tc>
+      </w:tr>
+      <w:tr>
+        <w:trPr>
+          <w:cantSplit w:val="false"/>
+        </w:trPr>
+        <w:tc>
+          <w:tcPr>
+            <w:tcW w:type="dxa" w:w="1900"/>
+            <w:tcBorders>
+              <w:top w:val="single" w:color="808080" w:sz="4"/>
+              <w:left w:val="single" w:color="808080" w:sz="4"/>
+              <w:bottom w:val="single" w:color="808080" w:sz="4"/>
+              <w:right w:val="single" w:color="808080" w:sz="4"/>
+            </w:tcBorders>
+            <w:tcMar>
+              <w:top w:type="dxa" w:w="60"/>
+              <w:left w:type="dxa" w:w="90"/>
+              <w:bottom w:type="dxa" w:w="60"/>
+              <w:right w:type="dxa" w:w="90"/>
+            </w:tcMar>
+            <w:vAlign w:val="top"/>
+          </w:tcPr>
+          <w:p>
+            <w:pPr>
+              <w:spacing w:after="40" w:line="252"/>
+              <w:jc w:val="left"/>
+            </w:pPr>
+            <w:r>
+              <w:rPr>
+                <w:rFonts w:ascii="Times New Roman" w:cs="Times New Roman" w:eastAsia="Times New Roman" w:hAnsi="Times New Roman"/>
+                <w:sz w:val="18"/>
+                <w:szCs w:val="18"/>
+              </w:rPr>
+              <w:t xml:space="preserve">Health</w:t>
+            </w:r>
+          </w:p>
+        </w:tc>
+        <w:tc>
+          <w:tcPr>
+            <w:tcW w:type="dxa" w:w="4900"/>
+            <w:tcBorders>
+              <w:top w:val="single" w:color="808080" w:sz="4"/>
+              <w:left w:val="single" w:color="808080" w:sz="4"/>
+              <w:bottom w:val="single" w:color="808080" w:sz="4"/>
+              <w:right w:val="single" w:color="808080" w:sz="4"/>
+            </w:tcBorders>
+            <w:tcMar>
+              <w:top w:type="dxa" w:w="60"/>
+              <w:left w:type="dxa" w:w="90"/>
+              <w:bottom w:type="dxa" w:w="60"/>
+              <w:right w:type="dxa" w:w="90"/>
+            </w:tcMar>
+            <w:vAlign w:val="top"/>
+          </w:tcPr>
+          <w:p>
+            <w:pPr>
+              <w:spacing w:after="40" w:line="252"/>
+              <w:jc w:val="left"/>
+            </w:pPr>
+            <w:r>
+              <w:rPr>
+                <w:rFonts w:ascii="Times New Roman" w:cs="Times New Roman" w:eastAsia="Times New Roman" w:hAnsi="Times New Roman"/>
+                <w:sz w:val="18"/>
+                <w:szCs w:val="18"/>
+              </w:rPr>
+              <w:t xml:space="preserve">GET /api/health, GET /api/ready</w:t>
+            </w:r>
+          </w:p>
+        </w:tc>
+        <w:tc>
+          <w:tcPr>
+            <w:tcW w:type="dxa" w:w="2321"/>
+            <w:tcBorders>
+              <w:top w:val="single" w:color="808080" w:sz="4"/>
+              <w:left w:val="single" w:color="808080" w:sz="4"/>
+              <w:bottom w:val="single" w:color="808080" w:sz="4"/>
+              <w:right w:val="single" w:color="808080" w:sz="4"/>
+            </w:tcBorders>
+            <w:tcMar>
+              <w:top w:type="dxa" w:w="60"/>
+              <w:left w:type="dxa" w:w="90"/>
+              <w:bottom w:type="dxa" w:w="60"/>
+              <w:right w:type="dxa" w:w="90"/>
+            </w:tcMar>
+            <w:vAlign w:val="top"/>
+          </w:tcPr>
+          <w:p>
+            <w:pPr>
+              <w:spacing w:after="40" w:line="252"/>
+              <w:jc w:val="left"/>
+            </w:pPr>
+            <w:r>
+              <w:rPr>
+                <w:rFonts w:ascii="Times New Roman" w:cs="Times New Roman" w:eastAsia="Times New Roman" w:hAnsi="Times New Roman"/>
+                <w:sz w:val="18"/>
+                <w:szCs w:val="18"/>
+              </w:rPr>
+              <w:t xml:space="preserve">Public</w:t>
+            </w:r>
+          </w:p>
+        </w:tc>
+      </w:tr>
+      <w:tr>
+        <w:trPr>
+          <w:cantSplit w:val="false"/>
+        </w:trPr>
+        <w:tc>
+          <w:tcPr>
+            <w:tcW w:type="dxa" w:w="1900"/>
+            <w:tcBorders>
+              <w:top w:val="single" w:color="808080" w:sz="4"/>
+              <w:left w:val="single" w:color="808080" w:sz="4"/>
+              <w:bottom w:val="single" w:color="808080" w:sz="4"/>
+              <w:right w:val="single" w:color="808080" w:sz="4"/>
+            </w:tcBorders>
+            <w:tcMar>
+              <w:top w:type="dxa" w:w="60"/>
+              <w:left w:type="dxa" w:w="90"/>
+              <w:bottom w:type="dxa" w:w="60"/>
+              <w:right w:type="dxa" w:w="90"/>
+            </w:tcMar>
+            <w:vAlign w:val="top"/>
+          </w:tcPr>
+          <w:p>
+            <w:pPr>
+              <w:spacing w:after="40" w:line="252"/>
+              <w:jc w:val="left"/>
+            </w:pPr>
+            <w:r>
+              <w:rPr>
+                <w:rFonts w:ascii="Times New Roman" w:cs="Times New Roman" w:eastAsia="Times New Roman" w:hAnsi="Times New Roman"/>
+                <w:sz w:val="18"/>
+                <w:szCs w:val="18"/>
+              </w:rPr>
+              <w:t xml:space="preserve">Current user</w:t>
+            </w:r>
+          </w:p>
+        </w:tc>
+        <w:tc>
+          <w:tcPr>
+            <w:tcW w:type="dxa" w:w="4900"/>
+            <w:tcBorders>
+              <w:top w:val="single" w:color="808080" w:sz="4"/>
+              <w:left w:val="single" w:color="808080" w:sz="4"/>
+              <w:bottom w:val="single" w:color="808080" w:sz="4"/>
+              <w:right w:val="single" w:color="808080" w:sz="4"/>
+            </w:tcBorders>
+            <w:tcMar>
+              <w:top w:type="dxa" w:w="60"/>
+              <w:left w:type="dxa" w:w="90"/>
+              <w:bottom w:type="dxa" w:w="60"/>
+              <w:right w:type="dxa" w:w="90"/>
+            </w:tcMar>
+            <w:vAlign w:val="top"/>
+          </w:tcPr>
+          <w:p>
+            <w:pPr>
+              <w:spacing w:after="40" w:line="252"/>
+              <w:jc w:val="left"/>
+            </w:pPr>
+            <w:r>
+              <w:rPr>
+                <w:rFonts w:ascii="Times New Roman" w:cs="Times New Roman" w:eastAsia="Times New Roman" w:hAnsi="Times New Roman"/>
+                <w:sz w:val="18"/>
+                <w:szCs w:val="18"/>
+              </w:rPr>
+              <w:t xml:space="preserve">GET /api/v1/me</w:t>
+            </w:r>
+          </w:p>
+        </w:tc>
+        <w:tc>
+          <w:tcPr>
+            <w:tcW w:type="dxa" w:w="2321"/>
+            <w:tcBorders>
+              <w:top w:val="single" w:color="808080" w:sz="4"/>
+              <w:left w:val="single" w:color="808080" w:sz="4"/>
+              <w:bottom w:val="single" w:color="808080" w:sz="4"/>
+              <w:right w:val="single" w:color="808080" w:sz="4"/>
+            </w:tcBorders>
+            <w:tcMar>
+              <w:top w:type="dxa" w:w="60"/>
+              <w:left w:type="dxa" w:w="90"/>
+              <w:bottom w:type="dxa" w:w="60"/>
+              <w:right w:type="dxa" w:w="90"/>
+            </w:tcMar>
+            <w:vAlign w:val="top"/>
+          </w:tcPr>
+          <w:p>
+            <w:pPr>
+              <w:spacing w:after="40" w:line="252"/>
+              <w:jc w:val="left"/>
+            </w:pPr>
+            <w:r>
+              <w:rPr>
+                <w:rFonts w:ascii="Times New Roman" w:cs="Times New Roman" w:eastAsia="Times New Roman" w:hAnsi="Times New Roman"/>
+                <w:sz w:val="18"/>
+                <w:szCs w:val="18"/>
+              </w:rPr>
+              <w:t xml:space="preserve">Any signed-in user</w:t>
+            </w:r>
+          </w:p>
+        </w:tc>
+      </w:tr>
+      <w:tr>
+        <w:trPr>
+          <w:cantSplit w:val="false"/>
+        </w:trPr>
+        <w:tc>
+          <w:tcPr>
+            <w:tcW w:type="dxa" w:w="1900"/>
+            <w:tcBorders>
+              <w:top w:val="single" w:color="808080" w:sz="4"/>
+              <w:left w:val="single" w:color="808080" w:sz="4"/>
+              <w:bottom w:val="single" w:color="808080" w:sz="4"/>
+              <w:right w:val="single" w:color="808080" w:sz="4"/>
+            </w:tcBorders>
+            <w:tcMar>
+              <w:top w:type="dxa" w:w="60"/>
+              <w:left w:type="dxa" w:w="90"/>
+              <w:bottom w:type="dxa" w:w="60"/>
+              <w:right w:type="dxa" w:w="90"/>
+            </w:tcMar>
+            <w:vAlign w:val="top"/>
+          </w:tcPr>
+          <w:p>
+            <w:pPr>
+              <w:spacing w:after="40" w:line="252"/>
+              <w:jc w:val="left"/>
+            </w:pPr>
+            <w:r>
+              <w:rPr>
+                <w:rFonts w:ascii="Times New Roman" w:cs="Times New Roman" w:eastAsia="Times New Roman" w:hAnsi="Times New Roman"/>
+                <w:sz w:val="18"/>
+                <w:szCs w:val="18"/>
+              </w:rPr>
+              <w:t xml:space="preserve">Reference</w:t>
+            </w:r>
+          </w:p>
+        </w:tc>
+        <w:tc>
+          <w:tcPr>
+            <w:tcW w:type="dxa" w:w="4900"/>
+            <w:tcBorders>
+              <w:top w:val="single" w:color="808080" w:sz="4"/>
+              <w:left w:val="single" w:color="808080" w:sz="4"/>
+              <w:bottom w:val="single" w:color="808080" w:sz="4"/>
+              <w:right w:val="single" w:color="808080" w:sz="4"/>
+            </w:tcBorders>
+            <w:tcMar>
+              <w:top w:type="dxa" w:w="60"/>
+              <w:left w:type="dxa" w:w="90"/>
+              <w:bottom w:type="dxa" w:w="60"/>
+              <w:right w:type="dxa" w:w="90"/>
+            </w:tcMar>
+            <w:vAlign w:val="top"/>
+          </w:tcPr>
+          <w:p>
+            <w:pPr>
+              <w:spacing w:after="40" w:line="252"/>
+              <w:jc w:val="left"/>
+            </w:pPr>
+            <w:r>
+              <w:rPr>
+                <w:rFonts w:ascii="Times New Roman" w:cs="Times New Roman" w:eastAsia="Times New Roman" w:hAnsi="Times New Roman"/>
+                <w:sz w:val="18"/>
+                <w:szCs w:val="18"/>
+              </w:rPr>
+              <w:t xml:space="preserve">GET /api/v1/reference/options, GET /api/v1/reference/engagement-defaults</w:t>
+            </w:r>
+          </w:p>
+        </w:tc>
+        <w:tc>
+          <w:tcPr>
+            <w:tcW w:type="dxa" w:w="2321"/>
+            <w:tcBorders>
+              <w:top w:val="single" w:color="808080" w:sz="4"/>
+              <w:left w:val="single" w:color="808080" w:sz="4"/>
+              <w:bottom w:val="single" w:color="808080" w:sz="4"/>
+              <w:right w:val="single" w:color="808080" w:sz="4"/>
+            </w:tcBorders>
+            <w:tcMar>
+              <w:top w:type="dxa" w:w="60"/>
+              <w:left w:type="dxa" w:w="90"/>
+              <w:bottom w:type="dxa" w:w="60"/>
+              <w:right w:type="dxa" w:w="90"/>
+            </w:tcMar>
+            <w:vAlign w:val="top"/>
+          </w:tcPr>
+          <w:p>
+            <w:pPr>
+              <w:spacing w:after="40" w:line="252"/>
+              <w:jc w:val="left"/>
+            </w:pPr>
+            <w:r>
+              <w:rPr>
+                <w:rFonts w:ascii="Times New Roman" w:cs="Times New Roman" w:eastAsia="Times New Roman" w:hAnsi="Times New Roman"/>
+                <w:sz w:val="18"/>
+                <w:szCs w:val="18"/>
+              </w:rPr>
+              <w:t xml:space="preserve">Any signed-in user</w:t>
+            </w:r>
+          </w:p>
+        </w:tc>
+      </w:tr>
+      <w:tr>
+        <w:trPr>
+          <w:cantSplit w:val="false"/>
+        </w:trPr>
+        <w:tc>
+          <w:tcPr>
+            <w:tcW w:type="dxa" w:w="1900"/>
+            <w:tcBorders>
+              <w:top w:val="single" w:color="808080" w:sz="4"/>
+              <w:left w:val="single" w:color="808080" w:sz="4"/>
+              <w:bottom w:val="single" w:color="808080" w:sz="4"/>
+              <w:right w:val="single" w:color="808080" w:sz="4"/>
+            </w:tcBorders>
+            <w:tcMar>
+              <w:top w:type="dxa" w:w="60"/>
+              <w:left w:type="dxa" w:w="90"/>
+              <w:bottom w:type="dxa" w:w="60"/>
+              <w:right w:type="dxa" w:w="90"/>
+            </w:tcMar>
+            <w:vAlign w:val="top"/>
+          </w:tcPr>
+          <w:p>
+            <w:pPr>
+              <w:spacing w:after="40" w:line="252"/>
+              <w:jc w:val="left"/>
+            </w:pPr>
+            <w:r>
+              <w:rPr>
+                <w:rFonts w:ascii="Times New Roman" w:cs="Times New Roman" w:eastAsia="Times New Roman" w:hAnsi="Times New Roman"/>
+                <w:sz w:val="18"/>
+                <w:szCs w:val="18"/>
+              </w:rPr>
+              <w:t xml:space="preserve">Predictions</w:t>
+            </w:r>
+          </w:p>
+        </w:tc>
+        <w:tc>
+          <w:tcPr>
+            <w:tcW w:type="dxa" w:w="4900"/>
+            <w:tcBorders>
+              <w:top w:val="single" w:color="808080" w:sz="4"/>
+              <w:left w:val="single" w:color="808080" w:sz="4"/>
+              <w:bottom w:val="single" w:color="808080" w:sz="4"/>
+              <w:right w:val="single" w:color="808080" w:sz="4"/>
+            </w:tcBorders>
+            <w:tcMar>
+              <w:top w:type="dxa" w:w="60"/>
+              <w:left w:type="dxa" w:w="90"/>
+              <w:bottom w:type="dxa" w:w="60"/>
+              <w:right w:type="dxa" w:w="90"/>
+            </w:tcMar>
+            <w:vAlign w:val="top"/>
+          </w:tcPr>
+          <w:p>
+            <w:pPr>
+              <w:spacing w:after="40" w:line="252"/>
+              <w:jc w:val="left"/>
+            </w:pPr>
+            <w:r>
+              <w:rPr>
+                <w:rFonts w:ascii="Times New Roman" w:cs="Times New Roman" w:eastAsia="Times New Roman" w:hAnsi="Times New Roman"/>
+                <w:sz w:val="18"/>
+                <w:szCs w:val="18"/>
+              </w:rPr>
+              <w:t xml:space="preserve">POST /api/v1/predictions/simulate, POST and GET /api/v1/predictions, GET and DELETE /api/v1/predictions/{id}</w:t>
+            </w:r>
+          </w:p>
+        </w:tc>
+        <w:tc>
+          <w:tcPr>
+            <w:tcW w:type="dxa" w:w="2321"/>
+            <w:tcBorders>
+              <w:top w:val="single" w:color="808080" w:sz="4"/>
+              <w:left w:val="single" w:color="808080" w:sz="4"/>
+              <w:bottom w:val="single" w:color="808080" w:sz="4"/>
+              <w:right w:val="single" w:color="808080" w:sz="4"/>
+            </w:tcBorders>
+            <w:tcMar>
+              <w:top w:type="dxa" w:w="60"/>
+              <w:left w:type="dxa" w:w="90"/>
+              <w:bottom w:type="dxa" w:w="60"/>
+              <w:right w:type="dxa" w:w="90"/>
+            </w:tcMar>
+            <w:vAlign w:val="top"/>
+          </w:tcPr>
+          <w:p>
+            <w:pPr>
+              <w:spacing w:after="40" w:line="252"/>
+              <w:jc w:val="left"/>
+            </w:pPr>
+            <w:r>
+              <w:rPr>
+                <w:rFonts w:ascii="Times New Roman" w:cs="Times New Roman" w:eastAsia="Times New Roman" w:hAnsi="Times New Roman"/>
+                <w:sz w:val="18"/>
+                <w:szCs w:val="18"/>
+              </w:rPr>
+              <w:t xml:space="preserve">Owner only (other users get “not found”)</w:t>
+            </w:r>
+          </w:p>
+        </w:tc>
+      </w:tr>
+      <w:tr>
+        <w:trPr>
+          <w:cantSplit w:val="false"/>
+        </w:trPr>
+        <w:tc>
+          <w:tcPr>
+            <w:tcW w:type="dxa" w:w="1900"/>
+            <w:tcBorders>
+              <w:top w:val="single" w:color="808080" w:sz="4"/>
+              <w:left w:val="single" w:color="808080" w:sz="4"/>
+              <w:bottom w:val="single" w:color="808080" w:sz="4"/>
+              <w:right w:val="single" w:color="808080" w:sz="4"/>
+            </w:tcBorders>
+            <w:tcMar>
+              <w:top w:type="dxa" w:w="60"/>
+              <w:left w:type="dxa" w:w="90"/>
+              <w:bottom w:type="dxa" w:w="60"/>
+              <w:right w:type="dxa" w:w="90"/>
+            </w:tcMar>
+            <w:vAlign w:val="top"/>
+          </w:tcPr>
+          <w:p>
+            <w:pPr>
+              <w:spacing w:after="40" w:line="252"/>
+              <w:jc w:val="left"/>
+            </w:pPr>
+            <w:r>
+              <w:rPr>
+                <w:rFonts w:ascii="Times New Roman" w:cs="Times New Roman" w:eastAsia="Times New Roman" w:hAnsi="Times New Roman"/>
+                <w:sz w:val="18"/>
+                <w:szCs w:val="18"/>
+              </w:rPr>
+              <w:t xml:space="preserve">Active model</w:t>
+            </w:r>
+          </w:p>
+        </w:tc>
+        <w:tc>
+          <w:tcPr>
+            <w:tcW w:type="dxa" w:w="4900"/>
+            <w:tcBorders>
+              <w:top w:val="single" w:color="808080" w:sz="4"/>
+              <w:left w:val="single" w:color="808080" w:sz="4"/>
+              <w:bottom w:val="single" w:color="808080" w:sz="4"/>
+              <w:right w:val="single" w:color="808080" w:sz="4"/>
+            </w:tcBorders>
+            <w:tcMar>
+              <w:top w:type="dxa" w:w="60"/>
+              <w:left w:type="dxa" w:w="90"/>
+              <w:bottom w:type="dxa" w:w="60"/>
+              <w:right w:type="dxa" w:w="90"/>
+            </w:tcMar>
+            <w:vAlign w:val="top"/>
+          </w:tcPr>
+          <w:p>
+            <w:pPr>
+              <w:spacing w:after="40" w:line="252"/>
+              <w:jc w:val="left"/>
+            </w:pPr>
+            <w:r>
+              <w:rPr>
+                <w:rFonts w:ascii="Times New Roman" w:cs="Times New Roman" w:eastAsia="Times New Roman" w:hAnsi="Times New Roman"/>
+                <w:sz w:val="18"/>
+                <w:szCs w:val="18"/>
+              </w:rPr>
+              <w:t xml:space="preserve">GET /api/v1/model/active</w:t>
+            </w:r>
+          </w:p>
+        </w:tc>
+        <w:tc>
+          <w:tcPr>
+            <w:tcW w:type="dxa" w:w="2321"/>
+            <w:tcBorders>
+              <w:top w:val="single" w:color="808080" w:sz="4"/>
+              <w:left w:val="single" w:color="808080" w:sz="4"/>
+              <w:bottom w:val="single" w:color="808080" w:sz="4"/>
+              <w:right w:val="single" w:color="808080" w:sz="4"/>
+            </w:tcBorders>
+            <w:tcMar>
+              <w:top w:type="dxa" w:w="60"/>
+              <w:left w:type="dxa" w:w="90"/>
+              <w:bottom w:type="dxa" w:w="60"/>
+              <w:right w:type="dxa" w:w="90"/>
+            </w:tcMar>
+            <w:vAlign w:val="top"/>
+          </w:tcPr>
+          <w:p>
+            <w:pPr>
+              <w:spacing w:after="40" w:line="252"/>
+              <w:jc w:val="left"/>
+            </w:pPr>
+            <w:r>
+              <w:rPr>
+                <w:rFonts w:ascii="Times New Roman" w:cs="Times New Roman" w:eastAsia="Times New Roman" w:hAnsi="Times New Roman"/>
+                <w:sz w:val="18"/>
+                <w:szCs w:val="18"/>
+              </w:rPr>
+              <w:t xml:space="preserve">Any signed-in user</w:t>
+            </w:r>
+          </w:p>
+        </w:tc>
+      </w:tr>
+      <w:tr>
+        <w:trPr>
+          <w:cantSplit w:val="false"/>
+        </w:trPr>
+        <w:tc>
+          <w:tcPr>
+            <w:tcW w:type="dxa" w:w="1900"/>
+            <w:tcBorders>
+              <w:top w:val="single" w:color="808080" w:sz="4"/>
+              <w:left w:val="single" w:color="808080" w:sz="4"/>
+              <w:bottom w:val="single" w:color="808080" w:sz="4"/>
+              <w:right w:val="single" w:color="808080" w:sz="4"/>
+            </w:tcBorders>
+            <w:tcMar>
+              <w:top w:type="dxa" w:w="60"/>
+              <w:left w:type="dxa" w:w="90"/>
+              <w:bottom w:type="dxa" w:w="60"/>
+              <w:right w:type="dxa" w:w="90"/>
+            </w:tcMar>
+            <w:vAlign w:val="top"/>
+          </w:tcPr>
+          <w:p>
+            <w:pPr>
+              <w:spacing w:after="40" w:line="252"/>
+              <w:jc w:val="left"/>
+            </w:pPr>
+            <w:r>
+              <w:rPr>
+                <w:rFonts w:ascii="Times New Roman" w:cs="Times New Roman" w:eastAsia="Times New Roman" w:hAnsi="Times New Roman"/>
+                <w:sz w:val="18"/>
+                <w:szCs w:val="18"/>
+              </w:rPr>
+              <w:t xml:space="preserve">Users (admin)</w:t>
+            </w:r>
+          </w:p>
+        </w:tc>
+        <w:tc>
+          <w:tcPr>
+            <w:tcW w:type="dxa" w:w="4900"/>
+            <w:tcBorders>
+              <w:top w:val="single" w:color="808080" w:sz="4"/>
+              <w:left w:val="single" w:color="808080" w:sz="4"/>
+              <w:bottom w:val="single" w:color="808080" w:sz="4"/>
+              <w:right w:val="single" w:color="808080" w:sz="4"/>
+            </w:tcBorders>
+            <w:tcMar>
+              <w:top w:type="dxa" w:w="60"/>
+              <w:left w:type="dxa" w:w="90"/>
+              <w:bottom w:type="dxa" w:w="60"/>
+              <w:right w:type="dxa" w:w="90"/>
+            </w:tcMar>
+            <w:vAlign w:val="top"/>
+          </w:tcPr>
+          <w:p>
+            <w:pPr>
+              <w:spacing w:after="40" w:line="252"/>
+              <w:jc w:val="left"/>
+            </w:pPr>
+            <w:r>
+              <w:rPr>
+                <w:rFonts w:ascii="Times New Roman" w:cs="Times New Roman" w:eastAsia="Times New Roman" w:hAnsi="Times New Roman"/>
+                <w:sz w:val="18"/>
+                <w:szCs w:val="18"/>
+              </w:rPr>
+              <w:t xml:space="preserve">Invite, list, change role, deactivate and reactivate users</w:t>
+            </w:r>
+          </w:p>
+        </w:tc>
+        <w:tc>
+          <w:tcPr>
+            <w:tcW w:type="dxa" w:w="2321"/>
+            <w:tcBorders>
+              <w:top w:val="single" w:color="808080" w:sz="4"/>
+              <w:left w:val="single" w:color="808080" w:sz="4"/>
+              <w:bottom w:val="single" w:color="808080" w:sz="4"/>
+              <w:right w:val="single" w:color="808080" w:sz="4"/>
+            </w:tcBorders>
+            <w:tcMar>
+              <w:top w:type="dxa" w:w="60"/>
+              <w:left w:type="dxa" w:w="90"/>
+              <w:bottom w:type="dxa" w:w="60"/>
+              <w:right w:type="dxa" w:w="90"/>
+            </w:tcMar>
+            <w:vAlign w:val="top"/>
+          </w:tcPr>
+          <w:p>
+            <w:pPr>
+              <w:spacing w:after="40" w:line="252"/>
+              <w:jc w:val="left"/>
+            </w:pPr>
+            <w:r>
+              <w:rPr>
+                <w:rFonts w:ascii="Times New Roman" w:cs="Times New Roman" w:eastAsia="Times New Roman" w:hAnsi="Times New Roman"/>
+                <w:sz w:val="18"/>
+                <w:szCs w:val="18"/>
+              </w:rPr>
+              <w:t xml:space="preserve">Administrator</w:t>
+            </w:r>
+          </w:p>
+        </w:tc>
+      </w:tr>
+      <w:tr>
+        <w:trPr>
+          <w:cantSplit w:val="false"/>
+        </w:trPr>
+        <w:tc>
+          <w:tcPr>
+            <w:tcW w:type="dxa" w:w="1900"/>
+            <w:tcBorders>
+              <w:top w:val="single" w:color="808080" w:sz="4"/>
+              <w:left w:val="single" w:color="808080" w:sz="4"/>
+              <w:bottom w:val="single" w:color="808080" w:sz="4"/>
+              <w:right w:val="single" w:color="808080" w:sz="4"/>
+            </w:tcBorders>
+            <w:tcMar>
+              <w:top w:type="dxa" w:w="60"/>
+              <w:left w:type="dxa" w:w="90"/>
+              <w:bottom w:type="dxa" w:w="60"/>
+              <w:right w:type="dxa" w:w="90"/>
+            </w:tcMar>
+            <w:vAlign w:val="top"/>
+          </w:tcPr>
+          <w:p>
+            <w:pPr>
+              <w:spacing w:after="40" w:line="252"/>
+              <w:jc w:val="left"/>
+            </w:pPr>
+            <w:r>
+              <w:rPr>
+                <w:rFonts w:ascii="Times New Roman" w:cs="Times New Roman" w:eastAsia="Times New Roman" w:hAnsi="Times New Roman"/>
+                <w:sz w:val="18"/>
+                <w:szCs w:val="18"/>
+              </w:rPr>
+              <w:t xml:space="preserve">Data (admin)</w:t>
+            </w:r>
+          </w:p>
+        </w:tc>
+        <w:tc>
+          <w:tcPr>
+            <w:tcW w:type="dxa" w:w="4900"/>
+            <w:tcBorders>
+              <w:top w:val="single" w:color="808080" w:sz="4"/>
+              <w:left w:val="single" w:color="808080" w:sz="4"/>
+              <w:bottom w:val="single" w:color="808080" w:sz="4"/>
+              <w:right w:val="single" w:color="808080" w:sz="4"/>
+            </w:tcBorders>
+            <w:tcMar>
+              <w:top w:type="dxa" w:w="60"/>
+              <w:left w:type="dxa" w:w="90"/>
+              <w:bottom w:type="dxa" w:w="60"/>
+              <w:right w:type="dxa" w:w="90"/>
+            </w:tcMar>
+            <w:vAlign w:val="top"/>
+          </w:tcPr>
+          <w:p>
+            <w:pPr>
+              <w:spacing w:after="40" w:line="252"/>
+              <w:jc w:val="left"/>
+            </w:pPr>
+            <w:r>
+              <w:rPr>
+                <w:rFonts w:ascii="Times New Roman" w:cs="Times New Roman" w:eastAsia="Times New Roman" w:hAnsi="Times New Roman"/>
+                <w:sz w:val="18"/>
+                <w:szCs w:val="18"/>
+              </w:rPr>
+              <w:t xml:space="preserve">Upload an agency CSV, list imports, data summary</w:t>
+            </w:r>
+          </w:p>
+        </w:tc>
+        <w:tc>
+          <w:tcPr>
+            <w:tcW w:type="dxa" w:w="2321"/>
+            <w:tcBorders>
+              <w:top w:val="single" w:color="808080" w:sz="4"/>
+              <w:left w:val="single" w:color="808080" w:sz="4"/>
+              <w:bottom w:val="single" w:color="808080" w:sz="4"/>
+              <w:right w:val="single" w:color="808080" w:sz="4"/>
+            </w:tcBorders>
+            <w:tcMar>
+              <w:top w:type="dxa" w:w="60"/>
+              <w:left w:type="dxa" w:w="90"/>
+              <w:bottom w:type="dxa" w:w="60"/>
+              <w:right w:type="dxa" w:w="90"/>
+            </w:tcMar>
+            <w:vAlign w:val="top"/>
+          </w:tcPr>
+          <w:p>
+            <w:pPr>
+              <w:spacing w:after="40" w:line="252"/>
+              <w:jc w:val="left"/>
+            </w:pPr>
+            <w:r>
+              <w:rPr>
+                <w:rFonts w:ascii="Times New Roman" w:cs="Times New Roman" w:eastAsia="Times New Roman" w:hAnsi="Times New Roman"/>
+                <w:sz w:val="18"/>
+                <w:szCs w:val="18"/>
+              </w:rPr>
+              <w:t xml:space="preserve">Administrator</w:t>
+            </w:r>
+          </w:p>
+        </w:tc>
+      </w:tr>
+      <w:tr>
+        <w:trPr>
+          <w:cantSplit w:val="false"/>
+        </w:trPr>
+        <w:tc>
+          <w:tcPr>
+            <w:tcW w:type="dxa" w:w="1900"/>
+            <w:tcBorders>
+              <w:top w:val="single" w:color="808080" w:sz="4"/>
+              <w:left w:val="single" w:color="808080" w:sz="4"/>
+              <w:bottom w:val="single" w:color="808080" w:sz="4"/>
+              <w:right w:val="single" w:color="808080" w:sz="4"/>
+            </w:tcBorders>
+            <w:tcMar>
+              <w:top w:type="dxa" w:w="60"/>
+              <w:left w:type="dxa" w:w="90"/>
+              <w:bottom w:type="dxa" w:w="60"/>
+              <w:right w:type="dxa" w:w="90"/>
+            </w:tcMar>
+            <w:vAlign w:val="top"/>
+          </w:tcPr>
+          <w:p>
+            <w:pPr>
+              <w:spacing w:after="40" w:line="252"/>
+              <w:jc w:val="left"/>
+            </w:pPr>
+            <w:r>
+              <w:rPr>
+                <w:rFonts w:ascii="Times New Roman" w:cs="Times New Roman" w:eastAsia="Times New Roman" w:hAnsi="Times New Roman"/>
+                <w:sz w:val="18"/>
+                <w:szCs w:val="18"/>
+              </w:rPr>
+              <w:t xml:space="preserve">Model versions (admin)</w:t>
+            </w:r>
+          </w:p>
+        </w:tc>
+        <w:tc>
+          <w:tcPr>
+            <w:tcW w:type="dxa" w:w="4900"/>
+            <w:tcBorders>
+              <w:top w:val="single" w:color="808080" w:sz="4"/>
+              <w:left w:val="single" w:color="808080" w:sz="4"/>
+              <w:bottom w:val="single" w:color="808080" w:sz="4"/>
+              <w:right w:val="single" w:color="808080" w:sz="4"/>
+            </w:tcBorders>
+            <w:tcMar>
+              <w:top w:type="dxa" w:w="60"/>
+              <w:left w:type="dxa" w:w="90"/>
+              <w:bottom w:type="dxa" w:w="60"/>
+              <w:right w:type="dxa" w:w="90"/>
+            </w:tcMar>
+            <w:vAlign w:val="top"/>
+          </w:tcPr>
+          <w:p>
+            <w:pPr>
+              <w:spacing w:after="40" w:line="252"/>
+              <w:jc w:val="left"/>
+            </w:pPr>
+            <w:r>
+              <w:rPr>
+                <w:rFonts w:ascii="Times New Roman" w:cs="Times New Roman" w:eastAsia="Times New Roman" w:hAnsi="Times New Roman"/>
+                <w:sz w:val="18"/>
+                <w:szCs w:val="18"/>
+              </w:rPr>
+              <w:t xml:space="preserve">Start a training, list and review versions, activate a version</w:t>
+            </w:r>
+          </w:p>
+        </w:tc>
+        <w:tc>
+          <w:tcPr>
+            <w:tcW w:type="dxa" w:w="2321"/>
+            <w:tcBorders>
+              <w:top w:val="single" w:color="808080" w:sz="4"/>
+              <w:left w:val="single" w:color="808080" w:sz="4"/>
+              <w:bottom w:val="single" w:color="808080" w:sz="4"/>
+              <w:right w:val="single" w:color="808080" w:sz="4"/>
+            </w:tcBorders>
+            <w:tcMar>
+              <w:top w:type="dxa" w:w="60"/>
+              <w:left w:type="dxa" w:w="90"/>
+              <w:bottom w:type="dxa" w:w="60"/>
+              <w:right w:type="dxa" w:w="90"/>
+            </w:tcMar>
+            <w:vAlign w:val="top"/>
+          </w:tcPr>
+          <w:p>
+            <w:pPr>
+              <w:spacing w:after="40" w:line="252"/>
+              <w:jc w:val="left"/>
+            </w:pPr>
+            <w:r>
+              <w:rPr>
+                <w:rFonts w:ascii="Times New Roman" w:cs="Times New Roman" w:eastAsia="Times New Roman" w:hAnsi="Times New Roman"/>
+                <w:sz w:val="18"/>
+                <w:szCs w:val="18"/>
+              </w:rPr>
+              <w:t xml:space="preserve">Administrator</w:t>
+            </w:r>
+          </w:p>
+        </w:tc>
+      </w:tr>
+      <w:tr>
+        <w:trPr>
+          <w:cantSplit w:val="false"/>
+        </w:trPr>
+        <w:tc>
+          <w:tcPr>
+            <w:tcW w:type="dxa" w:w="1900"/>
+            <w:tcBorders>
+              <w:top w:val="single" w:color="808080" w:sz="4"/>
+              <w:left w:val="single" w:color="808080" w:sz="4"/>
+              <w:bottom w:val="single" w:color="808080" w:sz="4"/>
+              <w:right w:val="single" w:color="808080" w:sz="4"/>
+            </w:tcBorders>
+            <w:tcMar>
+              <w:top w:type="dxa" w:w="60"/>
+              <w:left w:type="dxa" w:w="90"/>
+              <w:bottom w:type="dxa" w:w="60"/>
+              <w:right w:type="dxa" w:w="90"/>
+            </w:tcMar>
+            <w:vAlign w:val="top"/>
+          </w:tcPr>
+          <w:p>
+            <w:pPr>
+              <w:spacing w:after="40" w:line="252"/>
+              <w:jc w:val="left"/>
+            </w:pPr>
+            <w:r>
+              <w:rPr>
+                <w:rFonts w:ascii="Times New Roman" w:cs="Times New Roman" w:eastAsia="Times New Roman" w:hAnsi="Times New Roman"/>
+                <w:sz w:val="18"/>
+                <w:szCs w:val="18"/>
+              </w:rPr>
+              <w:t xml:space="preserve">Audit (admin)</w:t>
+            </w:r>
+          </w:p>
+        </w:tc>
+        <w:tc>
+          <w:tcPr>
+            <w:tcW w:type="dxa" w:w="4900"/>
+            <w:tcBorders>
+              <w:top w:val="single" w:color="808080" w:sz="4"/>
+              <w:left w:val="single" w:color="808080" w:sz="4"/>
+              <w:bottom w:val="single" w:color="808080" w:sz="4"/>
+              <w:right w:val="single" w:color="808080" w:sz="4"/>
+            </w:tcBorders>
+            <w:tcMar>
+              <w:top w:type="dxa" w:w="60"/>
+              <w:left w:type="dxa" w:w="90"/>
+              <w:bottom w:type="dxa" w:w="60"/>
+              <w:right w:type="dxa" w:w="90"/>
+            </w:tcMar>
+            <w:vAlign w:val="top"/>
+          </w:tcPr>
+          <w:p>
+            <w:pPr>
+              <w:spacing w:after="40" w:line="252"/>
+              <w:jc w:val="left"/>
+            </w:pPr>
+            <w:r>
+              <w:rPr>
+                <w:rFonts w:ascii="Times New Roman" w:cs="Times New Roman" w:eastAsia="Times New Roman" w:hAnsi="Times New Roman"/>
+                <w:sz w:val="18"/>
+                <w:szCs w:val="18"/>
+              </w:rPr>
+              <w:t xml:space="preserve">Read the audit log</w:t>
+            </w:r>
+          </w:p>
+        </w:tc>
+        <w:tc>
+          <w:tcPr>
+            <w:tcW w:type="dxa" w:w="2321"/>
+            <w:tcBorders>
+              <w:top w:val="single" w:color="808080" w:sz="4"/>
+              <w:left w:val="single" w:color="808080" w:sz="4"/>
+              <w:bottom w:val="single" w:color="808080" w:sz="4"/>
+              <w:right w:val="single" w:color="808080" w:sz="4"/>
+            </w:tcBorders>
+            <w:tcMar>
+              <w:top w:type="dxa" w:w="60"/>
+              <w:left w:type="dxa" w:w="90"/>
+              <w:bottom w:type="dxa" w:w="60"/>
+              <w:right w:type="dxa" w:w="90"/>
+            </w:tcMar>
+            <w:vAlign w:val="top"/>
+          </w:tcPr>
+          <w:p>
+            <w:pPr>
+              <w:spacing w:after="40" w:line="252"/>
+              <w:jc w:val="left"/>
+            </w:pPr>
+            <w:r>
+              <w:rPr>
+                <w:rFonts w:ascii="Times New Roman" w:cs="Times New Roman" w:eastAsia="Times New Roman" w:hAnsi="Times New Roman"/>
+                <w:sz w:val="18"/>
+                <w:szCs w:val="18"/>
+              </w:rPr>
+              <w:t xml:space="preserve">Administrator</w:t>
+            </w:r>
+          </w:p>
+        </w:tc>
+      </w:tr>
+    </w:tbl>
+    <w:p>
+      <w:pPr>
+        <w:spacing w:after="200" w:before="80"/>
+        <w:jc w:val="center"/>
+      </w:pPr>
+      <w:r>
+        <w:rPr>
+          <w:rFonts w:ascii="Times New Roman" w:cs="Times New Roman" w:eastAsia="Times New Roman" w:hAnsi="Times New Roman"/>
+          <w:i/>
+          <w:iCs/>
+          <w:color w:val="1F3864"/>
+          <w:sz w:val="20"/>
+          <w:szCs w:val="20"/>
+        </w:rPr>
+        <w:t xml:space="preserve">Table 9: Main groups of API routes</w:t>
+      </w:r>
+    </w:p>
+    <w:p>
+      <w:pPr>
+        <w:spacing w:after="120" w:before="0" w:line="276"/>
+        <w:jc w:val="both"/>
+      </w:pPr>
+      <w:r>
+        <w:rPr>
+          <w:rFonts w:ascii="Times New Roman" w:cs="Times New Roman" w:eastAsia="Times New Roman" w:hAnsi="Times New Roman"/>
+        </w:rPr>
+        <w:t xml:space="preserve">Every error, whatever the route, uses the same body: a stable </w:t>
+      </w:r>
+      <w:r>
+        <w:rPr>
+          <w:rFonts w:ascii="Times New Roman" w:cs="Times New Roman" w:eastAsia="Times New Roman" w:hAnsi="Times New Roman"/>
+          <w:b/>
+          <w:bCs/>
+        </w:rPr>
+        <w:t xml:space="preserve">code</w:t>
+      </w:r>
+      <w:r>
+        <w:rPr>
+          <w:rFonts w:ascii="Times New Roman" w:cs="Times New Roman" w:eastAsia="Times New Roman" w:hAnsi="Times New Roman"/>
+        </w:rPr>
+        <w:t xml:space="preserve">, a human-readable English </w:t>
+      </w:r>
+      <w:r>
+        <w:rPr>
+          <w:rFonts w:ascii="Times New Roman" w:cs="Times New Roman" w:eastAsia="Times New Roman" w:hAnsi="Times New Roman"/>
+          <w:b/>
+          <w:bCs/>
+        </w:rPr>
+        <w:t xml:space="preserve">message</w:t>
+      </w:r>
+      <w:r>
+        <w:rPr>
+          <w:rFonts w:ascii="Times New Roman" w:cs="Times New Roman" w:eastAsia="Times New Roman" w:hAnsi="Times New Roman"/>
+        </w:rPr>
+        <w:t xml:space="preserve">, an optional list of </w:t>
+      </w:r>
+      <w:r>
+        <w:rPr>
+          <w:rFonts w:ascii="Times New Roman" w:cs="Times New Roman" w:eastAsia="Times New Roman" w:hAnsi="Times New Roman"/>
+          <w:b/>
+          <w:bCs/>
+        </w:rPr>
+        <w:t xml:space="preserve">details</w:t>
+      </w:r>
+      <w:r>
+        <w:rPr>
+          <w:rFonts w:ascii="Times New Roman" w:cs="Times New Roman" w:eastAsia="Times New Roman" w:hAnsi="Times New Roman"/>
+        </w:rPr>
+        <w:t xml:space="preserve"> (for a CSV import, one item per row and column) and a </w:t>
+      </w:r>
+      <w:r>
+        <w:rPr>
+          <w:rFonts w:ascii="Times New Roman" w:cs="Times New Roman" w:eastAsia="Times New Roman" w:hAnsi="Times New Roman"/>
+          <w:b/>
+          <w:bCs/>
+        </w:rPr>
+        <w:t xml:space="preserve">request_id</w:t>
+      </w:r>
+      <w:r>
+        <w:rPr>
+          <w:rFonts w:ascii="Times New Roman" w:cs="Times New Roman" w:eastAsia="Times New Roman" w:hAnsi="Times New Roman"/>
+        </w:rPr>
+        <w:t xml:space="preserve"> to find the request in the logs. No technical trace, SQL query or internal name is ever returned to the user.</w:t>
+      </w:r>
+    </w:p>
+    <w:tbl>
+      <w:tblPr>
+        <w:tblW w:type="dxa" w:w="9121"/>
+        <w:tblBorders>
+          <w:top w:val="single" w:color="auto" w:sz="4"/>
+          <w:left w:val="single" w:color="auto" w:sz="4"/>
+          <w:bottom w:val="single" w:color="auto" w:sz="4"/>
+          <w:right w:val="single" w:color="auto" w:sz="4"/>
+          <w:insideH w:val="single" w:color="auto" w:sz="4"/>
+          <w:insideV w:val="single" w:color="auto" w:sz="4"/>
+        </w:tblBorders>
+      </w:tblPr>
+      <w:tblGrid>
+        <w:gridCol w:w="3300"/>
+        <w:gridCol w:w="1100"/>
+        <w:gridCol w:w="4721"/>
+      </w:tblGrid>
+      <w:tr>
+        <w:trPr>
+          <w:cantSplit/>
+          <w:tblHeader/>
+        </w:trPr>
+        <w:tc>
+          <w:tcPr>
+            <w:tcW w:type="dxa" w:w="3300"/>
+            <w:tcBorders>
+              <w:top w:val="single" w:color="808080" w:sz="4"/>
+              <w:left w:val="single" w:color="808080" w:sz="4"/>
+              <w:bottom w:val="single" w:color="808080" w:sz="4"/>
+              <w:right w:val="single" w:color="808080" w:sz="4"/>
+            </w:tcBorders>
+            <w:shd w:fill="2F5597" w:color="auto" w:val="clear"/>
+            <w:tcMar>
+              <w:top w:type="dxa" w:w="60"/>
+              <w:left w:type="dxa" w:w="90"/>
+              <w:bottom w:type="dxa" w:w="60"/>
+              <w:right w:type="dxa" w:w="90"/>
+            </w:tcMar>
+            <w:vAlign w:val="top"/>
+          </w:tcPr>
+          <w:p>
+            <w:pPr>
+              <w:spacing w:after="40" w:line="252"/>
+              <w:jc w:val="left"/>
+            </w:pPr>
+            <w:r>
+              <w:rPr>
+                <w:rFonts w:ascii="Times New Roman" w:cs="Times New Roman" w:eastAsia="Times New Roman" w:hAnsi="Times New Roman"/>
+                <w:b/>
+                <w:bCs/>
+                <w:color w:val="FFFFFF"/>
+                <w:sz w:val="18"/>
+                <w:szCs w:val="18"/>
+              </w:rPr>
+              <w:t xml:space="preserve">Code</w:t>
+            </w:r>
+          </w:p>
+        </w:tc>
+        <w:tc>
+          <w:tcPr>
+            <w:tcW w:type="dxa" w:w="1100"/>
+            <w:tcBorders>
+              <w:top w:val="single" w:color="808080" w:sz="4"/>
+              <w:left w:val="single" w:color="808080" w:sz="4"/>
+              <w:bottom w:val="single" w:color="808080" w:sz="4"/>
+              <w:right w:val="single" w:color="808080" w:sz="4"/>
+            </w:tcBorders>
+            <w:shd w:fill="2F5597" w:color="auto" w:val="clear"/>
+            <w:tcMar>
+              <w:top w:type="dxa" w:w="60"/>
+              <w:left w:type="dxa" w:w="90"/>
+              <w:bottom w:type="dxa" w:w="60"/>
+              <w:right w:type="dxa" w:w="90"/>
+            </w:tcMar>
+            <w:vAlign w:val="top"/>
+          </w:tcPr>
+          <w:p>
+            <w:pPr>
+              <w:spacing w:after="40" w:line="252"/>
+              <w:jc w:val="left"/>
+            </w:pPr>
+            <w:r>
+              <w:rPr>
+                <w:rFonts w:ascii="Times New Roman" w:cs="Times New Roman" w:eastAsia="Times New Roman" w:hAnsi="Times New Roman"/>
+                <w:b/>
+                <w:bCs/>
+                <w:color w:val="FFFFFF"/>
+                <w:sz w:val="18"/>
+                <w:szCs w:val="18"/>
+              </w:rPr>
+              <w:t xml:space="preserve">HTTP</w:t>
+            </w:r>
+          </w:p>
+        </w:tc>
+        <w:tc>
+          <w:tcPr>
+            <w:tcW w:type="dxa" w:w="4721"/>
+            <w:tcBorders>
+              <w:top w:val="single" w:color="808080" w:sz="4"/>
+              <w:left w:val="single" w:color="808080" w:sz="4"/>
+              <w:bottom w:val="single" w:color="808080" w:sz="4"/>
+              <w:right w:val="single" w:color="808080" w:sz="4"/>
+            </w:tcBorders>
+            <w:shd w:fill="2F5597" w:color="auto" w:val="clear"/>
+            <w:tcMar>
+              <w:top w:type="dxa" w:w="60"/>
+              <w:left w:type="dxa" w:w="90"/>
+              <w:bottom w:type="dxa" w:w="60"/>
+              <w:right w:type="dxa" w:w="90"/>
+            </w:tcMar>
+            <w:vAlign w:val="top"/>
+          </w:tcPr>
+          <w:p>
+            <w:pPr>
+              <w:spacing w:after="40" w:line="252"/>
+              <w:jc w:val="left"/>
+            </w:pPr>
+            <w:r>
+              <w:rPr>
+                <w:rFonts w:ascii="Times New Roman" w:cs="Times New Roman" w:eastAsia="Times New Roman" w:hAnsi="Times New Roman"/>
+                <w:b/>
+                <w:bCs/>
+                <w:color w:val="FFFFFF"/>
+                <w:sz w:val="18"/>
+                <w:szCs w:val="18"/>
+              </w:rPr>
+              <w:t xml:space="preserve">Meaning</w:t>
+            </w:r>
+          </w:p>
+        </w:tc>
+      </w:tr>
+      <w:tr>
+        <w:trPr>
+          <w:cantSplit w:val="false"/>
+        </w:trPr>
+        <w:tc>
+          <w:tcPr>
+            <w:tcW w:type="dxa" w:w="3300"/>
+            <w:tcBorders>
+              <w:top w:val="single" w:color="808080" w:sz="4"/>
+              <w:left w:val="single" w:color="808080" w:sz="4"/>
+              <w:bottom w:val="single" w:color="808080" w:sz="4"/>
+              <w:right w:val="single" w:color="808080" w:sz="4"/>
+            </w:tcBorders>
+            <w:tcMar>
+              <w:top w:type="dxa" w:w="60"/>
+              <w:left w:type="dxa" w:w="90"/>
+              <w:bottom w:type="dxa" w:w="60"/>
+              <w:right w:type="dxa" w:w="90"/>
+            </w:tcMar>
+            <w:vAlign w:val="top"/>
+          </w:tcPr>
+          <w:p>
+            <w:pPr>
+              <w:spacing w:after="40" w:line="252"/>
+              <w:jc w:val="left"/>
+            </w:pPr>
+            <w:r>
+              <w:rPr>
+                <w:rFonts w:ascii="Times New Roman" w:cs="Times New Roman" w:eastAsia="Times New Roman" w:hAnsi="Times New Roman"/>
+                <w:sz w:val="18"/>
+                <w:szCs w:val="18"/>
+              </w:rPr>
+              <w:t xml:space="preserve">UNAUTHENTICATED / TOKEN_EXPIRED</w:t>
+            </w:r>
+          </w:p>
+        </w:tc>
+        <w:tc>
+          <w:tcPr>
+            <w:tcW w:type="dxa" w:w="1100"/>
+            <w:tcBorders>
+              <w:top w:val="single" w:color="808080" w:sz="4"/>
+              <w:left w:val="single" w:color="808080" w:sz="4"/>
+              <w:bottom w:val="single" w:color="808080" w:sz="4"/>
+              <w:right w:val="single" w:color="808080" w:sz="4"/>
+            </w:tcBorders>
+            <w:tcMar>
+              <w:top w:type="dxa" w:w="60"/>
+              <w:left w:type="dxa" w:w="90"/>
+              <w:bottom w:type="dxa" w:w="60"/>
+              <w:right w:type="dxa" w:w="90"/>
+            </w:tcMar>
+            <w:vAlign w:val="top"/>
+          </w:tcPr>
+          <w:p>
+            <w:pPr>
+              <w:spacing w:after="40" w:line="252"/>
+              <w:jc w:val="left"/>
+            </w:pPr>
+            <w:r>
+              <w:rPr>
+                <w:rFonts w:ascii="Times New Roman" w:cs="Times New Roman" w:eastAsia="Times New Roman" w:hAnsi="Times New Roman"/>
+                <w:sz w:val="18"/>
+                <w:szCs w:val="18"/>
+              </w:rPr>
+              <w:t xml:space="preserve">401</w:t>
+            </w:r>
+          </w:p>
+        </w:tc>
+        <w:tc>
+          <w:tcPr>
+            <w:tcW w:type="dxa" w:w="4721"/>
+            <w:tcBorders>
+              <w:top w:val="single" w:color="808080" w:sz="4"/>
+              <w:left w:val="single" w:color="808080" w:sz="4"/>
+              <w:bottom w:val="single" w:color="808080" w:sz="4"/>
+              <w:right w:val="single" w:color="808080" w:sz="4"/>
+            </w:tcBorders>
+            <w:tcMar>
+              <w:top w:type="dxa" w:w="60"/>
+              <w:left w:type="dxa" w:w="90"/>
+              <w:bottom w:type="dxa" w:w="60"/>
+              <w:right w:type="dxa" w:w="90"/>
+            </w:tcMar>
+            <w:vAlign w:val="top"/>
+          </w:tcPr>
+          <w:p>
+            <w:pPr>
+              <w:spacing w:after="40" w:line="252"/>
+              <w:jc w:val="left"/>
+            </w:pPr>
+            <w:r>
+              <w:rPr>
+                <w:rFonts w:ascii="Times New Roman" w:cs="Times New Roman" w:eastAsia="Times New Roman" w:hAnsi="Times New Roman"/>
+                <w:sz w:val="18"/>
+                <w:szCs w:val="18"/>
+              </w:rPr>
+              <w:t xml:space="preserve">Missing, invalid or expired token</w:t>
+            </w:r>
+          </w:p>
+        </w:tc>
+      </w:tr>
+      <w:tr>
+        <w:trPr>
+          <w:cantSplit w:val="false"/>
+        </w:trPr>
+        <w:tc>
+          <w:tcPr>
+            <w:tcW w:type="dxa" w:w="3300"/>
+            <w:tcBorders>
+              <w:top w:val="single" w:color="808080" w:sz="4"/>
+              <w:left w:val="single" w:color="808080" w:sz="4"/>
+              <w:bottom w:val="single" w:color="808080" w:sz="4"/>
+              <w:right w:val="single" w:color="808080" w:sz="4"/>
+            </w:tcBorders>
+            <w:tcMar>
+              <w:top w:type="dxa" w:w="60"/>
+              <w:left w:type="dxa" w:w="90"/>
+              <w:bottom w:type="dxa" w:w="60"/>
+              <w:right w:type="dxa" w:w="90"/>
+            </w:tcMar>
+            <w:vAlign w:val="top"/>
+          </w:tcPr>
+          <w:p>
+            <w:pPr>
+              <w:spacing w:after="40" w:line="252"/>
+              <w:jc w:val="left"/>
+            </w:pPr>
+            <w:r>
+              <w:rPr>
+                <w:rFonts w:ascii="Times New Roman" w:cs="Times New Roman" w:eastAsia="Times New Roman" w:hAnsi="Times New Roman"/>
+                <w:sz w:val="18"/>
+                <w:szCs w:val="18"/>
+              </w:rPr>
+              <w:t xml:space="preserve">FORBIDDEN / ACCOUNT_DISABLED</w:t>
+            </w:r>
+          </w:p>
+        </w:tc>
+        <w:tc>
+          <w:tcPr>
+            <w:tcW w:type="dxa" w:w="1100"/>
+            <w:tcBorders>
+              <w:top w:val="single" w:color="808080" w:sz="4"/>
+              <w:left w:val="single" w:color="808080" w:sz="4"/>
+              <w:bottom w:val="single" w:color="808080" w:sz="4"/>
+              <w:right w:val="single" w:color="808080" w:sz="4"/>
+            </w:tcBorders>
+            <w:tcMar>
+              <w:top w:type="dxa" w:w="60"/>
+              <w:left w:type="dxa" w:w="90"/>
+              <w:bottom w:type="dxa" w:w="60"/>
+              <w:right w:type="dxa" w:w="90"/>
+            </w:tcMar>
+            <w:vAlign w:val="top"/>
+          </w:tcPr>
+          <w:p>
+            <w:pPr>
+              <w:spacing w:after="40" w:line="252"/>
+              <w:jc w:val="left"/>
+            </w:pPr>
+            <w:r>
+              <w:rPr>
+                <w:rFonts w:ascii="Times New Roman" w:cs="Times New Roman" w:eastAsia="Times New Roman" w:hAnsi="Times New Roman"/>
+                <w:sz w:val="18"/>
+                <w:szCs w:val="18"/>
+              </w:rPr>
+              <w:t xml:space="preserve">403</w:t>
+            </w:r>
+          </w:p>
+        </w:tc>
+        <w:tc>
+          <w:tcPr>
+            <w:tcW w:type="dxa" w:w="4721"/>
+            <w:tcBorders>
+              <w:top w:val="single" w:color="808080" w:sz="4"/>
+              <w:left w:val="single" w:color="808080" w:sz="4"/>
+              <w:bottom w:val="single" w:color="808080" w:sz="4"/>
+              <w:right w:val="single" w:color="808080" w:sz="4"/>
+            </w:tcBorders>
+            <w:tcMar>
+              <w:top w:type="dxa" w:w="60"/>
+              <w:left w:type="dxa" w:w="90"/>
+              <w:bottom w:type="dxa" w:w="60"/>
+              <w:right w:type="dxa" w:w="90"/>
+            </w:tcMar>
+            <w:vAlign w:val="top"/>
+          </w:tcPr>
+          <w:p>
+            <w:pPr>
+              <w:spacing w:after="40" w:line="252"/>
+              <w:jc w:val="left"/>
+            </w:pPr>
+            <w:r>
+              <w:rPr>
+                <w:rFonts w:ascii="Times New Roman" w:cs="Times New Roman" w:eastAsia="Times New Roman" w:hAnsi="Times New Roman"/>
+                <w:sz w:val="18"/>
+                <w:szCs w:val="18"/>
+              </w:rPr>
+              <w:t xml:space="preserve">Insufficient role or deactivated account</w:t>
+            </w:r>
+          </w:p>
+        </w:tc>
+      </w:tr>
+      <w:tr>
+        <w:trPr>
+          <w:cantSplit w:val="false"/>
+        </w:trPr>
+        <w:tc>
+          <w:tcPr>
+            <w:tcW w:type="dxa" w:w="3300"/>
+            <w:tcBorders>
+              <w:top w:val="single" w:color="808080" w:sz="4"/>
+              <w:left w:val="single" w:color="808080" w:sz="4"/>
+              <w:bottom w:val="single" w:color="808080" w:sz="4"/>
+              <w:right w:val="single" w:color="808080" w:sz="4"/>
+            </w:tcBorders>
+            <w:tcMar>
+              <w:top w:type="dxa" w:w="60"/>
+              <w:left w:type="dxa" w:w="90"/>
+              <w:bottom w:type="dxa" w:w="60"/>
+              <w:right w:type="dxa" w:w="90"/>
+            </w:tcMar>
+            <w:vAlign w:val="top"/>
+          </w:tcPr>
+          <w:p>
+            <w:pPr>
+              <w:spacing w:after="40" w:line="252"/>
+              <w:jc w:val="left"/>
+            </w:pPr>
+            <w:r>
+              <w:rPr>
+                <w:rFonts w:ascii="Times New Roman" w:cs="Times New Roman" w:eastAsia="Times New Roman" w:hAnsi="Times New Roman"/>
+                <w:sz w:val="18"/>
+                <w:szCs w:val="18"/>
+              </w:rPr>
+              <w:t xml:space="preserve">NOT_FOUND</w:t>
+            </w:r>
+          </w:p>
+        </w:tc>
+        <w:tc>
+          <w:tcPr>
+            <w:tcW w:type="dxa" w:w="1100"/>
+            <w:tcBorders>
+              <w:top w:val="single" w:color="808080" w:sz="4"/>
+              <w:left w:val="single" w:color="808080" w:sz="4"/>
+              <w:bottom w:val="single" w:color="808080" w:sz="4"/>
+              <w:right w:val="single" w:color="808080" w:sz="4"/>
+            </w:tcBorders>
+            <w:tcMar>
+              <w:top w:type="dxa" w:w="60"/>
+              <w:left w:type="dxa" w:w="90"/>
+              <w:bottom w:type="dxa" w:w="60"/>
+              <w:right w:type="dxa" w:w="90"/>
+            </w:tcMar>
+            <w:vAlign w:val="top"/>
+          </w:tcPr>
+          <w:p>
+            <w:pPr>
+              <w:spacing w:after="40" w:line="252"/>
+              <w:jc w:val="left"/>
+            </w:pPr>
+            <w:r>
+              <w:rPr>
+                <w:rFonts w:ascii="Times New Roman" w:cs="Times New Roman" w:eastAsia="Times New Roman" w:hAnsi="Times New Roman"/>
+                <w:sz w:val="18"/>
+                <w:szCs w:val="18"/>
+              </w:rPr>
+              <w:t xml:space="preserve">404</w:t>
+            </w:r>
+          </w:p>
+        </w:tc>
+        <w:tc>
+          <w:tcPr>
+            <w:tcW w:type="dxa" w:w="4721"/>
+            <w:tcBorders>
+              <w:top w:val="single" w:color="808080" w:sz="4"/>
+              <w:left w:val="single" w:color="808080" w:sz="4"/>
+              <w:bottom w:val="single" w:color="808080" w:sz="4"/>
+              <w:right w:val="single" w:color="808080" w:sz="4"/>
+            </w:tcBorders>
+            <w:tcMar>
+              <w:top w:type="dxa" w:w="60"/>
+              <w:left w:type="dxa" w:w="90"/>
+              <w:bottom w:type="dxa" w:w="60"/>
+              <w:right w:type="dxa" w:w="90"/>
+            </w:tcMar>
+            <w:vAlign w:val="top"/>
+          </w:tcPr>
+          <w:p>
+            <w:pPr>
+              <w:spacing w:after="40" w:line="252"/>
+              <w:jc w:val="left"/>
+            </w:pPr>
+            <w:r>
+              <w:rPr>
+                <w:rFonts w:ascii="Times New Roman" w:cs="Times New Roman" w:eastAsia="Times New Roman" w:hAnsi="Times New Roman"/>
+                <w:sz w:val="18"/>
+                <w:szCs w:val="18"/>
+              </w:rPr>
+              <w:t xml:space="preserve">Resource does not exist or belongs to another user</w:t>
+            </w:r>
+          </w:p>
+        </w:tc>
+      </w:tr>
+      <w:tr>
+        <w:trPr>
+          <w:cantSplit w:val="false"/>
+        </w:trPr>
+        <w:tc>
+          <w:tcPr>
+            <w:tcW w:type="dxa" w:w="3300"/>
+            <w:tcBorders>
+              <w:top w:val="single" w:color="808080" w:sz="4"/>
+              <w:left w:val="single" w:color="808080" w:sz="4"/>
+              <w:bottom w:val="single" w:color="808080" w:sz="4"/>
+              <w:right w:val="single" w:color="808080" w:sz="4"/>
+            </w:tcBorders>
+            <w:tcMar>
+              <w:top w:type="dxa" w:w="60"/>
+              <w:left w:type="dxa" w:w="90"/>
+              <w:bottom w:type="dxa" w:w="60"/>
+              <w:right w:type="dxa" w:w="90"/>
+            </w:tcMar>
+            <w:vAlign w:val="top"/>
+          </w:tcPr>
+          <w:p>
+            <w:pPr>
+              <w:spacing w:after="40" w:line="252"/>
+              <w:jc w:val="left"/>
+            </w:pPr>
+            <w:r>
+              <w:rPr>
+                <w:rFonts w:ascii="Times New Roman" w:cs="Times New Roman" w:eastAsia="Times New Roman" w:hAnsi="Times New Roman"/>
+                <w:sz w:val="18"/>
+                <w:szCs w:val="18"/>
+              </w:rPr>
+              <w:t xml:space="preserve">NO_ACTIVE_MODEL</w:t>
+            </w:r>
+          </w:p>
+        </w:tc>
+        <w:tc>
+          <w:tcPr>
+            <w:tcW w:type="dxa" w:w="1100"/>
+            <w:tcBorders>
+              <w:top w:val="single" w:color="808080" w:sz="4"/>
+              <w:left w:val="single" w:color="808080" w:sz="4"/>
+              <w:bottom w:val="single" w:color="808080" w:sz="4"/>
+              <w:right w:val="single" w:color="808080" w:sz="4"/>
+            </w:tcBorders>
+            <w:tcMar>
+              <w:top w:type="dxa" w:w="60"/>
+              <w:left w:type="dxa" w:w="90"/>
+              <w:bottom w:type="dxa" w:w="60"/>
+              <w:right w:type="dxa" w:w="90"/>
+            </w:tcMar>
+            <w:vAlign w:val="top"/>
+          </w:tcPr>
+          <w:p>
+            <w:pPr>
+              <w:spacing w:after="40" w:line="252"/>
+              <w:jc w:val="left"/>
+            </w:pPr>
+            <w:r>
+              <w:rPr>
+                <w:rFonts w:ascii="Times New Roman" w:cs="Times New Roman" w:eastAsia="Times New Roman" w:hAnsi="Times New Roman"/>
+                <w:sz w:val="18"/>
+                <w:szCs w:val="18"/>
+              </w:rPr>
+              <w:t xml:space="preserve">409</w:t>
+            </w:r>
+          </w:p>
+        </w:tc>
+        <w:tc>
+          <w:tcPr>
+            <w:tcW w:type="dxa" w:w="4721"/>
+            <w:tcBorders>
+              <w:top w:val="single" w:color="808080" w:sz="4"/>
+              <w:left w:val="single" w:color="808080" w:sz="4"/>
+              <w:bottom w:val="single" w:color="808080" w:sz="4"/>
+              <w:right w:val="single" w:color="808080" w:sz="4"/>
+            </w:tcBorders>
+            <w:tcMar>
+              <w:top w:type="dxa" w:w="60"/>
+              <w:left w:type="dxa" w:w="90"/>
+              <w:bottom w:type="dxa" w:w="60"/>
+              <w:right w:type="dxa" w:w="90"/>
+            </w:tcMar>
+            <w:vAlign w:val="top"/>
+          </w:tcPr>
+          <w:p>
+            <w:pPr>
+              <w:spacing w:after="40" w:line="252"/>
+              <w:jc w:val="left"/>
+            </w:pPr>
+            <w:r>
+              <w:rPr>
+                <w:rFonts w:ascii="Times New Roman" w:cs="Times New Roman" w:eastAsia="Times New Roman" w:hAnsi="Times New Roman"/>
+                <w:sz w:val="18"/>
+                <w:szCs w:val="18"/>
+              </w:rPr>
+              <w:t xml:space="preserve">No model version is active yet</w:t>
+            </w:r>
+          </w:p>
+        </w:tc>
+      </w:tr>
+      <w:tr>
+        <w:trPr>
+          <w:cantSplit w:val="false"/>
+        </w:trPr>
+        <w:tc>
+          <w:tcPr>
+            <w:tcW w:type="dxa" w:w="3300"/>
+            <w:tcBorders>
+              <w:top w:val="single" w:color="808080" w:sz="4"/>
+              <w:left w:val="single" w:color="808080" w:sz="4"/>
+              <w:bottom w:val="single" w:color="808080" w:sz="4"/>
+              <w:right w:val="single" w:color="808080" w:sz="4"/>
+            </w:tcBorders>
+            <w:tcMar>
+              <w:top w:type="dxa" w:w="60"/>
+              <w:left w:type="dxa" w:w="90"/>
+              <w:bottom w:type="dxa" w:w="60"/>
+              <w:right w:type="dxa" w:w="90"/>
+            </w:tcMar>
+            <w:vAlign w:val="top"/>
+          </w:tcPr>
+          <w:p>
+            <w:pPr>
+              <w:spacing w:after="40" w:line="252"/>
+              <w:jc w:val="left"/>
+            </w:pPr>
+            <w:r>
+              <w:rPr>
+                <w:rFonts w:ascii="Times New Roman" w:cs="Times New Roman" w:eastAsia="Times New Roman" w:hAnsi="Times New Roman"/>
+                <w:sz w:val="18"/>
+                <w:szCs w:val="18"/>
+              </w:rPr>
+              <w:t xml:space="preserve">LAST_ADMIN / SELF_ACTION_FORBIDDEN</w:t>
+            </w:r>
+          </w:p>
+        </w:tc>
+        <w:tc>
+          <w:tcPr>
+            <w:tcW w:type="dxa" w:w="1100"/>
+            <w:tcBorders>
+              <w:top w:val="single" w:color="808080" w:sz="4"/>
+              <w:left w:val="single" w:color="808080" w:sz="4"/>
+              <w:bottom w:val="single" w:color="808080" w:sz="4"/>
+              <w:right w:val="single" w:color="808080" w:sz="4"/>
+            </w:tcBorders>
+            <w:tcMar>
+              <w:top w:type="dxa" w:w="60"/>
+              <w:left w:type="dxa" w:w="90"/>
+              <w:bottom w:type="dxa" w:w="60"/>
+              <w:right w:type="dxa" w:w="90"/>
+            </w:tcMar>
+            <w:vAlign w:val="top"/>
+          </w:tcPr>
+          <w:p>
+            <w:pPr>
+              <w:spacing w:after="40" w:line="252"/>
+              <w:jc w:val="left"/>
+            </w:pPr>
+            <w:r>
+              <w:rPr>
+                <w:rFonts w:ascii="Times New Roman" w:cs="Times New Roman" w:eastAsia="Times New Roman" w:hAnsi="Times New Roman"/>
+                <w:sz w:val="18"/>
+                <w:szCs w:val="18"/>
+              </w:rPr>
+              <w:t xml:space="preserve">409</w:t>
+            </w:r>
+          </w:p>
+        </w:tc>
+        <w:tc>
+          <w:tcPr>
+            <w:tcW w:type="dxa" w:w="4721"/>
+            <w:tcBorders>
+              <w:top w:val="single" w:color="808080" w:sz="4"/>
+              <w:left w:val="single" w:color="808080" w:sz="4"/>
+              <w:bottom w:val="single" w:color="808080" w:sz="4"/>
+              <w:right w:val="single" w:color="808080" w:sz="4"/>
+            </w:tcBorders>
+            <w:tcMar>
+              <w:top w:type="dxa" w:w="60"/>
+              <w:left w:type="dxa" w:w="90"/>
+              <w:bottom w:type="dxa" w:w="60"/>
+              <w:right w:type="dxa" w:w="90"/>
+            </w:tcMar>
+            <w:vAlign w:val="top"/>
+          </w:tcPr>
+          <w:p>
+            <w:pPr>
+              <w:spacing w:after="40" w:line="252"/>
+              <w:jc w:val="left"/>
+            </w:pPr>
+            <w:r>
+              <w:rPr>
+                <w:rFonts w:ascii="Times New Roman" w:cs="Times New Roman" w:eastAsia="Times New Roman" w:hAnsi="Times New Roman"/>
+                <w:sz w:val="18"/>
+                <w:szCs w:val="18"/>
+              </w:rPr>
+              <w:t xml:space="preserve">Action would leave no administrator or targets one’s own account</w:t>
+            </w:r>
+          </w:p>
+        </w:tc>
+      </w:tr>
+      <w:tr>
+        <w:trPr>
+          <w:cantSplit w:val="false"/>
+        </w:trPr>
+        <w:tc>
+          <w:tcPr>
+            <w:tcW w:type="dxa" w:w="3300"/>
+            <w:tcBorders>
+              <w:top w:val="single" w:color="808080" w:sz="4"/>
+              <w:left w:val="single" w:color="808080" w:sz="4"/>
+              <w:bottom w:val="single" w:color="808080" w:sz="4"/>
+              <w:right w:val="single" w:color="808080" w:sz="4"/>
+            </w:tcBorders>
+            <w:tcMar>
+              <w:top w:type="dxa" w:w="60"/>
+              <w:left w:type="dxa" w:w="90"/>
+              <w:bottom w:type="dxa" w:w="60"/>
+              <w:right w:type="dxa" w:w="90"/>
+            </w:tcMar>
+            <w:vAlign w:val="top"/>
+          </w:tcPr>
+          <w:p>
+            <w:pPr>
+              <w:spacing w:after="40" w:line="252"/>
+              <w:jc w:val="left"/>
+            </w:pPr>
+            <w:r>
+              <w:rPr>
+                <w:rFonts w:ascii="Times New Roman" w:cs="Times New Roman" w:eastAsia="Times New Roman" w:hAnsi="Times New Roman"/>
+                <w:sz w:val="18"/>
+                <w:szCs w:val="18"/>
+              </w:rPr>
+              <w:t xml:space="preserve">DUPLICATE_UPLOAD</w:t>
+            </w:r>
+          </w:p>
+        </w:tc>
+        <w:tc>
+          <w:tcPr>
+            <w:tcW w:type="dxa" w:w="1100"/>
+            <w:tcBorders>
+              <w:top w:val="single" w:color="808080" w:sz="4"/>
+              <w:left w:val="single" w:color="808080" w:sz="4"/>
+              <w:bottom w:val="single" w:color="808080" w:sz="4"/>
+              <w:right w:val="single" w:color="808080" w:sz="4"/>
+            </w:tcBorders>
+            <w:tcMar>
+              <w:top w:type="dxa" w:w="60"/>
+              <w:left w:type="dxa" w:w="90"/>
+              <w:bottom w:type="dxa" w:w="60"/>
+              <w:right w:type="dxa" w:w="90"/>
+            </w:tcMar>
+            <w:vAlign w:val="top"/>
+          </w:tcPr>
+          <w:p>
+            <w:pPr>
+              <w:spacing w:after="40" w:line="252"/>
+              <w:jc w:val="left"/>
+            </w:pPr>
+            <w:r>
+              <w:rPr>
+                <w:rFonts w:ascii="Times New Roman" w:cs="Times New Roman" w:eastAsia="Times New Roman" w:hAnsi="Times New Roman"/>
+                <w:sz w:val="18"/>
+                <w:szCs w:val="18"/>
+              </w:rPr>
+              <w:t xml:space="preserve">409</w:t>
+            </w:r>
+          </w:p>
+        </w:tc>
+        <w:tc>
+          <w:tcPr>
+            <w:tcW w:type="dxa" w:w="4721"/>
+            <w:tcBorders>
+              <w:top w:val="single" w:color="808080" w:sz="4"/>
+              <w:left w:val="single" w:color="808080" w:sz="4"/>
+              <w:bottom w:val="single" w:color="808080" w:sz="4"/>
+              <w:right w:val="single" w:color="808080" w:sz="4"/>
+            </w:tcBorders>
+            <w:tcMar>
+              <w:top w:type="dxa" w:w="60"/>
+              <w:left w:type="dxa" w:w="90"/>
+              <w:bottom w:type="dxa" w:w="60"/>
+              <w:right w:type="dxa" w:w="90"/>
+            </w:tcMar>
+            <w:vAlign w:val="top"/>
+          </w:tcPr>
+          <w:p>
+            <w:pPr>
+              <w:spacing w:after="40" w:line="252"/>
+              <w:jc w:val="left"/>
+            </w:pPr>
+            <w:r>
+              <w:rPr>
+                <w:rFonts w:ascii="Times New Roman" w:cs="Times New Roman" w:eastAsia="Times New Roman" w:hAnsi="Times New Roman"/>
+                <w:sz w:val="18"/>
+                <w:szCs w:val="18"/>
+              </w:rPr>
+              <w:t xml:space="preserve">The same file was already imported</w:t>
+            </w:r>
+          </w:p>
+        </w:tc>
+      </w:tr>
+      <w:tr>
+        <w:trPr>
+          <w:cantSplit w:val="false"/>
+        </w:trPr>
+        <w:tc>
+          <w:tcPr>
+            <w:tcW w:type="dxa" w:w="3300"/>
+            <w:tcBorders>
+              <w:top w:val="single" w:color="808080" w:sz="4"/>
+              <w:left w:val="single" w:color="808080" w:sz="4"/>
+              <w:bottom w:val="single" w:color="808080" w:sz="4"/>
+              <w:right w:val="single" w:color="808080" w:sz="4"/>
+            </w:tcBorders>
+            <w:tcMar>
+              <w:top w:type="dxa" w:w="60"/>
+              <w:left w:type="dxa" w:w="90"/>
+              <w:bottom w:type="dxa" w:w="60"/>
+              <w:right w:type="dxa" w:w="90"/>
+            </w:tcMar>
+            <w:vAlign w:val="top"/>
+          </w:tcPr>
+          <w:p>
+            <w:pPr>
+              <w:spacing w:after="40" w:line="252"/>
+              <w:jc w:val="left"/>
+            </w:pPr>
+            <w:r>
+              <w:rPr>
+                <w:rFonts w:ascii="Times New Roman" w:cs="Times New Roman" w:eastAsia="Times New Roman" w:hAnsi="Times New Roman"/>
+                <w:sz w:val="18"/>
+                <w:szCs w:val="18"/>
+              </w:rPr>
+              <w:t xml:space="preserve">PAYLOAD_TOO_LARGE</w:t>
+            </w:r>
+          </w:p>
+        </w:tc>
+        <w:tc>
+          <w:tcPr>
+            <w:tcW w:type="dxa" w:w="1100"/>
+            <w:tcBorders>
+              <w:top w:val="single" w:color="808080" w:sz="4"/>
+              <w:left w:val="single" w:color="808080" w:sz="4"/>
+              <w:bottom w:val="single" w:color="808080" w:sz="4"/>
+              <w:right w:val="single" w:color="808080" w:sz="4"/>
+            </w:tcBorders>
+            <w:tcMar>
+              <w:top w:type="dxa" w:w="60"/>
+              <w:left w:type="dxa" w:w="90"/>
+              <w:bottom w:type="dxa" w:w="60"/>
+              <w:right w:type="dxa" w:w="90"/>
+            </w:tcMar>
+            <w:vAlign w:val="top"/>
+          </w:tcPr>
+          <w:p>
+            <w:pPr>
+              <w:spacing w:after="40" w:line="252"/>
+              <w:jc w:val="left"/>
+            </w:pPr>
+            <w:r>
+              <w:rPr>
+                <w:rFonts w:ascii="Times New Roman" w:cs="Times New Roman" w:eastAsia="Times New Roman" w:hAnsi="Times New Roman"/>
+                <w:sz w:val="18"/>
+                <w:szCs w:val="18"/>
+              </w:rPr>
+              <w:t xml:space="preserve">413</w:t>
+            </w:r>
+          </w:p>
+        </w:tc>
+        <w:tc>
+          <w:tcPr>
+            <w:tcW w:type="dxa" w:w="4721"/>
+            <w:tcBorders>
+              <w:top w:val="single" w:color="808080" w:sz="4"/>
+              <w:left w:val="single" w:color="808080" w:sz="4"/>
+              <w:bottom w:val="single" w:color="808080" w:sz="4"/>
+              <w:right w:val="single" w:color="808080" w:sz="4"/>
+            </w:tcBorders>
+            <w:tcMar>
+              <w:top w:type="dxa" w:w="60"/>
+              <w:left w:type="dxa" w:w="90"/>
+              <w:bottom w:type="dxa" w:w="60"/>
+              <w:right w:type="dxa" w:w="90"/>
+            </w:tcMar>
+            <w:vAlign w:val="top"/>
+          </w:tcPr>
+          <w:p>
+            <w:pPr>
+              <w:spacing w:after="40" w:line="252"/>
+              <w:jc w:val="left"/>
+            </w:pPr>
+            <w:r>
+              <w:rPr>
+                <w:rFonts w:ascii="Times New Roman" w:cs="Times New Roman" w:eastAsia="Times New Roman" w:hAnsi="Times New Roman"/>
+                <w:sz w:val="18"/>
+                <w:szCs w:val="18"/>
+              </w:rPr>
+              <w:t xml:space="preserve">File above 10 MB or JSON body above 64 KB</w:t>
+            </w:r>
+          </w:p>
+        </w:tc>
+      </w:tr>
+      <w:tr>
+        <w:trPr>
+          <w:cantSplit w:val="false"/>
+        </w:trPr>
+        <w:tc>
+          <w:tcPr>
+            <w:tcW w:type="dxa" w:w="3300"/>
+            <w:tcBorders>
+              <w:top w:val="single" w:color="808080" w:sz="4"/>
+              <w:left w:val="single" w:color="808080" w:sz="4"/>
+              <w:bottom w:val="single" w:color="808080" w:sz="4"/>
+              <w:right w:val="single" w:color="808080" w:sz="4"/>
+            </w:tcBorders>
+            <w:tcMar>
+              <w:top w:type="dxa" w:w="60"/>
+              <w:left w:type="dxa" w:w="90"/>
+              <w:bottom w:type="dxa" w:w="60"/>
+              <w:right w:type="dxa" w:w="90"/>
+            </w:tcMar>
+            <w:vAlign w:val="top"/>
+          </w:tcPr>
+          <w:p>
+            <w:pPr>
+              <w:spacing w:after="40" w:line="252"/>
+              <w:jc w:val="left"/>
+            </w:pPr>
+            <w:r>
+              <w:rPr>
+                <w:rFonts w:ascii="Times New Roman" w:cs="Times New Roman" w:eastAsia="Times New Roman" w:hAnsi="Times New Roman"/>
+                <w:sz w:val="18"/>
+                <w:szCs w:val="18"/>
+              </w:rPr>
+              <w:t xml:space="preserve">VALIDATION_ERROR / CSV_INVALID</w:t>
+            </w:r>
+          </w:p>
+        </w:tc>
+        <w:tc>
+          <w:tcPr>
+            <w:tcW w:type="dxa" w:w="1100"/>
+            <w:tcBorders>
+              <w:top w:val="single" w:color="808080" w:sz="4"/>
+              <w:left w:val="single" w:color="808080" w:sz="4"/>
+              <w:bottom w:val="single" w:color="808080" w:sz="4"/>
+              <w:right w:val="single" w:color="808080" w:sz="4"/>
+            </w:tcBorders>
+            <w:tcMar>
+              <w:top w:type="dxa" w:w="60"/>
+              <w:left w:type="dxa" w:w="90"/>
+              <w:bottom w:type="dxa" w:w="60"/>
+              <w:right w:type="dxa" w:w="90"/>
+            </w:tcMar>
+            <w:vAlign w:val="top"/>
+          </w:tcPr>
+          <w:p>
+            <w:pPr>
+              <w:spacing w:after="40" w:line="252"/>
+              <w:jc w:val="left"/>
+            </w:pPr>
+            <w:r>
+              <w:rPr>
+                <w:rFonts w:ascii="Times New Roman" w:cs="Times New Roman" w:eastAsia="Times New Roman" w:hAnsi="Times New Roman"/>
+                <w:sz w:val="18"/>
+                <w:szCs w:val="18"/>
+              </w:rPr>
+              <w:t xml:space="preserve">422</w:t>
+            </w:r>
+          </w:p>
+        </w:tc>
+        <w:tc>
+          <w:tcPr>
+            <w:tcW w:type="dxa" w:w="4721"/>
+            <w:tcBorders>
+              <w:top w:val="single" w:color="808080" w:sz="4"/>
+              <w:left w:val="single" w:color="808080" w:sz="4"/>
+              <w:bottom w:val="single" w:color="808080" w:sz="4"/>
+              <w:right w:val="single" w:color="808080" w:sz="4"/>
+            </w:tcBorders>
+            <w:tcMar>
+              <w:top w:type="dxa" w:w="60"/>
+              <w:left w:type="dxa" w:w="90"/>
+              <w:bottom w:type="dxa" w:w="60"/>
+              <w:right w:type="dxa" w:w="90"/>
+            </w:tcMar>
+            <w:vAlign w:val="top"/>
+          </w:tcPr>
+          <w:p>
+            <w:pPr>
+              <w:spacing w:after="40" w:line="252"/>
+              <w:jc w:val="left"/>
+            </w:pPr>
+            <w:r>
+              <w:rPr>
+                <w:rFonts w:ascii="Times New Roman" w:cs="Times New Roman" w:eastAsia="Times New Roman" w:hAnsi="Times New Roman"/>
+                <w:sz w:val="18"/>
+                <w:szCs w:val="18"/>
+              </w:rPr>
+              <w:t xml:space="preserve">Invalid fields or non-compliant CSV (details per row and column)</w:t>
+            </w:r>
+          </w:p>
+        </w:tc>
+      </w:tr>
+      <w:tr>
+        <w:trPr>
+          <w:cantSplit w:val="false"/>
+        </w:trPr>
+        <w:tc>
+          <w:tcPr>
+            <w:tcW w:type="dxa" w:w="3300"/>
+            <w:tcBorders>
+              <w:top w:val="single" w:color="808080" w:sz="4"/>
+              <w:left w:val="single" w:color="808080" w:sz="4"/>
+              <w:bottom w:val="single" w:color="808080" w:sz="4"/>
+              <w:right w:val="single" w:color="808080" w:sz="4"/>
+            </w:tcBorders>
+            <w:tcMar>
+              <w:top w:type="dxa" w:w="60"/>
+              <w:left w:type="dxa" w:w="90"/>
+              <w:bottom w:type="dxa" w:w="60"/>
+              <w:right w:type="dxa" w:w="90"/>
+            </w:tcMar>
+            <w:vAlign w:val="top"/>
+          </w:tcPr>
+          <w:p>
+            <w:pPr>
+              <w:spacing w:after="40" w:line="252"/>
+              <w:jc w:val="left"/>
+            </w:pPr>
+            <w:r>
+              <w:rPr>
+                <w:rFonts w:ascii="Times New Roman" w:cs="Times New Roman" w:eastAsia="Times New Roman" w:hAnsi="Times New Roman"/>
+                <w:sz w:val="18"/>
+                <w:szCs w:val="18"/>
+              </w:rPr>
+              <w:t xml:space="preserve">RATE_LIMITED</w:t>
+            </w:r>
+          </w:p>
+        </w:tc>
+        <w:tc>
+          <w:tcPr>
+            <w:tcW w:type="dxa" w:w="1100"/>
+            <w:tcBorders>
+              <w:top w:val="single" w:color="808080" w:sz="4"/>
+              <w:left w:val="single" w:color="808080" w:sz="4"/>
+              <w:bottom w:val="single" w:color="808080" w:sz="4"/>
+              <w:right w:val="single" w:color="808080" w:sz="4"/>
+            </w:tcBorders>
+            <w:tcMar>
+              <w:top w:type="dxa" w:w="60"/>
+              <w:left w:type="dxa" w:w="90"/>
+              <w:bottom w:type="dxa" w:w="60"/>
+              <w:right w:type="dxa" w:w="90"/>
+            </w:tcMar>
+            <w:vAlign w:val="top"/>
+          </w:tcPr>
+          <w:p>
+            <w:pPr>
+              <w:spacing w:after="40" w:line="252"/>
+              <w:jc w:val="left"/>
+            </w:pPr>
+            <w:r>
+              <w:rPr>
+                <w:rFonts w:ascii="Times New Roman" w:cs="Times New Roman" w:eastAsia="Times New Roman" w:hAnsi="Times New Roman"/>
+                <w:sz w:val="18"/>
+                <w:szCs w:val="18"/>
+              </w:rPr>
+              <w:t xml:space="preserve">429</w:t>
+            </w:r>
+          </w:p>
+        </w:tc>
+        <w:tc>
+          <w:tcPr>
+            <w:tcW w:type="dxa" w:w="4721"/>
+            <w:tcBorders>
+              <w:top w:val="single" w:color="808080" w:sz="4"/>
+              <w:left w:val="single" w:color="808080" w:sz="4"/>
+              <w:bottom w:val="single" w:color="808080" w:sz="4"/>
+              <w:right w:val="single" w:color="808080" w:sz="4"/>
+            </w:tcBorders>
+            <w:tcMar>
+              <w:top w:type="dxa" w:w="60"/>
+              <w:left w:type="dxa" w:w="90"/>
+              <w:bottom w:type="dxa" w:w="60"/>
+              <w:right w:type="dxa" w:w="90"/>
+            </w:tcMar>
+            <w:vAlign w:val="top"/>
+          </w:tcPr>
+          <w:p>
+            <w:pPr>
+              <w:spacing w:after="40" w:line="252"/>
+              <w:jc w:val="left"/>
+            </w:pPr>
+            <w:r>
+              <w:rPr>
+                <w:rFonts w:ascii="Times New Roman" w:cs="Times New Roman" w:eastAsia="Times New Roman" w:hAnsi="Times New Roman"/>
+                <w:sz w:val="18"/>
+                <w:szCs w:val="18"/>
+              </w:rPr>
+              <w:t xml:space="preserve">Rate limit reached (Retry-After header)</w:t>
+            </w:r>
+          </w:p>
+        </w:tc>
+      </w:tr>
+      <w:tr>
+        <w:trPr>
+          <w:cantSplit w:val="false"/>
+        </w:trPr>
+        <w:tc>
+          <w:tcPr>
+            <w:tcW w:type="dxa" w:w="3300"/>
+            <w:tcBorders>
+              <w:top w:val="single" w:color="808080" w:sz="4"/>
+              <w:left w:val="single" w:color="808080" w:sz="4"/>
+              <w:bottom w:val="single" w:color="808080" w:sz="4"/>
+              <w:right w:val="single" w:color="808080" w:sz="4"/>
+            </w:tcBorders>
+            <w:tcMar>
+              <w:top w:type="dxa" w:w="60"/>
+              <w:left w:type="dxa" w:w="90"/>
+              <w:bottom w:type="dxa" w:w="60"/>
+              <w:right w:type="dxa" w:w="90"/>
+            </w:tcMar>
+            <w:vAlign w:val="top"/>
+          </w:tcPr>
+          <w:p>
+            <w:pPr>
+              <w:spacing w:after="40" w:line="252"/>
+              <w:jc w:val="left"/>
+            </w:pPr>
+            <w:r>
+              <w:rPr>
+                <w:rFonts w:ascii="Times New Roman" w:cs="Times New Roman" w:eastAsia="Times New Roman" w:hAnsi="Times New Roman"/>
+                <w:sz w:val="18"/>
+                <w:szCs w:val="18"/>
+              </w:rPr>
+              <w:t xml:space="preserve">INTERNAL_ERROR / SERVICE_UNAVAILABLE</w:t>
+            </w:r>
+          </w:p>
+        </w:tc>
+        <w:tc>
+          <w:tcPr>
+            <w:tcW w:type="dxa" w:w="1100"/>
+            <w:tcBorders>
+              <w:top w:val="single" w:color="808080" w:sz="4"/>
+              <w:left w:val="single" w:color="808080" w:sz="4"/>
+              <w:bottom w:val="single" w:color="808080" w:sz="4"/>
+              <w:right w:val="single" w:color="808080" w:sz="4"/>
+            </w:tcBorders>
+            <w:tcMar>
+              <w:top w:type="dxa" w:w="60"/>
+              <w:left w:type="dxa" w:w="90"/>
+              <w:bottom w:type="dxa" w:w="60"/>
+              <w:right w:type="dxa" w:w="90"/>
+            </w:tcMar>
+            <w:vAlign w:val="top"/>
+          </w:tcPr>
+          <w:p>
+            <w:pPr>
+              <w:spacing w:after="40" w:line="252"/>
+              <w:jc w:val="left"/>
+            </w:pPr>
+            <w:r>
+              <w:rPr>
+                <w:rFonts w:ascii="Times New Roman" w:cs="Times New Roman" w:eastAsia="Times New Roman" w:hAnsi="Times New Roman"/>
+                <w:sz w:val="18"/>
+                <w:szCs w:val="18"/>
+              </w:rPr>
+              <w:t xml:space="preserve">500 / 503</w:t>
+            </w:r>
+          </w:p>
+        </w:tc>
+        <w:tc>
+          <w:tcPr>
+            <w:tcW w:type="dxa" w:w="4721"/>
+            <w:tcBorders>
+              <w:top w:val="single" w:color="808080" w:sz="4"/>
+              <w:left w:val="single" w:color="808080" w:sz="4"/>
+              <w:bottom w:val="single" w:color="808080" w:sz="4"/>
+              <w:right w:val="single" w:color="808080" w:sz="4"/>
+            </w:tcBorders>
+            <w:tcMar>
+              <w:top w:type="dxa" w:w="60"/>
+              <w:left w:type="dxa" w:w="90"/>
+              <w:bottom w:type="dxa" w:w="60"/>
+              <w:right w:type="dxa" w:w="90"/>
+            </w:tcMar>
+            <w:vAlign w:val="top"/>
+          </w:tcPr>
+          <w:p>
+            <w:pPr>
+              <w:spacing w:after="40" w:line="252"/>
+              <w:jc w:val="left"/>
+            </w:pPr>
+            <w:r>
+              <w:rPr>
+                <w:rFonts w:ascii="Times New Roman" w:cs="Times New Roman" w:eastAsia="Times New Roman" w:hAnsi="Times New Roman"/>
+                <w:sz w:val="18"/>
+                <w:szCs w:val="18"/>
+              </w:rPr>
+              <w:t xml:space="preserve">Unexpected error / database, cache or model unavailable</w:t>
+            </w:r>
+          </w:p>
+        </w:tc>
+      </w:tr>
+    </w:tbl>
+    <w:p>
+      <w:pPr>
+        <w:spacing w:after="200" w:before="80"/>
+        <w:jc w:val="center"/>
+      </w:pPr>
+      <w:r>
+        <w:rPr>
+          <w:rFonts w:ascii="Times New Roman" w:cs="Times New Roman" w:eastAsia="Times New Roman" w:hAnsi="Times New Roman"/>
+          <w:i/>
+          <w:iCs/>
+          <w:color w:val="1F3864"/>
+          <w:sz w:val="20"/>
+          <w:szCs w:val="20"/>
+        </w:rPr>
+        <w:t xml:space="preserve">Table 10: Standard error codes (extract)</w:t>
+      </w:r>
+    </w:p>
+    <w:p>
+      <w:pPr>
+        <w:spacing w:after="120" w:before="0" w:line="276"/>
+        <w:jc w:val="both"/>
+      </w:pPr>
+      <w:r>
+        <w:rPr>
+          <w:rFonts w:ascii="Times New Roman" w:cs="Times New Roman" w:eastAsia="Times New Roman" w:hAnsi="Times New Roman"/>
+        </w:rPr>
+        <w:t xml:space="preserve">To protect the service, rate limits are applied per user: 120 simulations per minute, 30 saves per minute, 300 reads per minute, 10 uploads per hour and 5 trainings per hour.</w:t>
+      </w:r>
+    </w:p>
+    <w:p>
+      <w:pPr>
+        <w:pStyle w:val="Heading3"/>
+        <w:keepNext/>
+        <w:spacing w:after="100" w:before="180"/>
+      </w:pPr>
+      <w:r>
+        <w:rPr>
+          <w:rFonts w:ascii="Times New Roman" w:cs="Times New Roman" w:eastAsia="Times New Roman" w:hAnsi="Times New Roman"/>
+          <w:b/>
+          <w:bCs/>
+          <w:i/>
+          <w:iCs/>
+          <w:color w:val="000000"/>
+          <w:sz w:val="24"/>
+          <w:szCs w:val="24"/>
+        </w:rPr>
+        <w:t xml:space="preserve">1.5.12 SECURITY MEASURES</w:t>
+      </w:r>
+    </w:p>
+    <w:p>
+      <w:pPr>
+        <w:spacing w:after="120" w:before="0" w:line="276"/>
+        <w:jc w:val="both"/>
+      </w:pPr>
+      <w:r>
+        <w:rPr>
+          <w:rFonts w:ascii="Times New Roman" w:cs="Times New Roman" w:eastAsia="Times New Roman" w:hAnsi="Times New Roman"/>
+        </w:rPr>
+        <w:t xml:space="preserve">Security was treated as a requirement from the beginning, and the rules are written in a dedicated document before any route or table was created. The table summarizes the measures implemented.</w:t>
+      </w:r>
+    </w:p>
+    <w:tbl>
+      <w:tblPr>
+        <w:tblW w:type="dxa" w:w="9121"/>
+        <w:tblBorders>
+          <w:top w:val="single" w:color="auto" w:sz="4"/>
+          <w:left w:val="single" w:color="auto" w:sz="4"/>
+          <w:bottom w:val="single" w:color="auto" w:sz="4"/>
+          <w:right w:val="single" w:color="auto" w:sz="4"/>
+          <w:insideH w:val="single" w:color="auto" w:sz="4"/>
+          <w:insideV w:val="single" w:color="auto" w:sz="4"/>
+        </w:tblBorders>
+      </w:tblPr>
+      <w:tblGrid>
+        <w:gridCol w:w="2700"/>
+        <w:gridCol w:w="6421"/>
+      </w:tblGrid>
+      <w:tr>
+        <w:trPr>
+          <w:cantSplit/>
+          <w:tblHeader/>
+        </w:trPr>
+        <w:tc>
+          <w:tcPr>
+            <w:tcW w:type="dxa" w:w="2700"/>
+            <w:tcBorders>
+              <w:top w:val="single" w:color="808080" w:sz="4"/>
+              <w:left w:val="single" w:color="808080" w:sz="4"/>
+              <w:bottom w:val="single" w:color="808080" w:sz="4"/>
+              <w:right w:val="single" w:color="808080" w:sz="4"/>
+            </w:tcBorders>
+            <w:shd w:fill="2F5597" w:color="auto" w:val="clear"/>
+            <w:tcMar>
+              <w:top w:type="dxa" w:w="60"/>
+              <w:left w:type="dxa" w:w="90"/>
+              <w:bottom w:type="dxa" w:w="60"/>
+              <w:right w:type="dxa" w:w="90"/>
+            </w:tcMar>
+            <w:vAlign w:val="top"/>
+          </w:tcPr>
+          <w:p>
+            <w:pPr>
+              <w:spacing w:after="40" w:line="252"/>
+              <w:jc w:val="left"/>
+            </w:pPr>
+            <w:r>
+              <w:rPr>
+                <w:rFonts w:ascii="Times New Roman" w:cs="Times New Roman" w:eastAsia="Times New Roman" w:hAnsi="Times New Roman"/>
+                <w:b/>
+                <w:bCs/>
+                <w:color w:val="FFFFFF"/>
+                <w:sz w:val="18"/>
+                <w:szCs w:val="18"/>
+              </w:rPr>
+              <w:t xml:space="preserve">Risk</w:t>
+            </w:r>
+          </w:p>
+        </w:tc>
+        <w:tc>
+          <w:tcPr>
+            <w:tcW w:type="dxa" w:w="6421"/>
+            <w:tcBorders>
+              <w:top w:val="single" w:color="808080" w:sz="4"/>
+              <w:left w:val="single" w:color="808080" w:sz="4"/>
+              <w:bottom w:val="single" w:color="808080" w:sz="4"/>
+              <w:right w:val="single" w:color="808080" w:sz="4"/>
+            </w:tcBorders>
+            <w:shd w:fill="2F5597" w:color="auto" w:val="clear"/>
+            <w:tcMar>
+              <w:top w:type="dxa" w:w="60"/>
+              <w:left w:type="dxa" w:w="90"/>
+              <w:bottom w:type="dxa" w:w="60"/>
+              <w:right w:type="dxa" w:w="90"/>
+            </w:tcMar>
+            <w:vAlign w:val="top"/>
+          </w:tcPr>
+          <w:p>
+            <w:pPr>
+              <w:spacing w:after="40" w:line="252"/>
+              <w:jc w:val="left"/>
+            </w:pPr>
+            <w:r>
+              <w:rPr>
+                <w:rFonts w:ascii="Times New Roman" w:cs="Times New Roman" w:eastAsia="Times New Roman" w:hAnsi="Times New Roman"/>
+                <w:b/>
+                <w:bCs/>
+                <w:color w:val="FFFFFF"/>
+                <w:sz w:val="18"/>
+                <w:szCs w:val="18"/>
+              </w:rPr>
+              <w:t xml:space="preserve">Measure</w:t>
+            </w:r>
+          </w:p>
+        </w:tc>
+      </w:tr>
+      <w:tr>
+        <w:trPr>
+          <w:cantSplit w:val="false"/>
+        </w:trPr>
+        <w:tc>
+          <w:tcPr>
+            <w:tcW w:type="dxa" w:w="2700"/>
+            <w:tcBorders>
+              <w:top w:val="single" w:color="808080" w:sz="4"/>
+              <w:left w:val="single" w:color="808080" w:sz="4"/>
+              <w:bottom w:val="single" w:color="808080" w:sz="4"/>
+              <w:right w:val="single" w:color="808080" w:sz="4"/>
+            </w:tcBorders>
+            <w:tcMar>
+              <w:top w:type="dxa" w:w="60"/>
+              <w:left w:type="dxa" w:w="90"/>
+              <w:bottom w:type="dxa" w:w="60"/>
+              <w:right w:type="dxa" w:w="90"/>
+            </w:tcMar>
+            <w:vAlign w:val="top"/>
+          </w:tcPr>
+          <w:p>
+            <w:pPr>
+              <w:spacing w:after="40" w:line="252"/>
+              <w:jc w:val="left"/>
+            </w:pPr>
+            <w:r>
+              <w:rPr>
+                <w:rFonts w:ascii="Times New Roman" w:cs="Times New Roman" w:eastAsia="Times New Roman" w:hAnsi="Times New Roman"/>
+                <w:sz w:val="18"/>
+                <w:szCs w:val="18"/>
+              </w:rPr>
+              <w:t xml:space="preserve">Access to another user’s data</w:t>
+            </w:r>
+          </w:p>
+        </w:tc>
+        <w:tc>
+          <w:tcPr>
+            <w:tcW w:type="dxa" w:w="6421"/>
+            <w:tcBorders>
+              <w:top w:val="single" w:color="808080" w:sz="4"/>
+              <w:left w:val="single" w:color="808080" w:sz="4"/>
+              <w:bottom w:val="single" w:color="808080" w:sz="4"/>
+              <w:right w:val="single" w:color="808080" w:sz="4"/>
+            </w:tcBorders>
+            <w:tcMar>
+              <w:top w:type="dxa" w:w="60"/>
+              <w:left w:type="dxa" w:w="90"/>
+              <w:bottom w:type="dxa" w:w="60"/>
+              <w:right w:type="dxa" w:w="90"/>
+            </w:tcMar>
+            <w:vAlign w:val="top"/>
+          </w:tcPr>
+          <w:p>
+            <w:pPr>
+              <w:spacing w:after="40" w:line="252"/>
+              <w:jc w:val="left"/>
+            </w:pPr>
+            <w:r>
+              <w:rPr>
+                <w:rFonts w:ascii="Times New Roman" w:cs="Times New Roman" w:eastAsia="Times New Roman" w:hAnsi="Times New Roman"/>
+                <w:sz w:val="18"/>
+                <w:szCs w:val="18"/>
+              </w:rPr>
+              <w:t xml:space="preserve">Row-level security enabled and forced on every table; the api queries the database with the user’s own token; any resource of another user answers 404.</w:t>
+            </w:r>
+          </w:p>
+        </w:tc>
+      </w:tr>
+      <w:tr>
+        <w:trPr>
+          <w:cantSplit w:val="false"/>
+        </w:trPr>
+        <w:tc>
+          <w:tcPr>
+            <w:tcW w:type="dxa" w:w="2700"/>
+            <w:tcBorders>
+              <w:top w:val="single" w:color="808080" w:sz="4"/>
+              <w:left w:val="single" w:color="808080" w:sz="4"/>
+              <w:bottom w:val="single" w:color="808080" w:sz="4"/>
+              <w:right w:val="single" w:color="808080" w:sz="4"/>
+            </w:tcBorders>
+            <w:tcMar>
+              <w:top w:type="dxa" w:w="60"/>
+              <w:left w:type="dxa" w:w="90"/>
+              <w:bottom w:type="dxa" w:w="60"/>
+              <w:right w:type="dxa" w:w="90"/>
+            </w:tcMar>
+            <w:vAlign w:val="top"/>
+          </w:tcPr>
+          <w:p>
+            <w:pPr>
+              <w:spacing w:after="40" w:line="252"/>
+              <w:jc w:val="left"/>
+            </w:pPr>
+            <w:r>
+              <w:rPr>
+                <w:rFonts w:ascii="Times New Roman" w:cs="Times New Roman" w:eastAsia="Times New Roman" w:hAnsi="Times New Roman"/>
+                <w:sz w:val="18"/>
+                <w:szCs w:val="18"/>
+              </w:rPr>
+              <w:t xml:space="preserve">Privilege escalation</w:t>
+            </w:r>
+          </w:p>
+        </w:tc>
+        <w:tc>
+          <w:tcPr>
+            <w:tcW w:type="dxa" w:w="6421"/>
+            <w:tcBorders>
+              <w:top w:val="single" w:color="808080" w:sz="4"/>
+              <w:left w:val="single" w:color="808080" w:sz="4"/>
+              <w:bottom w:val="single" w:color="808080" w:sz="4"/>
+              <w:right w:val="single" w:color="808080" w:sz="4"/>
+            </w:tcBorders>
+            <w:tcMar>
+              <w:top w:type="dxa" w:w="60"/>
+              <w:left w:type="dxa" w:w="90"/>
+              <w:bottom w:type="dxa" w:w="60"/>
+              <w:right w:type="dxa" w:w="90"/>
+            </w:tcMar>
+            <w:vAlign w:val="top"/>
+          </w:tcPr>
+          <w:p>
+            <w:pPr>
+              <w:spacing w:after="40" w:line="252"/>
+              <w:jc w:val="left"/>
+            </w:pPr>
+            <w:r>
+              <w:rPr>
+                <w:rFonts w:ascii="Times New Roman" w:cs="Times New Roman" w:eastAsia="Times New Roman" w:hAnsi="Times New Roman"/>
+                <w:sz w:val="18"/>
+                <w:szCs w:val="18"/>
+              </w:rPr>
+              <w:t xml:space="preserve">The role is always read from the database profile, never from the browser; a user cannot update their own profile row; the last active administrator cannot be removed.</w:t>
+            </w:r>
+          </w:p>
+        </w:tc>
+      </w:tr>
+      <w:tr>
+        <w:trPr>
+          <w:cantSplit w:val="false"/>
+        </w:trPr>
+        <w:tc>
+          <w:tcPr>
+            <w:tcW w:type="dxa" w:w="2700"/>
+            <w:tcBorders>
+              <w:top w:val="single" w:color="808080" w:sz="4"/>
+              <w:left w:val="single" w:color="808080" w:sz="4"/>
+              <w:bottom w:val="single" w:color="808080" w:sz="4"/>
+              <w:right w:val="single" w:color="808080" w:sz="4"/>
+            </w:tcBorders>
+            <w:tcMar>
+              <w:top w:type="dxa" w:w="60"/>
+              <w:left w:type="dxa" w:w="90"/>
+              <w:bottom w:type="dxa" w:w="60"/>
+              <w:right w:type="dxa" w:w="90"/>
+            </w:tcMar>
+            <w:vAlign w:val="top"/>
+          </w:tcPr>
+          <w:p>
+            <w:pPr>
+              <w:spacing w:after="40" w:line="252"/>
+              <w:jc w:val="left"/>
+            </w:pPr>
+            <w:r>
+              <w:rPr>
+                <w:rFonts w:ascii="Times New Roman" w:cs="Times New Roman" w:eastAsia="Times New Roman" w:hAnsi="Times New Roman"/>
+                <w:sz w:val="18"/>
+                <w:szCs w:val="18"/>
+              </w:rPr>
+              <w:t xml:space="preserve">Misuse of the service key</w:t>
+            </w:r>
+          </w:p>
+        </w:tc>
+        <w:tc>
+          <w:tcPr>
+            <w:tcW w:type="dxa" w:w="6421"/>
+            <w:tcBorders>
+              <w:top w:val="single" w:color="808080" w:sz="4"/>
+              <w:left w:val="single" w:color="808080" w:sz="4"/>
+              <w:bottom w:val="single" w:color="808080" w:sz="4"/>
+              <w:right w:val="single" w:color="808080" w:sz="4"/>
+            </w:tcBorders>
+            <w:tcMar>
+              <w:top w:type="dxa" w:w="60"/>
+              <w:left w:type="dxa" w:w="90"/>
+              <w:bottom w:type="dxa" w:w="60"/>
+              <w:right w:type="dxa" w:w="90"/>
+            </w:tcMar>
+            <w:vAlign w:val="top"/>
+          </w:tcPr>
+          <w:p>
+            <w:pPr>
+              <w:spacing w:after="40" w:line="252"/>
+              <w:jc w:val="left"/>
+            </w:pPr>
+            <w:r>
+              <w:rPr>
+                <w:rFonts w:ascii="Times New Roman" w:cs="Times New Roman" w:eastAsia="Times New Roman" w:hAnsi="Times New Roman"/>
+                <w:sz w:val="18"/>
+                <w:szCs w:val="18"/>
+              </w:rPr>
+              <w:t xml:space="preserve">The Supabase service key can be obtained only by a closed list of modules (user administration, model registry, command-line commands) and never reaches the browser or the web image.</w:t>
+            </w:r>
+          </w:p>
+        </w:tc>
+      </w:tr>
+      <w:tr>
+        <w:trPr>
+          <w:cantSplit w:val="false"/>
+        </w:trPr>
+        <w:tc>
+          <w:tcPr>
+            <w:tcW w:type="dxa" w:w="2700"/>
+            <w:tcBorders>
+              <w:top w:val="single" w:color="808080" w:sz="4"/>
+              <w:left w:val="single" w:color="808080" w:sz="4"/>
+              <w:bottom w:val="single" w:color="808080" w:sz="4"/>
+              <w:right w:val="single" w:color="808080" w:sz="4"/>
+            </w:tcBorders>
+            <w:tcMar>
+              <w:top w:type="dxa" w:w="60"/>
+              <w:left w:type="dxa" w:w="90"/>
+              <w:bottom w:type="dxa" w:w="60"/>
+              <w:right w:type="dxa" w:w="90"/>
+            </w:tcMar>
+            <w:vAlign w:val="top"/>
+          </w:tcPr>
+          <w:p>
+            <w:pPr>
+              <w:spacing w:after="40" w:line="252"/>
+              <w:jc w:val="left"/>
+            </w:pPr>
+            <w:r>
+              <w:rPr>
+                <w:rFonts w:ascii="Times New Roman" w:cs="Times New Roman" w:eastAsia="Times New Roman" w:hAnsi="Times New Roman"/>
+                <w:sz w:val="18"/>
+                <w:szCs w:val="18"/>
+              </w:rPr>
+              <w:t xml:space="preserve">Direct access to tables</w:t>
+            </w:r>
+          </w:p>
+        </w:tc>
+        <w:tc>
+          <w:tcPr>
+            <w:tcW w:type="dxa" w:w="6421"/>
+            <w:tcBorders>
+              <w:top w:val="single" w:color="808080" w:sz="4"/>
+              <w:left w:val="single" w:color="808080" w:sz="4"/>
+              <w:bottom w:val="single" w:color="808080" w:sz="4"/>
+              <w:right w:val="single" w:color="808080" w:sz="4"/>
+            </w:tcBorders>
+            <w:tcMar>
+              <w:top w:type="dxa" w:w="60"/>
+              <w:left w:type="dxa" w:w="90"/>
+              <w:bottom w:type="dxa" w:w="60"/>
+              <w:right w:type="dxa" w:w="90"/>
+            </w:tcMar>
+            <w:vAlign w:val="top"/>
+          </w:tcPr>
+          <w:p>
+            <w:pPr>
+              <w:spacing w:after="40" w:line="252"/>
+              <w:jc w:val="left"/>
+            </w:pPr>
+            <w:r>
+              <w:rPr>
+                <w:rFonts w:ascii="Times New Roman" w:cs="Times New Roman" w:eastAsia="Times New Roman" w:hAnsi="Times New Roman"/>
+                <w:sz w:val="18"/>
+                <w:szCs w:val="18"/>
+              </w:rPr>
+              <w:t xml:space="preserve">The browser never queries Supabase tables; only the website, /api/* and /auth/v1/* are meant to be exposed.</w:t>
+            </w:r>
+          </w:p>
+        </w:tc>
+      </w:tr>
+      <w:tr>
+        <w:trPr>
+          <w:cantSplit w:val="false"/>
+        </w:trPr>
+        <w:tc>
+          <w:tcPr>
+            <w:tcW w:type="dxa" w:w="2700"/>
+            <w:tcBorders>
+              <w:top w:val="single" w:color="808080" w:sz="4"/>
+              <w:left w:val="single" w:color="808080" w:sz="4"/>
+              <w:bottom w:val="single" w:color="808080" w:sz="4"/>
+              <w:right w:val="single" w:color="808080" w:sz="4"/>
+            </w:tcBorders>
+            <w:tcMar>
+              <w:top w:type="dxa" w:w="60"/>
+              <w:left w:type="dxa" w:w="90"/>
+              <w:bottom w:type="dxa" w:w="60"/>
+              <w:right w:type="dxa" w:w="90"/>
+            </w:tcMar>
+            <w:vAlign w:val="top"/>
+          </w:tcPr>
+          <w:p>
+            <w:pPr>
+              <w:spacing w:after="40" w:line="252"/>
+              <w:jc w:val="left"/>
+            </w:pPr>
+            <w:r>
+              <w:rPr>
+                <w:rFonts w:ascii="Times New Roman" w:cs="Times New Roman" w:eastAsia="Times New Roman" w:hAnsi="Times New Roman"/>
+                <w:sz w:val="18"/>
+                <w:szCs w:val="18"/>
+              </w:rPr>
+              <w:t xml:space="preserve">Invalid or malicious input</w:t>
+            </w:r>
+          </w:p>
+        </w:tc>
+        <w:tc>
+          <w:tcPr>
+            <w:tcW w:type="dxa" w:w="6421"/>
+            <w:tcBorders>
+              <w:top w:val="single" w:color="808080" w:sz="4"/>
+              <w:left w:val="single" w:color="808080" w:sz="4"/>
+              <w:bottom w:val="single" w:color="808080" w:sz="4"/>
+              <w:right w:val="single" w:color="808080" w:sz="4"/>
+            </w:tcBorders>
+            <w:tcMar>
+              <w:top w:type="dxa" w:w="60"/>
+              <w:left w:type="dxa" w:w="90"/>
+              <w:bottom w:type="dxa" w:w="60"/>
+              <w:right w:type="dxa" w:w="90"/>
+            </w:tcMar>
+            <w:vAlign w:val="top"/>
+          </w:tcPr>
+          <w:p>
+            <w:pPr>
+              <w:spacing w:after="40" w:line="252"/>
+              <w:jc w:val="left"/>
+            </w:pPr>
+            <w:r>
+              <w:rPr>
+                <w:rFonts w:ascii="Times New Roman" w:cs="Times New Roman" w:eastAsia="Times New Roman" w:hAnsi="Times New Roman"/>
+                <w:sz w:val="18"/>
+                <w:szCs w:val="18"/>
+              </w:rPr>
+              <w:t xml:space="preserve">Strict validation with unknown fields forbidden (Pydantic) and bounds checked in the interface (Zod); size limits on bodies and files.</w:t>
+            </w:r>
+          </w:p>
+        </w:tc>
+      </w:tr>
+      <w:tr>
+        <w:trPr>
+          <w:cantSplit w:val="false"/>
+        </w:trPr>
+        <w:tc>
+          <w:tcPr>
+            <w:tcW w:type="dxa" w:w="2700"/>
+            <w:tcBorders>
+              <w:top w:val="single" w:color="808080" w:sz="4"/>
+              <w:left w:val="single" w:color="808080" w:sz="4"/>
+              <w:bottom w:val="single" w:color="808080" w:sz="4"/>
+              <w:right w:val="single" w:color="808080" w:sz="4"/>
+            </w:tcBorders>
+            <w:tcMar>
+              <w:top w:type="dxa" w:w="60"/>
+              <w:left w:type="dxa" w:w="90"/>
+              <w:bottom w:type="dxa" w:w="60"/>
+              <w:right w:type="dxa" w:w="90"/>
+            </w:tcMar>
+            <w:vAlign w:val="top"/>
+          </w:tcPr>
+          <w:p>
+            <w:pPr>
+              <w:spacing w:after="40" w:line="252"/>
+              <w:jc w:val="left"/>
+            </w:pPr>
+            <w:r>
+              <w:rPr>
+                <w:rFonts w:ascii="Times New Roman" w:cs="Times New Roman" w:eastAsia="Times New Roman" w:hAnsi="Times New Roman"/>
+                <w:sz w:val="18"/>
+                <w:szCs w:val="18"/>
+              </w:rPr>
+              <w:t xml:space="preserve">CSV formula injection</w:t>
+            </w:r>
+          </w:p>
+        </w:tc>
+        <w:tc>
+          <w:tcPr>
+            <w:tcW w:type="dxa" w:w="6421"/>
+            <w:tcBorders>
+              <w:top w:val="single" w:color="808080" w:sz="4"/>
+              <w:left w:val="single" w:color="808080" w:sz="4"/>
+              <w:bottom w:val="single" w:color="808080" w:sz="4"/>
+              <w:right w:val="single" w:color="808080" w:sz="4"/>
+            </w:tcBorders>
+            <w:tcMar>
+              <w:top w:type="dxa" w:w="60"/>
+              <w:left w:type="dxa" w:w="90"/>
+              <w:bottom w:type="dxa" w:w="60"/>
+              <w:right w:type="dxa" w:w="90"/>
+            </w:tcMar>
+            <w:vAlign w:val="top"/>
+          </w:tcPr>
+          <w:p>
+            <w:pPr>
+              <w:spacing w:after="40" w:line="252"/>
+              <w:jc w:val="left"/>
+            </w:pPr>
+            <w:r>
+              <w:rPr>
+                <w:rFonts w:ascii="Times New Roman" w:cs="Times New Roman" w:eastAsia="Times New Roman" w:hAnsi="Times New Roman"/>
+                <w:sz w:val="18"/>
+                <w:szCs w:val="18"/>
+              </w:rPr>
+              <w:t xml:space="preserve">Cells starting with =, +, - or @ are refused during the CSV validation.</w:t>
+            </w:r>
+          </w:p>
+        </w:tc>
+      </w:tr>
+      <w:tr>
+        <w:trPr>
+          <w:cantSplit w:val="false"/>
+        </w:trPr>
+        <w:tc>
+          <w:tcPr>
+            <w:tcW w:type="dxa" w:w="2700"/>
+            <w:tcBorders>
+              <w:top w:val="single" w:color="808080" w:sz="4"/>
+              <w:left w:val="single" w:color="808080" w:sz="4"/>
+              <w:bottom w:val="single" w:color="808080" w:sz="4"/>
+              <w:right w:val="single" w:color="808080" w:sz="4"/>
+            </w:tcBorders>
+            <w:tcMar>
+              <w:top w:type="dxa" w:w="60"/>
+              <w:left w:type="dxa" w:w="90"/>
+              <w:bottom w:type="dxa" w:w="60"/>
+              <w:right w:type="dxa" w:w="90"/>
+            </w:tcMar>
+            <w:vAlign w:val="top"/>
+          </w:tcPr>
+          <w:p>
+            <w:pPr>
+              <w:spacing w:after="40" w:line="252"/>
+              <w:jc w:val="left"/>
+            </w:pPr>
+            <w:r>
+              <w:rPr>
+                <w:rFonts w:ascii="Times New Roman" w:cs="Times New Roman" w:eastAsia="Times New Roman" w:hAnsi="Times New Roman"/>
+                <w:sz w:val="18"/>
+                <w:szCs w:val="18"/>
+              </w:rPr>
+              <w:t xml:space="preserve">Trusting the browser</w:t>
+            </w:r>
+          </w:p>
+        </w:tc>
+        <w:tc>
+          <w:tcPr>
+            <w:tcW w:type="dxa" w:w="6421"/>
+            <w:tcBorders>
+              <w:top w:val="single" w:color="808080" w:sz="4"/>
+              <w:left w:val="single" w:color="808080" w:sz="4"/>
+              <w:bottom w:val="single" w:color="808080" w:sz="4"/>
+              <w:right w:val="single" w:color="808080" w:sz="4"/>
+            </w:tcBorders>
+            <w:tcMar>
+              <w:top w:type="dxa" w:w="60"/>
+              <w:left w:type="dxa" w:w="90"/>
+              <w:bottom w:type="dxa" w:w="60"/>
+              <w:right w:type="dxa" w:w="90"/>
+            </w:tcMar>
+            <w:vAlign w:val="top"/>
+          </w:tcPr>
+          <w:p>
+            <w:pPr>
+              <w:spacing w:after="40" w:line="252"/>
+              <w:jc w:val="left"/>
+            </w:pPr>
+            <w:r>
+              <w:rPr>
+                <w:rFonts w:ascii="Times New Roman" w:cs="Times New Roman" w:eastAsia="Times New Roman" w:hAnsi="Times New Roman"/>
+                <w:sz w:val="18"/>
+                <w:szCs w:val="18"/>
+              </w:rPr>
+              <w:t xml:space="preserve">A prediction, a score or a role computed by the interface is never trusted: the calculation is redone on the server before saving.</w:t>
+            </w:r>
+          </w:p>
+        </w:tc>
+      </w:tr>
+      <w:tr>
+        <w:trPr>
+          <w:cantSplit w:val="false"/>
+        </w:trPr>
+        <w:tc>
+          <w:tcPr>
+            <w:tcW w:type="dxa" w:w="2700"/>
+            <w:tcBorders>
+              <w:top w:val="single" w:color="808080" w:sz="4"/>
+              <w:left w:val="single" w:color="808080" w:sz="4"/>
+              <w:bottom w:val="single" w:color="808080" w:sz="4"/>
+              <w:right w:val="single" w:color="808080" w:sz="4"/>
+            </w:tcBorders>
+            <w:tcMar>
+              <w:top w:type="dxa" w:w="60"/>
+              <w:left w:type="dxa" w:w="90"/>
+              <w:bottom w:type="dxa" w:w="60"/>
+              <w:right w:type="dxa" w:w="90"/>
+            </w:tcMar>
+            <w:vAlign w:val="top"/>
+          </w:tcPr>
+          <w:p>
+            <w:pPr>
+              <w:spacing w:after="40" w:line="252"/>
+              <w:jc w:val="left"/>
+            </w:pPr>
+            <w:r>
+              <w:rPr>
+                <w:rFonts w:ascii="Times New Roman" w:cs="Times New Roman" w:eastAsia="Times New Roman" w:hAnsi="Times New Roman"/>
+                <w:sz w:val="18"/>
+                <w:szCs w:val="18"/>
+              </w:rPr>
+              <w:t xml:space="preserve">Leak of secrets</w:t>
+            </w:r>
+          </w:p>
+        </w:tc>
+        <w:tc>
+          <w:tcPr>
+            <w:tcW w:type="dxa" w:w="6421"/>
+            <w:tcBorders>
+              <w:top w:val="single" w:color="808080" w:sz="4"/>
+              <w:left w:val="single" w:color="808080" w:sz="4"/>
+              <w:bottom w:val="single" w:color="808080" w:sz="4"/>
+              <w:right w:val="single" w:color="808080" w:sz="4"/>
+            </w:tcBorders>
+            <w:tcMar>
+              <w:top w:type="dxa" w:w="60"/>
+              <w:left w:type="dxa" w:w="90"/>
+              <w:bottom w:type="dxa" w:w="60"/>
+              <w:right w:type="dxa" w:w="90"/>
+            </w:tcMar>
+            <w:vAlign w:val="top"/>
+          </w:tcPr>
+          <w:p>
+            <w:pPr>
+              <w:spacing w:after="40" w:line="252"/>
+              <w:jc w:val="left"/>
+            </w:pPr>
+            <w:r>
+              <w:rPr>
+                <w:rFonts w:ascii="Times New Roman" w:cs="Times New Roman" w:eastAsia="Times New Roman" w:hAnsi="Times New Roman"/>
+                <w:sz w:val="18"/>
+                <w:szCs w:val="18"/>
+              </w:rPr>
+              <w:t xml:space="preserve">No secret in the code, tests, logs or Git; configuration is read from a single module; a secret scanner runs in the pre-commit checks.</w:t>
+            </w:r>
+          </w:p>
+        </w:tc>
+      </w:tr>
+      <w:tr>
+        <w:trPr>
+          <w:cantSplit w:val="false"/>
+        </w:trPr>
+        <w:tc>
+          <w:tcPr>
+            <w:tcW w:type="dxa" w:w="2700"/>
+            <w:tcBorders>
+              <w:top w:val="single" w:color="808080" w:sz="4"/>
+              <w:left w:val="single" w:color="808080" w:sz="4"/>
+              <w:bottom w:val="single" w:color="808080" w:sz="4"/>
+              <w:right w:val="single" w:color="808080" w:sz="4"/>
+            </w:tcBorders>
+            <w:tcMar>
+              <w:top w:type="dxa" w:w="60"/>
+              <w:left w:type="dxa" w:w="90"/>
+              <w:bottom w:type="dxa" w:w="60"/>
+              <w:right w:type="dxa" w:w="90"/>
+            </w:tcMar>
+            <w:vAlign w:val="top"/>
+          </w:tcPr>
+          <w:p>
+            <w:pPr>
+              <w:spacing w:after="40" w:line="252"/>
+              <w:jc w:val="left"/>
+            </w:pPr>
+            <w:r>
+              <w:rPr>
+                <w:rFonts w:ascii="Times New Roman" w:cs="Times New Roman" w:eastAsia="Times New Roman" w:hAnsi="Times New Roman"/>
+                <w:sz w:val="18"/>
+                <w:szCs w:val="18"/>
+              </w:rPr>
+              <w:t xml:space="preserve">Traceability</w:t>
+            </w:r>
+          </w:p>
+        </w:tc>
+        <w:tc>
+          <w:tcPr>
+            <w:tcW w:type="dxa" w:w="6421"/>
+            <w:tcBorders>
+              <w:top w:val="single" w:color="808080" w:sz="4"/>
+              <w:left w:val="single" w:color="808080" w:sz="4"/>
+              <w:bottom w:val="single" w:color="808080" w:sz="4"/>
+              <w:right w:val="single" w:color="808080" w:sz="4"/>
+            </w:tcBorders>
+            <w:tcMar>
+              <w:top w:type="dxa" w:w="60"/>
+              <w:left w:type="dxa" w:w="90"/>
+              <w:bottom w:type="dxa" w:w="60"/>
+              <w:right w:type="dxa" w:w="90"/>
+            </w:tcMar>
+            <w:vAlign w:val="top"/>
+          </w:tcPr>
+          <w:p>
+            <w:pPr>
+              <w:spacing w:after="40" w:line="252"/>
+              <w:jc w:val="left"/>
+            </w:pPr>
+            <w:r>
+              <w:rPr>
+                <w:rFonts w:ascii="Times New Roman" w:cs="Times New Roman" w:eastAsia="Times New Roman" w:hAnsi="Times New Roman"/>
+                <w:sz w:val="18"/>
+                <w:szCs w:val="18"/>
+              </w:rPr>
+              <w:t xml:space="preserve">Sensitive actions (invitation, role change, deactivation, import, training, activation) are written to an audit log readable only by administrators.</w:t>
+            </w:r>
+          </w:p>
+        </w:tc>
+      </w:tr>
+      <w:tr>
+        <w:trPr>
+          <w:cantSplit w:val="false"/>
+        </w:trPr>
+        <w:tc>
+          <w:tcPr>
+            <w:tcW w:type="dxa" w:w="2700"/>
+            <w:tcBorders>
+              <w:top w:val="single" w:color="808080" w:sz="4"/>
+              <w:left w:val="single" w:color="808080" w:sz="4"/>
+              <w:bottom w:val="single" w:color="808080" w:sz="4"/>
+              <w:right w:val="single" w:color="808080" w:sz="4"/>
+            </w:tcBorders>
+            <w:tcMar>
+              <w:top w:type="dxa" w:w="60"/>
+              <w:left w:type="dxa" w:w="90"/>
+              <w:bottom w:type="dxa" w:w="60"/>
+              <w:right w:type="dxa" w:w="90"/>
+            </w:tcMar>
+            <w:vAlign w:val="top"/>
+          </w:tcPr>
+          <w:p>
+            <w:pPr>
+              <w:spacing w:after="40" w:line="252"/>
+              <w:jc w:val="left"/>
+            </w:pPr>
+            <w:r>
+              <w:rPr>
+                <w:rFonts w:ascii="Times New Roman" w:cs="Times New Roman" w:eastAsia="Times New Roman" w:hAnsi="Times New Roman"/>
+                <w:sz w:val="18"/>
+                <w:szCs w:val="18"/>
+              </w:rPr>
+              <w:t xml:space="preserve">Abuse</w:t>
+            </w:r>
+          </w:p>
+        </w:tc>
+        <w:tc>
+          <w:tcPr>
+            <w:tcW w:type="dxa" w:w="6421"/>
+            <w:tcBorders>
+              <w:top w:val="single" w:color="808080" w:sz="4"/>
+              <w:left w:val="single" w:color="808080" w:sz="4"/>
+              <w:bottom w:val="single" w:color="808080" w:sz="4"/>
+              <w:right w:val="single" w:color="808080" w:sz="4"/>
+            </w:tcBorders>
+            <w:tcMar>
+              <w:top w:type="dxa" w:w="60"/>
+              <w:left w:type="dxa" w:w="90"/>
+              <w:bottom w:type="dxa" w:w="60"/>
+              <w:right w:type="dxa" w:w="90"/>
+            </w:tcMar>
+            <w:vAlign w:val="top"/>
+          </w:tcPr>
+          <w:p>
+            <w:pPr>
+              <w:spacing w:after="40" w:line="252"/>
+              <w:jc w:val="left"/>
+            </w:pPr>
+            <w:r>
+              <w:rPr>
+                <w:rFonts w:ascii="Times New Roman" w:cs="Times New Roman" w:eastAsia="Times New Roman" w:hAnsi="Times New Roman"/>
+                <w:sz w:val="18"/>
+                <w:szCs w:val="18"/>
+              </w:rPr>
+              <w:t xml:space="preserve">Rate limits per user, generic message on failed sign-in (“Invalid email or password.”), security headers on every response.</w:t>
+            </w:r>
+          </w:p>
+        </w:tc>
+      </w:tr>
+    </w:tbl>
+    <w:p>
+      <w:pPr>
+        <w:spacing w:after="200" w:before="80"/>
+        <w:jc w:val="center"/>
+      </w:pPr>
+      <w:r>
+        <w:rPr>
+          <w:rFonts w:ascii="Times New Roman" w:cs="Times New Roman" w:eastAsia="Times New Roman" w:hAnsi="Times New Roman"/>
+          <w:i/>
+          <w:iCs/>
+          <w:color w:val="1F3864"/>
+          <w:sz w:val="20"/>
+          <w:szCs w:val="20"/>
+        </w:rPr>
+        <w:t xml:space="preserve">Table 11: Security measures implemented</w:t>
+      </w:r>
+    </w:p>
+    <w:p>
+      <w:pPr>
+        <w:pStyle w:val="Heading3"/>
+        <w:keepNext/>
+        <w:spacing w:after="100" w:before="180"/>
+      </w:pPr>
+      <w:r>
+        <w:rPr>
+          <w:rFonts w:ascii="Times New Roman" w:cs="Times New Roman" w:eastAsia="Times New Roman" w:hAnsi="Times New Roman"/>
+          <w:b/>
+          <w:bCs/>
+          <w:i/>
+          <w:iCs/>
+          <w:color w:val="000000"/>
+          <w:sz w:val="24"/>
+          <w:szCs w:val="24"/>
+        </w:rPr>
+        <w:t xml:space="preserve">1.5.13 WORKED EXAMPLE OF THE PERFORMANCE LEVEL</w:t>
+      </w:r>
+    </w:p>
+    <w:p>
+      <w:pPr>
+        <w:spacing w:after="120" w:before="0" w:line="276"/>
+        <w:jc w:val="both"/>
+      </w:pPr>
+      <w:r>
+        <w:rPr>
+          <w:rFonts w:ascii="Times New Roman" w:cs="Times New Roman" w:eastAsia="Times New Roman" w:hAnsi="Times New Roman"/>
+        </w:rPr>
+        <w:t xml:space="preserve">To make the scoring rule concrete, take the Email / Conversion campaign of the Predict page prototype (budget 5,000 USD, target aged 38, female, income 65,000, 3 past purchases, 2,200 loyalty points). The active model predicts a click-through rate of 15.03 %, a conversion rate of 11.45 % and 23.5 visits. </w:t>
+      </w:r>
+      <w:r>
+        <w:rPr>
+          <w:rFonts w:ascii="Times New Roman" w:cs="Times New Roman" w:eastAsia="Times New Roman" w:hAnsi="Times New Roman"/>
+          <w:highlight w:val="yellow"/>
+        </w:rPr>
+        <w:t xml:space="preserve">Values taken from the prototype, for illustration only.</w:t>
+      </w:r>
+    </w:p>
+    <w:p>
+      <w:pPr>
+        <w:pStyle w:val="ListParagraph"/>
+        <w:numPr>
+          <w:ilvl w:val="0"/>
+          <w:numId w:val="7"/>
+        </w:numPr>
+        <w:spacing w:after="60" w:line="276"/>
+        <w:jc w:val="both"/>
+      </w:pPr>
+      <w:r>
+        <w:rPr>
+          <w:rFonts w:ascii="Times New Roman" w:cs="Times New Roman" w:eastAsia="Times New Roman" w:hAnsi="Times New Roman"/>
+        </w:rPr>
+        <w:t xml:space="preserve">Estimated leads = 23.5 × 11.45 % ≈ 2.69.</w:t>
+      </w:r>
+    </w:p>
+    <w:p>
+      <w:pPr>
+        <w:pStyle w:val="ListParagraph"/>
+        <w:numPr>
+          <w:ilvl w:val="0"/>
+          <w:numId w:val="7"/>
+        </w:numPr>
+        <w:spacing w:after="60" w:line="276"/>
+        <w:jc w:val="both"/>
+      </w:pPr>
+      <w:r>
+        <w:rPr>
+          <w:rFonts w:ascii="Times New Roman" w:cs="Times New Roman" w:eastAsia="Times New Roman" w:hAnsi="Times New Roman"/>
+        </w:rPr>
+        <w:t xml:space="preserve">Estimated cost per result = 5,000 ÷ 2.69 ≈ 1,860 USD.</w:t>
+      </w:r>
+    </w:p>
+    <w:p>
+      <w:pPr>
+        <w:pStyle w:val="ListParagraph"/>
+        <w:numPr>
+          <w:ilvl w:val="0"/>
+          <w:numId w:val="7"/>
+        </w:numPr>
+        <w:spacing w:after="60" w:line="276"/>
+        <w:jc w:val="both"/>
+      </w:pPr>
+      <w:r>
+        <w:rPr>
+          <w:rFonts w:ascii="Times New Roman" w:cs="Times New Roman" w:eastAsia="Times New Roman" w:hAnsi="Times New Roman"/>
+        </w:rPr>
+        <w:t xml:space="preserve">Each of the three values is ranked among the recorded Conversion campaigns: notes of 42 (click-through rate), 59 (estimated leads) and 52 (cost per result).</w:t>
+      </w:r>
+    </w:p>
+    <w:p>
+      <w:pPr>
+        <w:pStyle w:val="ListParagraph"/>
+        <w:numPr>
+          <w:ilvl w:val="0"/>
+          <w:numId w:val="7"/>
+        </w:numPr>
+        <w:spacing w:after="60" w:line="276"/>
+        <w:jc w:val="both"/>
+      </w:pPr>
+      <w:r>
+        <w:rPr>
+          <w:rFonts w:ascii="Times New Roman" w:cs="Times New Roman" w:eastAsia="Times New Roman" w:hAnsi="Times New Roman"/>
+        </w:rPr>
+        <w:t xml:space="preserve">Global score = (42 + 59 + 52) ÷ 3 = 51.0 out of 100.</w:t>
+      </w:r>
+    </w:p>
+    <w:p>
+      <w:pPr>
+        <w:pStyle w:val="ListParagraph"/>
+        <w:numPr>
+          <w:ilvl w:val="0"/>
+          <w:numId w:val="7"/>
+        </w:numPr>
+        <w:spacing w:after="60" w:line="276"/>
+        <w:jc w:val="both"/>
+      </w:pPr>
+      <w:r>
+        <w:rPr>
+          <w:rFonts w:ascii="Times New Roman" w:cs="Times New Roman" w:eastAsia="Times New Roman" w:hAnsi="Times New Roman"/>
+        </w:rPr>
+        <w:t xml:space="preserve">With limits at 41.2 and 58.9, a score of 51.0 lies between them: the level is </w:t>
+      </w:r>
+      <w:r>
+        <w:rPr>
+          <w:rFonts w:ascii="Times New Roman" w:cs="Times New Roman" w:eastAsia="Times New Roman" w:hAnsi="Times New Roman"/>
+          <w:b/>
+          <w:bCs/>
+        </w:rPr>
+        <w:t xml:space="preserve">Medium</w:t>
+      </w:r>
+      <w:r>
+        <w:rPr>
+          <w:rFonts w:ascii="Times New Roman" w:cs="Times New Roman" w:eastAsia="Times New Roman" w:hAnsi="Times New Roman"/>
+        </w:rPr>
+        <w:t xml:space="preserve">.</w:t>
+      </w:r>
+    </w:p>
+    <w:p>
+      <w:pPr>
+        <w:spacing w:after="120" w:before="0" w:line="276"/>
+        <w:jc w:val="both"/>
+      </w:pPr>
+      <w:r>
+        <w:rPr>
+          <w:rFonts w:ascii="Times New Roman" w:cs="Times New Roman" w:eastAsia="Times New Roman" w:hAnsi="Times New Roman"/>
+        </w:rPr>
+        <w:t xml:space="preserve">The same campaign described as a different type would be ranked against the examples of that other type, which is why the performance level is never compared across types.</w:t>
+      </w:r>
+    </w:p>
+    <w:p>
+      <w:pPr>
+        <w:pStyle w:val="Heading3"/>
+        <w:keepNext/>
+        <w:spacing w:after="100" w:before="180"/>
+      </w:pPr>
+      <w:r>
+        <w:rPr>
+          <w:rFonts w:ascii="Times New Roman" w:cs="Times New Roman" w:eastAsia="Times New Roman" w:hAnsi="Times New Roman"/>
+          <w:b/>
+          <w:bCs/>
+          <w:i/>
+          <w:iCs/>
+          <w:color w:val="000000"/>
+          <w:sz w:val="24"/>
+          <w:szCs w:val="24"/>
+        </w:rPr>
+        <w:t xml:space="preserve">1.5.14 RUNNING THE SOLUTION</w:t>
+      </w:r>
+    </w:p>
+    <w:p>
+      <w:pPr>
+        <w:spacing w:after="120" w:before="0" w:line="276"/>
+        <w:jc w:val="both"/>
+      </w:pPr>
+      <w:r>
+        <w:rPr>
+          <w:rFonts w:ascii="Times New Roman" w:cs="Times New Roman" w:eastAsia="Times New Roman" w:hAnsi="Times New Roman"/>
+        </w:rPr>
+        <w:t xml:space="preserve">The whole solution starts from a few commands defined in the Makefile, so that nobody has to install the components one by one. The containers started by the demonstration are listed below.</w:t>
+      </w:r>
+    </w:p>
+    <w:tbl>
+      <w:tblPr>
+        <w:tblW w:type="dxa" w:w="9121"/>
+        <w:tblBorders>
+          <w:top w:val="single" w:color="auto" w:sz="4"/>
+          <w:left w:val="single" w:color="auto" w:sz="4"/>
+          <w:bottom w:val="single" w:color="auto" w:sz="4"/>
+          <w:right w:val="single" w:color="auto" w:sz="4"/>
+          <w:insideH w:val="single" w:color="auto" w:sz="4"/>
+          <w:insideV w:val="single" w:color="auto" w:sz="4"/>
+        </w:tblBorders>
+      </w:tblPr>
+      <w:tblGrid>
+        <w:gridCol w:w="2600"/>
+        <w:gridCol w:w="6521"/>
+      </w:tblGrid>
+      <w:tr>
+        <w:trPr>
+          <w:cantSplit/>
+          <w:tblHeader/>
+        </w:trPr>
+        <w:tc>
+          <w:tcPr>
+            <w:tcW w:type="dxa" w:w="2600"/>
+            <w:tcBorders>
+              <w:top w:val="single" w:color="808080" w:sz="4"/>
+              <w:left w:val="single" w:color="808080" w:sz="4"/>
+              <w:bottom w:val="single" w:color="808080" w:sz="4"/>
+              <w:right w:val="single" w:color="808080" w:sz="4"/>
+            </w:tcBorders>
+            <w:shd w:fill="2F5597" w:color="auto" w:val="clear"/>
+            <w:tcMar>
+              <w:top w:type="dxa" w:w="60"/>
+              <w:left w:type="dxa" w:w="90"/>
+              <w:bottom w:type="dxa" w:w="60"/>
+              <w:right w:type="dxa" w:w="90"/>
+            </w:tcMar>
+            <w:vAlign w:val="top"/>
+          </w:tcPr>
+          <w:p>
+            <w:pPr>
+              <w:spacing w:after="40" w:line="252"/>
+              <w:jc w:val="left"/>
+            </w:pPr>
+            <w:r>
+              <w:rPr>
+                <w:rFonts w:ascii="Times New Roman" w:cs="Times New Roman" w:eastAsia="Times New Roman" w:hAnsi="Times New Roman"/>
+                <w:b/>
+                <w:bCs/>
+                <w:color w:val="FFFFFF"/>
+                <w:sz w:val="19"/>
+                <w:szCs w:val="19"/>
+              </w:rPr>
+              <w:t xml:space="preserve">Container</w:t>
+            </w:r>
+          </w:p>
+        </w:tc>
+        <w:tc>
+          <w:tcPr>
+            <w:tcW w:type="dxa" w:w="6521"/>
+            <w:tcBorders>
+              <w:top w:val="single" w:color="808080" w:sz="4"/>
+              <w:left w:val="single" w:color="808080" w:sz="4"/>
+              <w:bottom w:val="single" w:color="808080" w:sz="4"/>
+              <w:right w:val="single" w:color="808080" w:sz="4"/>
+            </w:tcBorders>
+            <w:shd w:fill="2F5597" w:color="auto" w:val="clear"/>
+            <w:tcMar>
+              <w:top w:type="dxa" w:w="60"/>
+              <w:left w:type="dxa" w:w="90"/>
+              <w:bottom w:type="dxa" w:w="60"/>
+              <w:right w:type="dxa" w:w="90"/>
+            </w:tcMar>
+            <w:vAlign w:val="top"/>
+          </w:tcPr>
+          <w:p>
+            <w:pPr>
+              <w:spacing w:after="40" w:line="252"/>
+              <w:jc w:val="left"/>
+            </w:pPr>
+            <w:r>
+              <w:rPr>
+                <w:rFonts w:ascii="Times New Roman" w:cs="Times New Roman" w:eastAsia="Times New Roman" w:hAnsi="Times New Roman"/>
+                <w:b/>
+                <w:bCs/>
+                <w:color w:val="FFFFFF"/>
+                <w:sz w:val="19"/>
+                <w:szCs w:val="19"/>
+              </w:rPr>
+              <w:t xml:space="preserve">Role</w:t>
+            </w:r>
+          </w:p>
+        </w:tc>
+      </w:tr>
+      <w:tr>
+        <w:trPr>
+          <w:cantSplit w:val="false"/>
+        </w:trPr>
+        <w:tc>
+          <w:tcPr>
+            <w:tcW w:type="dxa" w:w="2600"/>
+            <w:tcBorders>
+              <w:top w:val="single" w:color="808080" w:sz="4"/>
+              <w:left w:val="single" w:color="808080" w:sz="4"/>
+              <w:bottom w:val="single" w:color="808080" w:sz="4"/>
+              <w:right w:val="single" w:color="808080" w:sz="4"/>
+            </w:tcBorders>
+            <w:tcMar>
+              <w:top w:type="dxa" w:w="60"/>
+              <w:left w:type="dxa" w:w="90"/>
+              <w:bottom w:type="dxa" w:w="60"/>
+              <w:right w:type="dxa" w:w="90"/>
+            </w:tcMar>
+            <w:vAlign w:val="top"/>
+          </w:tcPr>
+          <w:p>
+            <w:pPr>
+              <w:spacing w:after="40" w:line="252"/>
+              <w:jc w:val="left"/>
+            </w:pPr>
+            <w:r>
+              <w:rPr>
+                <w:rFonts w:ascii="Times New Roman" w:cs="Times New Roman" w:eastAsia="Times New Roman" w:hAnsi="Times New Roman"/>
+                <w:sz w:val="19"/>
+                <w:szCs w:val="19"/>
+              </w:rPr>
+              <w:t xml:space="preserve">web</w:t>
+            </w:r>
+          </w:p>
+        </w:tc>
+        <w:tc>
+          <w:tcPr>
+            <w:tcW w:type="dxa" w:w="6521"/>
+            <w:tcBorders>
+              <w:top w:val="single" w:color="808080" w:sz="4"/>
+              <w:left w:val="single" w:color="808080" w:sz="4"/>
+              <w:bottom w:val="single" w:color="808080" w:sz="4"/>
+              <w:right w:val="single" w:color="808080" w:sz="4"/>
+            </w:tcBorders>
+            <w:tcMar>
+              <w:top w:type="dxa" w:w="60"/>
+              <w:left w:type="dxa" w:w="90"/>
+              <w:bottom w:type="dxa" w:w="60"/>
+              <w:right w:type="dxa" w:w="90"/>
+            </w:tcMar>
+            <w:vAlign w:val="top"/>
+          </w:tcPr>
+          <w:p>
+            <w:pPr>
+              <w:spacing w:after="40" w:line="252"/>
+              <w:jc w:val="left"/>
+            </w:pPr>
+            <w:r>
+              <w:rPr>
+                <w:rFonts w:ascii="Times New Roman" w:cs="Times New Roman" w:eastAsia="Times New Roman" w:hAnsi="Times New Roman"/>
+                <w:sz w:val="19"/>
+                <w:szCs w:val="19"/>
+              </w:rPr>
+              <w:t xml:space="preserve">Next.js interface, served in production mode for the demonstration</w:t>
+            </w:r>
+          </w:p>
+        </w:tc>
+      </w:tr>
+      <w:tr>
+        <w:trPr>
+          <w:cantSplit w:val="false"/>
+        </w:trPr>
+        <w:tc>
+          <w:tcPr>
+            <w:tcW w:type="dxa" w:w="2600"/>
+            <w:tcBorders>
+              <w:top w:val="single" w:color="808080" w:sz="4"/>
+              <w:left w:val="single" w:color="808080" w:sz="4"/>
+              <w:bottom w:val="single" w:color="808080" w:sz="4"/>
+              <w:right w:val="single" w:color="808080" w:sz="4"/>
+            </w:tcBorders>
+            <w:tcMar>
+              <w:top w:type="dxa" w:w="60"/>
+              <w:left w:type="dxa" w:w="90"/>
+              <w:bottom w:type="dxa" w:w="60"/>
+              <w:right w:type="dxa" w:w="90"/>
+            </w:tcMar>
+            <w:vAlign w:val="top"/>
+          </w:tcPr>
+          <w:p>
+            <w:pPr>
+              <w:spacing w:after="40" w:line="252"/>
+              <w:jc w:val="left"/>
+            </w:pPr>
+            <w:r>
+              <w:rPr>
+                <w:rFonts w:ascii="Times New Roman" w:cs="Times New Roman" w:eastAsia="Times New Roman" w:hAnsi="Times New Roman"/>
+                <w:sz w:val="19"/>
+                <w:szCs w:val="19"/>
+              </w:rPr>
+              <w:t xml:space="preserve">api</w:t>
+            </w:r>
+          </w:p>
+        </w:tc>
+        <w:tc>
+          <w:tcPr>
+            <w:tcW w:type="dxa" w:w="6521"/>
+            <w:tcBorders>
+              <w:top w:val="single" w:color="808080" w:sz="4"/>
+              <w:left w:val="single" w:color="808080" w:sz="4"/>
+              <w:bottom w:val="single" w:color="808080" w:sz="4"/>
+              <w:right w:val="single" w:color="808080" w:sz="4"/>
+            </w:tcBorders>
+            <w:tcMar>
+              <w:top w:type="dxa" w:w="60"/>
+              <w:left w:type="dxa" w:w="90"/>
+              <w:bottom w:type="dxa" w:w="60"/>
+              <w:right w:type="dxa" w:w="90"/>
+            </w:tcMar>
+            <w:vAlign w:val="top"/>
+          </w:tcPr>
+          <w:p>
+            <w:pPr>
+              <w:spacing w:after="40" w:line="252"/>
+              <w:jc w:val="left"/>
+            </w:pPr>
+            <w:r>
+              <w:rPr>
+                <w:rFonts w:ascii="Times New Roman" w:cs="Times New Roman" w:eastAsia="Times New Roman" w:hAnsi="Times New Roman"/>
+                <w:sz w:val="19"/>
+                <w:szCs w:val="19"/>
+              </w:rPr>
+              <w:t xml:space="preserve">FastAPI service, active model in memory, scoring, factors and advice</w:t>
+            </w:r>
+          </w:p>
+        </w:tc>
+      </w:tr>
+      <w:tr>
+        <w:trPr>
+          <w:cantSplit w:val="false"/>
+        </w:trPr>
+        <w:tc>
+          <w:tcPr>
+            <w:tcW w:type="dxa" w:w="2600"/>
+            <w:tcBorders>
+              <w:top w:val="single" w:color="808080" w:sz="4"/>
+              <w:left w:val="single" w:color="808080" w:sz="4"/>
+              <w:bottom w:val="single" w:color="808080" w:sz="4"/>
+              <w:right w:val="single" w:color="808080" w:sz="4"/>
+            </w:tcBorders>
+            <w:tcMar>
+              <w:top w:type="dxa" w:w="60"/>
+              <w:left w:type="dxa" w:w="90"/>
+              <w:bottom w:type="dxa" w:w="60"/>
+              <w:right w:type="dxa" w:w="90"/>
+            </w:tcMar>
+            <w:vAlign w:val="top"/>
+          </w:tcPr>
+          <w:p>
+            <w:pPr>
+              <w:spacing w:after="40" w:line="252"/>
+              <w:jc w:val="left"/>
+            </w:pPr>
+            <w:r>
+              <w:rPr>
+                <w:rFonts w:ascii="Times New Roman" w:cs="Times New Roman" w:eastAsia="Times New Roman" w:hAnsi="Times New Roman"/>
+                <w:sz w:val="19"/>
+                <w:szCs w:val="19"/>
+              </w:rPr>
+              <w:t xml:space="preserve">redis</w:t>
+            </w:r>
+          </w:p>
+        </w:tc>
+        <w:tc>
+          <w:tcPr>
+            <w:tcW w:type="dxa" w:w="6521"/>
+            <w:tcBorders>
+              <w:top w:val="single" w:color="808080" w:sz="4"/>
+              <w:left w:val="single" w:color="808080" w:sz="4"/>
+              <w:bottom w:val="single" w:color="808080" w:sz="4"/>
+              <w:right w:val="single" w:color="808080" w:sz="4"/>
+            </w:tcBorders>
+            <w:tcMar>
+              <w:top w:type="dxa" w:w="60"/>
+              <w:left w:type="dxa" w:w="90"/>
+              <w:bottom w:type="dxa" w:w="60"/>
+              <w:right w:type="dxa" w:w="90"/>
+            </w:tcMar>
+            <w:vAlign w:val="top"/>
+          </w:tcPr>
+          <w:p>
+            <w:pPr>
+              <w:spacing w:after="40" w:line="252"/>
+              <w:jc w:val="left"/>
+            </w:pPr>
+            <w:r>
+              <w:rPr>
+                <w:rFonts w:ascii="Times New Roman" w:cs="Times New Roman" w:eastAsia="Times New Roman" w:hAnsi="Times New Roman"/>
+                <w:sz w:val="19"/>
+                <w:szCs w:val="19"/>
+              </w:rPr>
+              <w:t xml:space="preserve">Local replacement of the cache service (profile cache, active-version key)</w:t>
+            </w:r>
+          </w:p>
+        </w:tc>
+      </w:tr>
+      <w:tr>
+        <w:trPr>
+          <w:cantSplit w:val="false"/>
+        </w:trPr>
+        <w:tc>
+          <w:tcPr>
+            <w:tcW w:type="dxa" w:w="2600"/>
+            <w:tcBorders>
+              <w:top w:val="single" w:color="808080" w:sz="4"/>
+              <w:left w:val="single" w:color="808080" w:sz="4"/>
+              <w:bottom w:val="single" w:color="808080" w:sz="4"/>
+              <w:right w:val="single" w:color="808080" w:sz="4"/>
+            </w:tcBorders>
+            <w:tcMar>
+              <w:top w:type="dxa" w:w="60"/>
+              <w:left w:type="dxa" w:w="90"/>
+              <w:bottom w:type="dxa" w:w="60"/>
+              <w:right w:type="dxa" w:w="90"/>
+            </w:tcMar>
+            <w:vAlign w:val="top"/>
+          </w:tcPr>
+          <w:p>
+            <w:pPr>
+              <w:spacing w:after="40" w:line="252"/>
+              <w:jc w:val="left"/>
+            </w:pPr>
+            <w:r>
+              <w:rPr>
+                <w:rFonts w:ascii="Times New Roman" w:cs="Times New Roman" w:eastAsia="Times New Roman" w:hAnsi="Times New Roman"/>
+                <w:sz w:val="19"/>
+                <w:szCs w:val="19"/>
+              </w:rPr>
+              <w:t xml:space="preserve">supabase-db</w:t>
+            </w:r>
+          </w:p>
+        </w:tc>
+        <w:tc>
+          <w:tcPr>
+            <w:tcW w:type="dxa" w:w="6521"/>
+            <w:tcBorders>
+              <w:top w:val="single" w:color="808080" w:sz="4"/>
+              <w:left w:val="single" w:color="808080" w:sz="4"/>
+              <w:bottom w:val="single" w:color="808080" w:sz="4"/>
+              <w:right w:val="single" w:color="808080" w:sz="4"/>
+            </w:tcBorders>
+            <w:tcMar>
+              <w:top w:type="dxa" w:w="60"/>
+              <w:left w:type="dxa" w:w="90"/>
+              <w:bottom w:type="dxa" w:w="60"/>
+              <w:right w:type="dxa" w:w="90"/>
+            </w:tcMar>
+            <w:vAlign w:val="top"/>
+          </w:tcPr>
+          <w:p>
+            <w:pPr>
+              <w:spacing w:after="40" w:line="252"/>
+              <w:jc w:val="left"/>
+            </w:pPr>
+            <w:r>
+              <w:rPr>
+                <w:rFonts w:ascii="Times New Roman" w:cs="Times New Roman" w:eastAsia="Times New Roman" w:hAnsi="Times New Roman"/>
+                <w:sz w:val="19"/>
+                <w:szCs w:val="19"/>
+              </w:rPr>
+              <w:t xml:space="preserve">PostgreSQL database with RLS</w:t>
+            </w:r>
+          </w:p>
+        </w:tc>
+      </w:tr>
+      <w:tr>
+        <w:trPr>
+          <w:cantSplit w:val="false"/>
+        </w:trPr>
+        <w:tc>
+          <w:tcPr>
+            <w:tcW w:type="dxa" w:w="2600"/>
+            <w:tcBorders>
+              <w:top w:val="single" w:color="808080" w:sz="4"/>
+              <w:left w:val="single" w:color="808080" w:sz="4"/>
+              <w:bottom w:val="single" w:color="808080" w:sz="4"/>
+              <w:right w:val="single" w:color="808080" w:sz="4"/>
+            </w:tcBorders>
+            <w:tcMar>
+              <w:top w:type="dxa" w:w="60"/>
+              <w:left w:type="dxa" w:w="90"/>
+              <w:bottom w:type="dxa" w:w="60"/>
+              <w:right w:type="dxa" w:w="90"/>
+            </w:tcMar>
+            <w:vAlign w:val="top"/>
+          </w:tcPr>
+          <w:p>
+            <w:pPr>
+              <w:spacing w:after="40" w:line="252"/>
+              <w:jc w:val="left"/>
+            </w:pPr>
+            <w:r>
+              <w:rPr>
+                <w:rFonts w:ascii="Times New Roman" w:cs="Times New Roman" w:eastAsia="Times New Roman" w:hAnsi="Times New Roman"/>
+                <w:sz w:val="19"/>
+                <w:szCs w:val="19"/>
+              </w:rPr>
+              <w:t xml:space="preserve">supabase-auth</w:t>
+            </w:r>
+          </w:p>
+        </w:tc>
+        <w:tc>
+          <w:tcPr>
+            <w:tcW w:type="dxa" w:w="6521"/>
+            <w:tcBorders>
+              <w:top w:val="single" w:color="808080" w:sz="4"/>
+              <w:left w:val="single" w:color="808080" w:sz="4"/>
+              <w:bottom w:val="single" w:color="808080" w:sz="4"/>
+              <w:right w:val="single" w:color="808080" w:sz="4"/>
+            </w:tcBorders>
+            <w:tcMar>
+              <w:top w:type="dxa" w:w="60"/>
+              <w:left w:type="dxa" w:w="90"/>
+              <w:bottom w:type="dxa" w:w="60"/>
+              <w:right w:type="dxa" w:w="90"/>
+            </w:tcMar>
+            <w:vAlign w:val="top"/>
+          </w:tcPr>
+          <w:p>
+            <w:pPr>
+              <w:spacing w:after="40" w:line="252"/>
+              <w:jc w:val="left"/>
+            </w:pPr>
+            <w:r>
+              <w:rPr>
+                <w:rFonts w:ascii="Times New Roman" w:cs="Times New Roman" w:eastAsia="Times New Roman" w:hAnsi="Times New Roman"/>
+                <w:sz w:val="19"/>
+                <w:szCs w:val="19"/>
+              </w:rPr>
+              <w:t xml:space="preserve">Accounts, sessions, invitations, password reset</w:t>
+            </w:r>
+          </w:p>
+        </w:tc>
+      </w:tr>
+      <w:tr>
+        <w:trPr>
+          <w:cantSplit w:val="false"/>
+        </w:trPr>
+        <w:tc>
+          <w:tcPr>
+            <w:tcW w:type="dxa" w:w="2600"/>
+            <w:tcBorders>
+              <w:top w:val="single" w:color="808080" w:sz="4"/>
+              <w:left w:val="single" w:color="808080" w:sz="4"/>
+              <w:bottom w:val="single" w:color="808080" w:sz="4"/>
+              <w:right w:val="single" w:color="808080" w:sz="4"/>
+            </w:tcBorders>
+            <w:tcMar>
+              <w:top w:type="dxa" w:w="60"/>
+              <w:left w:type="dxa" w:w="90"/>
+              <w:bottom w:type="dxa" w:w="60"/>
+              <w:right w:type="dxa" w:w="90"/>
+            </w:tcMar>
+            <w:vAlign w:val="top"/>
+          </w:tcPr>
+          <w:p>
+            <w:pPr>
+              <w:spacing w:after="40" w:line="252"/>
+              <w:jc w:val="left"/>
+            </w:pPr>
+            <w:r>
+              <w:rPr>
+                <w:rFonts w:ascii="Times New Roman" w:cs="Times New Roman" w:eastAsia="Times New Roman" w:hAnsi="Times New Roman"/>
+                <w:sz w:val="19"/>
+                <w:szCs w:val="19"/>
+              </w:rPr>
+              <w:t xml:space="preserve">supabase-rest</w:t>
+            </w:r>
+          </w:p>
+        </w:tc>
+        <w:tc>
+          <w:tcPr>
+            <w:tcW w:type="dxa" w:w="6521"/>
+            <w:tcBorders>
+              <w:top w:val="single" w:color="808080" w:sz="4"/>
+              <w:left w:val="single" w:color="808080" w:sz="4"/>
+              <w:bottom w:val="single" w:color="808080" w:sz="4"/>
+              <w:right w:val="single" w:color="808080" w:sz="4"/>
+            </w:tcBorders>
+            <w:tcMar>
+              <w:top w:type="dxa" w:w="60"/>
+              <w:left w:type="dxa" w:w="90"/>
+              <w:bottom w:type="dxa" w:w="60"/>
+              <w:right w:type="dxa" w:w="90"/>
+            </w:tcMar>
+            <w:vAlign w:val="top"/>
+          </w:tcPr>
+          <w:p>
+            <w:pPr>
+              <w:spacing w:after="40" w:line="252"/>
+              <w:jc w:val="left"/>
+            </w:pPr>
+            <w:r>
+              <w:rPr>
+                <w:rFonts w:ascii="Times New Roman" w:cs="Times New Roman" w:eastAsia="Times New Roman" w:hAnsi="Times New Roman"/>
+                <w:sz w:val="19"/>
+                <w:szCs w:val="19"/>
+              </w:rPr>
+              <w:t xml:space="preserve">Table access with row-level security</w:t>
+            </w:r>
+          </w:p>
+        </w:tc>
+      </w:tr>
+      <w:tr>
+        <w:trPr>
+          <w:cantSplit w:val="false"/>
+        </w:trPr>
+        <w:tc>
+          <w:tcPr>
+            <w:tcW w:type="dxa" w:w="2600"/>
+            <w:tcBorders>
+              <w:top w:val="single" w:color="808080" w:sz="4"/>
+              <w:left w:val="single" w:color="808080" w:sz="4"/>
+              <w:bottom w:val="single" w:color="808080" w:sz="4"/>
+              <w:right w:val="single" w:color="808080" w:sz="4"/>
+            </w:tcBorders>
+            <w:tcMar>
+              <w:top w:type="dxa" w:w="60"/>
+              <w:left w:type="dxa" w:w="90"/>
+              <w:bottom w:type="dxa" w:w="60"/>
+              <w:right w:type="dxa" w:w="90"/>
+            </w:tcMar>
+            <w:vAlign w:val="top"/>
+          </w:tcPr>
+          <w:p>
+            <w:pPr>
+              <w:spacing w:after="40" w:line="252"/>
+              <w:jc w:val="left"/>
+            </w:pPr>
+            <w:r>
+              <w:rPr>
+                <w:rFonts w:ascii="Times New Roman" w:cs="Times New Roman" w:eastAsia="Times New Roman" w:hAnsi="Times New Roman"/>
+                <w:sz w:val="19"/>
+                <w:szCs w:val="19"/>
+              </w:rPr>
+              <w:t xml:space="preserve">supabase-storage</w:t>
+            </w:r>
+          </w:p>
+        </w:tc>
+        <w:tc>
+          <w:tcPr>
+            <w:tcW w:type="dxa" w:w="6521"/>
+            <w:tcBorders>
+              <w:top w:val="single" w:color="808080" w:sz="4"/>
+              <w:left w:val="single" w:color="808080" w:sz="4"/>
+              <w:bottom w:val="single" w:color="808080" w:sz="4"/>
+              <w:right w:val="single" w:color="808080" w:sz="4"/>
+            </w:tcBorders>
+            <w:tcMar>
+              <w:top w:type="dxa" w:w="60"/>
+              <w:left w:type="dxa" w:w="90"/>
+              <w:bottom w:type="dxa" w:w="60"/>
+              <w:right w:type="dxa" w:w="90"/>
+            </w:tcMar>
+            <w:vAlign w:val="top"/>
+          </w:tcPr>
+          <w:p>
+            <w:pPr>
+              <w:spacing w:after="40" w:line="252"/>
+              <w:jc w:val="left"/>
+            </w:pPr>
+            <w:r>
+              <w:rPr>
+                <w:rFonts w:ascii="Times New Roman" w:cs="Times New Roman" w:eastAsia="Times New Roman" w:hAnsi="Times New Roman"/>
+                <w:sz w:val="19"/>
+                <w:szCs w:val="19"/>
+              </w:rPr>
+              <w:t xml:space="preserve">CSV files and model artifacts</w:t>
+            </w:r>
+          </w:p>
+        </w:tc>
+      </w:tr>
+      <w:tr>
+        <w:trPr>
+          <w:cantSplit w:val="false"/>
+        </w:trPr>
+        <w:tc>
+          <w:tcPr>
+            <w:tcW w:type="dxa" w:w="2600"/>
+            <w:tcBorders>
+              <w:top w:val="single" w:color="808080" w:sz="4"/>
+              <w:left w:val="single" w:color="808080" w:sz="4"/>
+              <w:bottom w:val="single" w:color="808080" w:sz="4"/>
+              <w:right w:val="single" w:color="808080" w:sz="4"/>
+            </w:tcBorders>
+            <w:tcMar>
+              <w:top w:type="dxa" w:w="60"/>
+              <w:left w:type="dxa" w:w="90"/>
+              <w:bottom w:type="dxa" w:w="60"/>
+              <w:right w:type="dxa" w:w="90"/>
+            </w:tcMar>
+            <w:vAlign w:val="top"/>
+          </w:tcPr>
+          <w:p>
+            <w:pPr>
+              <w:spacing w:after="40" w:line="252"/>
+              <w:jc w:val="left"/>
+            </w:pPr>
+            <w:r>
+              <w:rPr>
+                <w:rFonts w:ascii="Times New Roman" w:cs="Times New Roman" w:eastAsia="Times New Roman" w:hAnsi="Times New Roman"/>
+                <w:sz w:val="19"/>
+                <w:szCs w:val="19"/>
+              </w:rPr>
+              <w:t xml:space="preserve">supabase-kong</w:t>
+            </w:r>
+          </w:p>
+        </w:tc>
+        <w:tc>
+          <w:tcPr>
+            <w:tcW w:type="dxa" w:w="6521"/>
+            <w:tcBorders>
+              <w:top w:val="single" w:color="808080" w:sz="4"/>
+              <w:left w:val="single" w:color="808080" w:sz="4"/>
+              <w:bottom w:val="single" w:color="808080" w:sz="4"/>
+              <w:right w:val="single" w:color="808080" w:sz="4"/>
+            </w:tcBorders>
+            <w:tcMar>
+              <w:top w:type="dxa" w:w="60"/>
+              <w:left w:type="dxa" w:w="90"/>
+              <w:bottom w:type="dxa" w:w="60"/>
+              <w:right w:type="dxa" w:w="90"/>
+            </w:tcMar>
+            <w:vAlign w:val="top"/>
+          </w:tcPr>
+          <w:p>
+            <w:pPr>
+              <w:spacing w:after="40" w:line="252"/>
+              <w:jc w:val="left"/>
+            </w:pPr>
+            <w:r>
+              <w:rPr>
+                <w:rFonts w:ascii="Times New Roman" w:cs="Times New Roman" w:eastAsia="Times New Roman" w:hAnsi="Times New Roman"/>
+                <w:sz w:val="19"/>
+                <w:szCs w:val="19"/>
+              </w:rPr>
+              <w:t xml:space="preserve">Gateway of the Supabase stack</w:t>
+            </w:r>
+          </w:p>
+        </w:tc>
+      </w:tr>
+      <w:tr>
+        <w:trPr>
+          <w:cantSplit w:val="false"/>
+        </w:trPr>
+        <w:tc>
+          <w:tcPr>
+            <w:tcW w:type="dxa" w:w="2600"/>
+            <w:tcBorders>
+              <w:top w:val="single" w:color="808080" w:sz="4"/>
+              <w:left w:val="single" w:color="808080" w:sz="4"/>
+              <w:bottom w:val="single" w:color="808080" w:sz="4"/>
+              <w:right w:val="single" w:color="808080" w:sz="4"/>
+            </w:tcBorders>
+            <w:tcMar>
+              <w:top w:type="dxa" w:w="60"/>
+              <w:left w:type="dxa" w:w="90"/>
+              <w:bottom w:type="dxa" w:w="60"/>
+              <w:right w:type="dxa" w:w="90"/>
+            </w:tcMar>
+            <w:vAlign w:val="top"/>
+          </w:tcPr>
+          <w:p>
+            <w:pPr>
+              <w:spacing w:after="40" w:line="252"/>
+              <w:jc w:val="left"/>
+            </w:pPr>
+            <w:r>
+              <w:rPr>
+                <w:rFonts w:ascii="Times New Roman" w:cs="Times New Roman" w:eastAsia="Times New Roman" w:hAnsi="Times New Roman"/>
+                <w:sz w:val="19"/>
+                <w:szCs w:val="19"/>
+              </w:rPr>
+              <w:t xml:space="preserve">mailpit</w:t>
+            </w:r>
+          </w:p>
+        </w:tc>
+        <w:tc>
+          <w:tcPr>
+            <w:tcW w:type="dxa" w:w="6521"/>
+            <w:tcBorders>
+              <w:top w:val="single" w:color="808080" w:sz="4"/>
+              <w:left w:val="single" w:color="808080" w:sz="4"/>
+              <w:bottom w:val="single" w:color="808080" w:sz="4"/>
+              <w:right w:val="single" w:color="808080" w:sz="4"/>
+            </w:tcBorders>
+            <w:tcMar>
+              <w:top w:type="dxa" w:w="60"/>
+              <w:left w:type="dxa" w:w="90"/>
+              <w:bottom w:type="dxa" w:w="60"/>
+              <w:right w:type="dxa" w:w="90"/>
+            </w:tcMar>
+            <w:vAlign w:val="top"/>
+          </w:tcPr>
+          <w:p>
+            <w:pPr>
+              <w:spacing w:after="40" w:line="252"/>
+              <w:jc w:val="left"/>
+            </w:pPr>
+            <w:r>
+              <w:rPr>
+                <w:rFonts w:ascii="Times New Roman" w:cs="Times New Roman" w:eastAsia="Times New Roman" w:hAnsi="Times New Roman"/>
+                <w:sz w:val="19"/>
+                <w:szCs w:val="19"/>
+              </w:rPr>
+              <w:t xml:space="preserve">Local mailbox for invitation and reset e-mails</w:t>
+            </w:r>
+          </w:p>
+        </w:tc>
+      </w:tr>
+    </w:tbl>
+    <w:p>
+      <w:pPr>
+        <w:spacing w:after="200" w:before="80"/>
+        <w:jc w:val="center"/>
+      </w:pPr>
+      <w:r>
+        <w:rPr>
+          <w:rFonts w:ascii="Times New Roman" w:cs="Times New Roman" w:eastAsia="Times New Roman" w:hAnsi="Times New Roman"/>
+          <w:i/>
+          <w:iCs/>
+          <w:color w:val="1F3864"/>
+          <w:sz w:val="20"/>
+          <w:szCs w:val="20"/>
+        </w:rPr>
+        <w:t xml:space="preserve">Table 12: Containers of the demonstration environment</w:t>
+      </w:r>
+    </w:p>
+    <w:tbl>
+      <w:tblPr>
+        <w:tblW w:type="dxa" w:w="9121"/>
+        <w:tblBorders>
+          <w:top w:val="single" w:color="auto" w:sz="4"/>
+          <w:left w:val="single" w:color="auto" w:sz="4"/>
+          <w:bottom w:val="single" w:color="auto" w:sz="4"/>
+          <w:right w:val="single" w:color="auto" w:sz="4"/>
+          <w:insideH w:val="single" w:color="auto" w:sz="4"/>
+          <w:insideV w:val="single" w:color="auto" w:sz="4"/>
+        </w:tblBorders>
+      </w:tblPr>
+      <w:tblGrid>
+        <w:gridCol w:w="2700"/>
+        <w:gridCol w:w="6421"/>
+      </w:tblGrid>
+      <w:tr>
+        <w:trPr>
+          <w:cantSplit/>
+          <w:tblHeader/>
+        </w:trPr>
+        <w:tc>
+          <w:tcPr>
+            <w:tcW w:type="dxa" w:w="2700"/>
+            <w:tcBorders>
+              <w:top w:val="single" w:color="808080" w:sz="4"/>
+              <w:left w:val="single" w:color="808080" w:sz="4"/>
+              <w:bottom w:val="single" w:color="808080" w:sz="4"/>
+              <w:right w:val="single" w:color="808080" w:sz="4"/>
+            </w:tcBorders>
+            <w:shd w:fill="2F5597" w:color="auto" w:val="clear"/>
+            <w:tcMar>
+              <w:top w:type="dxa" w:w="60"/>
+              <w:left w:type="dxa" w:w="90"/>
+              <w:bottom w:type="dxa" w:w="60"/>
+              <w:right w:type="dxa" w:w="90"/>
+            </w:tcMar>
+            <w:vAlign w:val="top"/>
+          </w:tcPr>
+          <w:p>
+            <w:pPr>
+              <w:spacing w:after="40" w:line="252"/>
+              <w:jc w:val="left"/>
+            </w:pPr>
+            <w:r>
+              <w:rPr>
+                <w:rFonts w:ascii="Times New Roman" w:cs="Times New Roman" w:eastAsia="Times New Roman" w:hAnsi="Times New Roman"/>
+                <w:b/>
+                <w:bCs/>
+                <w:color w:val="FFFFFF"/>
+                <w:sz w:val="19"/>
+                <w:szCs w:val="19"/>
+              </w:rPr>
+              <w:t xml:space="preserve">Command</w:t>
+            </w:r>
+          </w:p>
+        </w:tc>
+        <w:tc>
+          <w:tcPr>
+            <w:tcW w:type="dxa" w:w="6421"/>
+            <w:tcBorders>
+              <w:top w:val="single" w:color="808080" w:sz="4"/>
+              <w:left w:val="single" w:color="808080" w:sz="4"/>
+              <w:bottom w:val="single" w:color="808080" w:sz="4"/>
+              <w:right w:val="single" w:color="808080" w:sz="4"/>
+            </w:tcBorders>
+            <w:shd w:fill="2F5597" w:color="auto" w:val="clear"/>
+            <w:tcMar>
+              <w:top w:type="dxa" w:w="60"/>
+              <w:left w:type="dxa" w:w="90"/>
+              <w:bottom w:type="dxa" w:w="60"/>
+              <w:right w:type="dxa" w:w="90"/>
+            </w:tcMar>
+            <w:vAlign w:val="top"/>
+          </w:tcPr>
+          <w:p>
+            <w:pPr>
+              <w:spacing w:after="40" w:line="252"/>
+              <w:jc w:val="left"/>
+            </w:pPr>
+            <w:r>
+              <w:rPr>
+                <w:rFonts w:ascii="Times New Roman" w:cs="Times New Roman" w:eastAsia="Times New Roman" w:hAnsi="Times New Roman"/>
+                <w:b/>
+                <w:bCs/>
+                <w:color w:val="FFFFFF"/>
+                <w:sz w:val="19"/>
+                <w:szCs w:val="19"/>
+              </w:rPr>
+              <w:t xml:space="preserve">Effect</w:t>
+            </w:r>
+          </w:p>
+        </w:tc>
+      </w:tr>
+      <w:tr>
+        <w:trPr>
+          <w:cantSplit w:val="false"/>
+        </w:trPr>
+        <w:tc>
+          <w:tcPr>
+            <w:tcW w:type="dxa" w:w="2700"/>
+            <w:tcBorders>
+              <w:top w:val="single" w:color="808080" w:sz="4"/>
+              <w:left w:val="single" w:color="808080" w:sz="4"/>
+              <w:bottom w:val="single" w:color="808080" w:sz="4"/>
+              <w:right w:val="single" w:color="808080" w:sz="4"/>
+            </w:tcBorders>
+            <w:tcMar>
+              <w:top w:type="dxa" w:w="60"/>
+              <w:left w:type="dxa" w:w="90"/>
+              <w:bottom w:type="dxa" w:w="60"/>
+              <w:right w:type="dxa" w:w="90"/>
+            </w:tcMar>
+            <w:vAlign w:val="top"/>
+          </w:tcPr>
+          <w:p>
+            <w:pPr>
+              <w:spacing w:after="40" w:line="252"/>
+              <w:jc w:val="left"/>
+            </w:pPr>
+            <w:r>
+              <w:rPr>
+                <w:rFonts w:ascii="Times New Roman" w:cs="Times New Roman" w:eastAsia="Times New Roman" w:hAnsi="Times New Roman"/>
+                <w:sz w:val="19"/>
+                <w:szCs w:val="19"/>
+              </w:rPr>
+              <w:t xml:space="preserve">make env-local</w:t>
+            </w:r>
+          </w:p>
+        </w:tc>
+        <w:tc>
+          <w:tcPr>
+            <w:tcW w:type="dxa" w:w="6421"/>
+            <w:tcBorders>
+              <w:top w:val="single" w:color="808080" w:sz="4"/>
+              <w:left w:val="single" w:color="808080" w:sz="4"/>
+              <w:bottom w:val="single" w:color="808080" w:sz="4"/>
+              <w:right w:val="single" w:color="808080" w:sz="4"/>
+            </w:tcBorders>
+            <w:tcMar>
+              <w:top w:type="dxa" w:w="60"/>
+              <w:left w:type="dxa" w:w="90"/>
+              <w:bottom w:type="dxa" w:w="60"/>
+              <w:right w:type="dxa" w:w="90"/>
+            </w:tcMar>
+            <w:vAlign w:val="top"/>
+          </w:tcPr>
+          <w:p>
+            <w:pPr>
+              <w:spacing w:after="40" w:line="252"/>
+              <w:jc w:val="left"/>
+            </w:pPr>
+            <w:r>
+              <w:rPr>
+                <w:rFonts w:ascii="Times New Roman" w:cs="Times New Roman" w:eastAsia="Times New Roman" w:hAnsi="Times New Roman"/>
+                <w:sz w:val="19"/>
+                <w:szCs w:val="19"/>
+              </w:rPr>
+              <w:t xml:space="preserve">Creates the local configuration files and generates local secrets (never overwrites a real value)</w:t>
+            </w:r>
+          </w:p>
+        </w:tc>
+      </w:tr>
+      <w:tr>
+        <w:trPr>
+          <w:cantSplit w:val="false"/>
+        </w:trPr>
+        <w:tc>
+          <w:tcPr>
+            <w:tcW w:type="dxa" w:w="2700"/>
+            <w:tcBorders>
+              <w:top w:val="single" w:color="808080" w:sz="4"/>
+              <w:left w:val="single" w:color="808080" w:sz="4"/>
+              <w:bottom w:val="single" w:color="808080" w:sz="4"/>
+              <w:right w:val="single" w:color="808080" w:sz="4"/>
+            </w:tcBorders>
+            <w:tcMar>
+              <w:top w:type="dxa" w:w="60"/>
+              <w:left w:type="dxa" w:w="90"/>
+              <w:bottom w:type="dxa" w:w="60"/>
+              <w:right w:type="dxa" w:w="90"/>
+            </w:tcMar>
+            <w:vAlign w:val="top"/>
+          </w:tcPr>
+          <w:p>
+            <w:pPr>
+              <w:spacing w:after="40" w:line="252"/>
+              <w:jc w:val="left"/>
+            </w:pPr>
+            <w:r>
+              <w:rPr>
+                <w:rFonts w:ascii="Times New Roman" w:cs="Times New Roman" w:eastAsia="Times New Roman" w:hAnsi="Times New Roman"/>
+                <w:sz w:val="19"/>
+                <w:szCs w:val="19"/>
+              </w:rPr>
+              <w:t xml:space="preserve">make build</w:t>
+            </w:r>
+          </w:p>
+        </w:tc>
+        <w:tc>
+          <w:tcPr>
+            <w:tcW w:type="dxa" w:w="6421"/>
+            <w:tcBorders>
+              <w:top w:val="single" w:color="808080" w:sz="4"/>
+              <w:left w:val="single" w:color="808080" w:sz="4"/>
+              <w:bottom w:val="single" w:color="808080" w:sz="4"/>
+              <w:right w:val="single" w:color="808080" w:sz="4"/>
+            </w:tcBorders>
+            <w:tcMar>
+              <w:top w:type="dxa" w:w="60"/>
+              <w:left w:type="dxa" w:w="90"/>
+              <w:bottom w:type="dxa" w:w="60"/>
+              <w:right w:type="dxa" w:w="90"/>
+            </w:tcMar>
+            <w:vAlign w:val="top"/>
+          </w:tcPr>
+          <w:p>
+            <w:pPr>
+              <w:spacing w:after="40" w:line="252"/>
+              <w:jc w:val="left"/>
+            </w:pPr>
+            <w:r>
+              <w:rPr>
+                <w:rFonts w:ascii="Times New Roman" w:cs="Times New Roman" w:eastAsia="Times New Roman" w:hAnsi="Times New Roman"/>
+                <w:sz w:val="19"/>
+                <w:szCs w:val="19"/>
+              </w:rPr>
+              <w:t xml:space="preserve">Builds the images and pulls the pinned Supabase images</w:t>
+            </w:r>
+          </w:p>
+        </w:tc>
+      </w:tr>
+      <w:tr>
+        <w:trPr>
+          <w:cantSplit w:val="false"/>
+        </w:trPr>
+        <w:tc>
+          <w:tcPr>
+            <w:tcW w:type="dxa" w:w="2700"/>
+            <w:tcBorders>
+              <w:top w:val="single" w:color="808080" w:sz="4"/>
+              <w:left w:val="single" w:color="808080" w:sz="4"/>
+              <w:bottom w:val="single" w:color="808080" w:sz="4"/>
+              <w:right w:val="single" w:color="808080" w:sz="4"/>
+            </w:tcBorders>
+            <w:tcMar>
+              <w:top w:type="dxa" w:w="60"/>
+              <w:left w:type="dxa" w:w="90"/>
+              <w:bottom w:type="dxa" w:w="60"/>
+              <w:right w:type="dxa" w:w="90"/>
+            </w:tcMar>
+            <w:vAlign w:val="top"/>
+          </w:tcPr>
+          <w:p>
+            <w:pPr>
+              <w:spacing w:after="40" w:line="252"/>
+              <w:jc w:val="left"/>
+            </w:pPr>
+            <w:r>
+              <w:rPr>
+                <w:rFonts w:ascii="Times New Roman" w:cs="Times New Roman" w:eastAsia="Times New Roman" w:hAnsi="Times New Roman"/>
+                <w:sz w:val="19"/>
+                <w:szCs w:val="19"/>
+              </w:rPr>
+              <w:t xml:space="preserve">make demo</w:t>
+            </w:r>
+          </w:p>
+        </w:tc>
+        <w:tc>
+          <w:tcPr>
+            <w:tcW w:type="dxa" w:w="6421"/>
+            <w:tcBorders>
+              <w:top w:val="single" w:color="808080" w:sz="4"/>
+              <w:left w:val="single" w:color="808080" w:sz="4"/>
+              <w:bottom w:val="single" w:color="808080" w:sz="4"/>
+              <w:right w:val="single" w:color="808080" w:sz="4"/>
+            </w:tcBorders>
+            <w:tcMar>
+              <w:top w:type="dxa" w:w="60"/>
+              <w:left w:type="dxa" w:w="90"/>
+              <w:bottom w:type="dxa" w:w="60"/>
+              <w:right w:type="dxa" w:w="90"/>
+            </w:tcMar>
+            <w:vAlign w:val="top"/>
+          </w:tcPr>
+          <w:p>
+            <w:pPr>
+              <w:spacing w:after="40" w:line="252"/>
+              <w:jc w:val="left"/>
+            </w:pPr>
+            <w:r>
+              <w:rPr>
+                <w:rFonts w:ascii="Times New Roman" w:cs="Times New Roman" w:eastAsia="Times New Roman" w:hAnsi="Times New Roman"/>
+                <w:sz w:val="19"/>
+                <w:szCs w:val="19"/>
+              </w:rPr>
+              <w:t xml:space="preserve">Starts the application, loads the 8,000 starting rows, creates two demonstration accounts, trains and activates a first model</w:t>
+            </w:r>
+          </w:p>
+        </w:tc>
+      </w:tr>
+      <w:tr>
+        <w:trPr>
+          <w:cantSplit w:val="false"/>
+        </w:trPr>
+        <w:tc>
+          <w:tcPr>
+            <w:tcW w:type="dxa" w:w="2700"/>
+            <w:tcBorders>
+              <w:top w:val="single" w:color="808080" w:sz="4"/>
+              <w:left w:val="single" w:color="808080" w:sz="4"/>
+              <w:bottom w:val="single" w:color="808080" w:sz="4"/>
+              <w:right w:val="single" w:color="808080" w:sz="4"/>
+            </w:tcBorders>
+            <w:tcMar>
+              <w:top w:type="dxa" w:w="60"/>
+              <w:left w:type="dxa" w:w="90"/>
+              <w:bottom w:type="dxa" w:w="60"/>
+              <w:right w:type="dxa" w:w="90"/>
+            </w:tcMar>
+            <w:vAlign w:val="top"/>
+          </w:tcPr>
+          <w:p>
+            <w:pPr>
+              <w:spacing w:after="40" w:line="252"/>
+              <w:jc w:val="left"/>
+            </w:pPr>
+            <w:r>
+              <w:rPr>
+                <w:rFonts w:ascii="Times New Roman" w:cs="Times New Roman" w:eastAsia="Times New Roman" w:hAnsi="Times New Roman"/>
+                <w:sz w:val="19"/>
+                <w:szCs w:val="19"/>
+              </w:rPr>
+              <w:t xml:space="preserve">make test-db</w:t>
+            </w:r>
+          </w:p>
+        </w:tc>
+        <w:tc>
+          <w:tcPr>
+            <w:tcW w:type="dxa" w:w="6421"/>
+            <w:tcBorders>
+              <w:top w:val="single" w:color="808080" w:sz="4"/>
+              <w:left w:val="single" w:color="808080" w:sz="4"/>
+              <w:bottom w:val="single" w:color="808080" w:sz="4"/>
+              <w:right w:val="single" w:color="808080" w:sz="4"/>
+            </w:tcBorders>
+            <w:tcMar>
+              <w:top w:type="dxa" w:w="60"/>
+              <w:left w:type="dxa" w:w="90"/>
+              <w:bottom w:type="dxa" w:w="60"/>
+              <w:right w:type="dxa" w:w="90"/>
+            </w:tcMar>
+            <w:vAlign w:val="top"/>
+          </w:tcPr>
+          <w:p>
+            <w:pPr>
+              <w:spacing w:after="40" w:line="252"/>
+              <w:jc w:val="left"/>
+            </w:pPr>
+            <w:r>
+              <w:rPr>
+                <w:rFonts w:ascii="Times New Roman" w:cs="Times New Roman" w:eastAsia="Times New Roman" w:hAnsi="Times New Roman"/>
+                <w:sz w:val="19"/>
+                <w:szCs w:val="19"/>
+              </w:rPr>
+              <w:t xml:space="preserve">Runs the pgTAP database tests</w:t>
+            </w:r>
+          </w:p>
+        </w:tc>
+      </w:tr>
+      <w:tr>
+        <w:trPr>
+          <w:cantSplit w:val="false"/>
+        </w:trPr>
+        <w:tc>
+          <w:tcPr>
+            <w:tcW w:type="dxa" w:w="2700"/>
+            <w:tcBorders>
+              <w:top w:val="single" w:color="808080" w:sz="4"/>
+              <w:left w:val="single" w:color="808080" w:sz="4"/>
+              <w:bottom w:val="single" w:color="808080" w:sz="4"/>
+              <w:right w:val="single" w:color="808080" w:sz="4"/>
+            </w:tcBorders>
+            <w:tcMar>
+              <w:top w:type="dxa" w:w="60"/>
+              <w:left w:type="dxa" w:w="90"/>
+              <w:bottom w:type="dxa" w:w="60"/>
+              <w:right w:type="dxa" w:w="90"/>
+            </w:tcMar>
+            <w:vAlign w:val="top"/>
+          </w:tcPr>
+          <w:p>
+            <w:pPr>
+              <w:spacing w:after="40" w:line="252"/>
+              <w:jc w:val="left"/>
+            </w:pPr>
+            <w:r>
+              <w:rPr>
+                <w:rFonts w:ascii="Times New Roman" w:cs="Times New Roman" w:eastAsia="Times New Roman" w:hAnsi="Times New Roman"/>
+                <w:sz w:val="19"/>
+                <w:szCs w:val="19"/>
+              </w:rPr>
+              <w:t xml:space="preserve">make test-e2e</w:t>
+            </w:r>
+          </w:p>
+        </w:tc>
+        <w:tc>
+          <w:tcPr>
+            <w:tcW w:type="dxa" w:w="6421"/>
+            <w:tcBorders>
+              <w:top w:val="single" w:color="808080" w:sz="4"/>
+              <w:left w:val="single" w:color="808080" w:sz="4"/>
+              <w:bottom w:val="single" w:color="808080" w:sz="4"/>
+              <w:right w:val="single" w:color="808080" w:sz="4"/>
+            </w:tcBorders>
+            <w:tcMar>
+              <w:top w:type="dxa" w:w="60"/>
+              <w:left w:type="dxa" w:w="90"/>
+              <w:bottom w:type="dxa" w:w="60"/>
+              <w:right w:type="dxa" w:w="90"/>
+            </w:tcMar>
+            <w:vAlign w:val="top"/>
+          </w:tcPr>
+          <w:p>
+            <w:pPr>
+              <w:spacing w:after="40" w:line="252"/>
+              <w:jc w:val="left"/>
+            </w:pPr>
+            <w:r>
+              <w:rPr>
+                <w:rFonts w:ascii="Times New Roman" w:cs="Times New Roman" w:eastAsia="Times New Roman" w:hAnsi="Times New Roman"/>
+                <w:sz w:val="19"/>
+                <w:szCs w:val="19"/>
+              </w:rPr>
+              <w:t xml:space="preserve">Runs the Playwright end-to-end scenarios</w:t>
+            </w:r>
+          </w:p>
+        </w:tc>
+      </w:tr>
+      <w:tr>
+        <w:trPr>
+          <w:cantSplit w:val="false"/>
+        </w:trPr>
+        <w:tc>
+          <w:tcPr>
+            <w:tcW w:type="dxa" w:w="2700"/>
+            <w:tcBorders>
+              <w:top w:val="single" w:color="808080" w:sz="4"/>
+              <w:left w:val="single" w:color="808080" w:sz="4"/>
+              <w:bottom w:val="single" w:color="808080" w:sz="4"/>
+              <w:right w:val="single" w:color="808080" w:sz="4"/>
+            </w:tcBorders>
+            <w:tcMar>
+              <w:top w:type="dxa" w:w="60"/>
+              <w:left w:type="dxa" w:w="90"/>
+              <w:bottom w:type="dxa" w:w="60"/>
+              <w:right w:type="dxa" w:w="90"/>
+            </w:tcMar>
+            <w:vAlign w:val="top"/>
+          </w:tcPr>
+          <w:p>
+            <w:pPr>
+              <w:spacing w:after="40" w:line="252"/>
+              <w:jc w:val="left"/>
+            </w:pPr>
+            <w:r>
+              <w:rPr>
+                <w:rFonts w:ascii="Times New Roman" w:cs="Times New Roman" w:eastAsia="Times New Roman" w:hAnsi="Times New Roman"/>
+                <w:sz w:val="19"/>
+                <w:szCs w:val="19"/>
+              </w:rPr>
+              <w:t xml:space="preserve">make notebooks-run</w:t>
+            </w:r>
+          </w:p>
+        </w:tc>
+        <w:tc>
+          <w:tcPr>
+            <w:tcW w:type="dxa" w:w="6421"/>
+            <w:tcBorders>
+              <w:top w:val="single" w:color="808080" w:sz="4"/>
+              <w:left w:val="single" w:color="808080" w:sz="4"/>
+              <w:bottom w:val="single" w:color="808080" w:sz="4"/>
+              <w:right w:val="single" w:color="808080" w:sz="4"/>
+            </w:tcBorders>
+            <w:tcMar>
+              <w:top w:type="dxa" w:w="60"/>
+              <w:left w:type="dxa" w:w="90"/>
+              <w:bottom w:type="dxa" w:w="60"/>
+              <w:right w:type="dxa" w:w="90"/>
+            </w:tcMar>
+            <w:vAlign w:val="top"/>
+          </w:tcPr>
+          <w:p>
+            <w:pPr>
+              <w:spacing w:after="40" w:line="252"/>
+              <w:jc w:val="left"/>
+            </w:pPr>
+            <w:r>
+              <w:rPr>
+                <w:rFonts w:ascii="Times New Roman" w:cs="Times New Roman" w:eastAsia="Times New Roman" w:hAnsi="Times New Roman"/>
+                <w:sz w:val="19"/>
+                <w:szCs w:val="19"/>
+              </w:rPr>
+              <w:t xml:space="preserve">Runs the three analysis notebooks</w:t>
+            </w:r>
+          </w:p>
+        </w:tc>
+      </w:tr>
+      <w:tr>
+        <w:trPr>
+          <w:cantSplit w:val="false"/>
+        </w:trPr>
+        <w:tc>
+          <w:tcPr>
+            <w:tcW w:type="dxa" w:w="2700"/>
+            <w:tcBorders>
+              <w:top w:val="single" w:color="808080" w:sz="4"/>
+              <w:left w:val="single" w:color="808080" w:sz="4"/>
+              <w:bottom w:val="single" w:color="808080" w:sz="4"/>
+              <w:right w:val="single" w:color="808080" w:sz="4"/>
+            </w:tcBorders>
+            <w:tcMar>
+              <w:top w:type="dxa" w:w="60"/>
+              <w:left w:type="dxa" w:w="90"/>
+              <w:bottom w:type="dxa" w:w="60"/>
+              <w:right w:type="dxa" w:w="90"/>
+            </w:tcMar>
+            <w:vAlign w:val="top"/>
+          </w:tcPr>
+          <w:p>
+            <w:pPr>
+              <w:spacing w:after="40" w:line="252"/>
+              <w:jc w:val="left"/>
+            </w:pPr>
+            <w:r>
+              <w:rPr>
+                <w:rFonts w:ascii="Times New Roman" w:cs="Times New Roman" w:eastAsia="Times New Roman" w:hAnsi="Times New Roman"/>
+                <w:sz w:val="19"/>
+                <w:szCs w:val="19"/>
+              </w:rPr>
+              <w:t xml:space="preserve">make db-reset</w:t>
+            </w:r>
+          </w:p>
+        </w:tc>
+        <w:tc>
+          <w:tcPr>
+            <w:tcW w:type="dxa" w:w="6421"/>
+            <w:tcBorders>
+              <w:top w:val="single" w:color="808080" w:sz="4"/>
+              <w:left w:val="single" w:color="808080" w:sz="4"/>
+              <w:bottom w:val="single" w:color="808080" w:sz="4"/>
+              <w:right w:val="single" w:color="808080" w:sz="4"/>
+            </w:tcBorders>
+            <w:tcMar>
+              <w:top w:type="dxa" w:w="60"/>
+              <w:left w:type="dxa" w:w="90"/>
+              <w:bottom w:type="dxa" w:w="60"/>
+              <w:right w:type="dxa" w:w="90"/>
+            </w:tcMar>
+            <w:vAlign w:val="top"/>
+          </w:tcPr>
+          <w:p>
+            <w:pPr>
+              <w:spacing w:after="40" w:line="252"/>
+              <w:jc w:val="left"/>
+            </w:pPr>
+            <w:r>
+              <w:rPr>
+                <w:rFonts w:ascii="Times New Roman" w:cs="Times New Roman" w:eastAsia="Times New Roman" w:hAnsi="Times New Roman"/>
+                <w:sz w:val="19"/>
+                <w:szCs w:val="19"/>
+              </w:rPr>
+              <w:t xml:space="preserve">Rebuilds the database and replays every migration</w:t>
+            </w:r>
+          </w:p>
+        </w:tc>
+      </w:tr>
+      <w:tr>
+        <w:trPr>
+          <w:cantSplit w:val="false"/>
+        </w:trPr>
+        <w:tc>
+          <w:tcPr>
+            <w:tcW w:type="dxa" w:w="2700"/>
+            <w:tcBorders>
+              <w:top w:val="single" w:color="808080" w:sz="4"/>
+              <w:left w:val="single" w:color="808080" w:sz="4"/>
+              <w:bottom w:val="single" w:color="808080" w:sz="4"/>
+              <w:right w:val="single" w:color="808080" w:sz="4"/>
+            </w:tcBorders>
+            <w:tcMar>
+              <w:top w:type="dxa" w:w="60"/>
+              <w:left w:type="dxa" w:w="90"/>
+              <w:bottom w:type="dxa" w:w="60"/>
+              <w:right w:type="dxa" w:w="90"/>
+            </w:tcMar>
+            <w:vAlign w:val="top"/>
+          </w:tcPr>
+          <w:p>
+            <w:pPr>
+              <w:spacing w:after="40" w:line="252"/>
+              <w:jc w:val="left"/>
+            </w:pPr>
+            <w:r>
+              <w:rPr>
+                <w:rFonts w:ascii="Times New Roman" w:cs="Times New Roman" w:eastAsia="Times New Roman" w:hAnsi="Times New Roman"/>
+                <w:sz w:val="19"/>
+                <w:szCs w:val="19"/>
+              </w:rPr>
+              <w:t xml:space="preserve">./start.sh</w:t>
+            </w:r>
+          </w:p>
+        </w:tc>
+        <w:tc>
+          <w:tcPr>
+            <w:tcW w:type="dxa" w:w="6421"/>
+            <w:tcBorders>
+              <w:top w:val="single" w:color="808080" w:sz="4"/>
+              <w:left w:val="single" w:color="808080" w:sz="4"/>
+              <w:bottom w:val="single" w:color="808080" w:sz="4"/>
+              <w:right w:val="single" w:color="808080" w:sz="4"/>
+            </w:tcBorders>
+            <w:tcMar>
+              <w:top w:type="dxa" w:w="60"/>
+              <w:left w:type="dxa" w:w="90"/>
+              <w:bottom w:type="dxa" w:w="60"/>
+              <w:right w:type="dxa" w:w="90"/>
+            </w:tcMar>
+            <w:vAlign w:val="top"/>
+          </w:tcPr>
+          <w:p>
+            <w:pPr>
+              <w:spacing w:after="40" w:line="252"/>
+              <w:jc w:val="left"/>
+            </w:pPr>
+            <w:r>
+              <w:rPr>
+                <w:rFonts w:ascii="Times New Roman" w:cs="Times New Roman" w:eastAsia="Times New Roman" w:hAnsi="Times New Roman"/>
+                <w:sz w:val="19"/>
+                <w:szCs w:val="19"/>
+              </w:rPr>
+              <w:t xml:space="preserve">One-command launcher for the demonstration</w:t>
+            </w:r>
+          </w:p>
+        </w:tc>
+      </w:tr>
+    </w:tbl>
+    <w:p>
+      <w:pPr>
+        <w:spacing w:after="200" w:before="80"/>
+        <w:jc w:val="center"/>
+      </w:pPr>
+      <w:r>
+        <w:rPr>
+          <w:rFonts w:ascii="Times New Roman" w:cs="Times New Roman" w:eastAsia="Times New Roman" w:hAnsi="Times New Roman"/>
+          <w:i/>
+          <w:iCs/>
+          <w:color w:val="1F3864"/>
+          <w:sz w:val="20"/>
+          <w:szCs w:val="20"/>
+        </w:rPr>
+        <w:t xml:space="preserve">Table 13: Main Makefile commands</w:t>
+      </w:r>
+    </w:p>
+    <w:p>
+      <w:pPr>
         <w:pStyle w:val="Heading2"/>
         <w:keepNext/>
         <w:spacing w:after="120" w:before="240"/>
@@ -14195,7 +21291,7 @@
           <w:sz w:val="20"/>
           <w:szCs w:val="20"/>
         </w:rPr>
-        <w:t xml:space="preserve">Table 7: Testing levels</w:t>
+        <w:t xml:space="preserve">Table 14: Testing levels</w:t>
       </w:r>
     </w:p>
     <w:p>
@@ -15401,7 +22497,7 @@
           <w:sz w:val="20"/>
           <w:szCs w:val="20"/>
         </w:rPr>
-        <w:t xml:space="preserve">Table 8: Success criteria of the brief and their status</w:t>
+        <w:t xml:space="preserve">Table 15: Success criteria of the brief and their status</w:t>
       </w:r>
     </w:p>
     <w:p>
@@ -15489,7 +22585,7 @@
           <w:sz w:val="26"/>
           <w:szCs w:val="26"/>
         </w:rPr>
-        <w:t xml:space="preserve">3. DISCUSSION</w:t>
+        <w:t xml:space="preserve">3. ILLUSTRATIVE USER SCENARIO</w:t>
       </w:r>
     </w:p>
     <w:p>
@@ -15501,7 +22597,271 @@
         <w:rPr>
           <w:rFonts w:ascii="Times New Roman" w:cs="Times New Roman" w:eastAsia="Times New Roman" w:hAnsi="Times New Roman"/>
         </w:rPr>
-        <w:t xml:space="preserve">The project addresses a real business need by offering a prediction, a performance level, explanations and advice in a single interface, while keeping data inside the agency. The architecture is modular (interface, api, database, authentication, storage), secure by design (user token, row-level security, validated inputs, standard errors) and reproducible (everything in containers, one command to start). The main lesson is that the quality of a prediction tool is limited by the quality of its data: a large part of the effort went into presenting this limit transparently rather than hiding it. But a good project cannot exist without limitations; they are summarized below.</w:t>
+        <w:t xml:space="preserve">The following scenario shows how a member of the marketing team uses the tool, from the description of a campaign to the decision. </w:t>
+      </w:r>
+      <w:r>
+        <w:rPr>
+          <w:rFonts w:ascii="Times New Roman" w:cs="Times New Roman" w:eastAsia="Times New Roman" w:hAnsi="Times New Roman"/>
+          <w:highlight w:val="yellow"/>
+        </w:rPr>
+        <w:t xml:space="preserve">Values taken from the interface prototype, for illustration only.</w:t>
+      </w:r>
+    </w:p>
+    <w:p>
+      <w:pPr>
+        <w:pStyle w:val="ListParagraph"/>
+        <w:numPr>
+          <w:ilvl w:val="0"/>
+          <w:numId w:val="8"/>
+        </w:numPr>
+        <w:spacing w:after="60" w:line="276"/>
+        <w:jc w:val="both"/>
+      </w:pPr>
+      <w:r>
+        <w:rPr>
+          <w:rFonts w:ascii="Times New Roman" w:cs="Times New Roman" w:eastAsia="Times New Roman" w:hAnsi="Times New Roman"/>
+        </w:rPr>
+        <w:t xml:space="preserve">The marketer signs in and opens </w:t>
+      </w:r>
+      <w:r>
+        <w:rPr>
+          <w:rFonts w:ascii="Times New Roman" w:cs="Times New Roman" w:eastAsia="Times New Roman" w:hAnsi="Times New Roman"/>
+          <w:b/>
+          <w:bCs/>
+        </w:rPr>
+        <w:t xml:space="preserve">Predict</w:t>
+      </w:r>
+      <w:r>
+        <w:rPr>
+          <w:rFonts w:ascii="Times New Roman" w:cs="Times New Roman" w:eastAsia="Times New Roman" w:hAnsi="Times New Roman"/>
+        </w:rPr>
+        <w:t xml:space="preserve">. A banner indicates that the active model (version v3) has low accuracy and that its predictions stay close to average values.</w:t>
+      </w:r>
+    </w:p>
+    <w:p>
+      <w:pPr>
+        <w:pStyle w:val="ListParagraph"/>
+        <w:numPr>
+          <w:ilvl w:val="0"/>
+          <w:numId w:val="8"/>
+        </w:numPr>
+        <w:spacing w:after="60" w:line="276"/>
+        <w:jc w:val="both"/>
+      </w:pPr>
+      <w:r>
+        <w:rPr>
+          <w:rFonts w:ascii="Times New Roman" w:cs="Times New Roman" w:eastAsia="Times New Roman" w:hAnsi="Times New Roman"/>
+        </w:rPr>
+        <w:t xml:space="preserve">In the block </w:t>
+      </w:r>
+      <w:r>
+        <w:rPr>
+          <w:rFonts w:ascii="Times New Roman" w:cs="Times New Roman" w:eastAsia="Times New Roman" w:hAnsi="Times New Roman"/>
+          <w:b/>
+          <w:bCs/>
+        </w:rPr>
+        <w:t xml:space="preserve">Campaign plan</w:t>
+      </w:r>
+      <w:r>
+        <w:rPr>
+          <w:rFonts w:ascii="Times New Roman" w:cs="Times New Roman" w:eastAsia="Times New Roman" w:hAnsi="Times New Roman"/>
+        </w:rPr>
+        <w:t xml:space="preserve">, the marketer chooses the channel Email, the type Conversion and a budget of 5,000 USD. In </w:t>
+      </w:r>
+      <w:r>
+        <w:rPr>
+          <w:rFonts w:ascii="Times New Roman" w:cs="Times New Roman" w:eastAsia="Times New Roman" w:hAnsi="Times New Roman"/>
+          <w:b/>
+          <w:bCs/>
+        </w:rPr>
+        <w:t xml:space="preserve">Target audience profile</w:t>
+      </w:r>
+      <w:r>
+        <w:rPr>
+          <w:rFonts w:ascii="Times New Roman" w:cs="Times New Roman" w:eastAsia="Times New Roman" w:hAnsi="Times New Roman"/>
+        </w:rPr>
+        <w:t xml:space="preserve">, they describe a typical person: 38 years old, female, income 65,000, 3 past purchases, 2,200 loyalty points. The block </w:t>
+      </w:r>
+      <w:r>
+        <w:rPr>
+          <w:rFonts w:ascii="Times New Roman" w:cs="Times New Roman" w:eastAsia="Times New Roman" w:hAnsi="Times New Roman"/>
+          <w:b/>
+          <w:bCs/>
+        </w:rPr>
+        <w:t xml:space="preserve">Expected engagement</w:t>
+      </w:r>
+      <w:r>
+        <w:rPr>
+          <w:rFonts w:ascii="Times New Roman" w:cs="Times New Roman" w:eastAsia="Times New Roman" w:hAnsi="Times New Roman"/>
+        </w:rPr>
+        <w:t xml:space="preserve"> is pre-filled with the average observed for Email / Conversion campaigns.</w:t>
+      </w:r>
+    </w:p>
+    <w:p>
+      <w:pPr>
+        <w:pStyle w:val="ListParagraph"/>
+        <w:numPr>
+          <w:ilvl w:val="0"/>
+          <w:numId w:val="8"/>
+        </w:numPr>
+        <w:spacing w:after="60" w:line="276"/>
+        <w:jc w:val="both"/>
+      </w:pPr>
+      <w:r>
+        <w:rPr>
+          <w:rFonts w:ascii="Times New Roman" w:cs="Times New Roman" w:eastAsia="Times New Roman" w:hAnsi="Times New Roman"/>
+        </w:rPr>
+        <w:t xml:space="preserve">After clicking </w:t>
+      </w:r>
+      <w:r>
+        <w:rPr>
+          <w:rFonts w:ascii="Times New Roman" w:cs="Times New Roman" w:eastAsia="Times New Roman" w:hAnsi="Times New Roman"/>
+          <w:b/>
+          <w:bCs/>
+        </w:rPr>
+        <w:t xml:space="preserve">Predict</w:t>
+      </w:r>
+      <w:r>
+        <w:rPr>
+          <w:rFonts w:ascii="Times New Roman" w:cs="Times New Roman" w:eastAsia="Times New Roman" w:hAnsi="Times New Roman"/>
+        </w:rPr>
+        <w:t xml:space="preserve">, the tool displays 15.03 % click-through rate, 11.45 % conversion rate and 23.5 visits, each compared with the dataset average.</w:t>
+      </w:r>
+    </w:p>
+    <w:p>
+      <w:pPr>
+        <w:pStyle w:val="ListParagraph"/>
+        <w:numPr>
+          <w:ilvl w:val="0"/>
+          <w:numId w:val="8"/>
+        </w:numPr>
+        <w:spacing w:after="60" w:line="276"/>
+        <w:jc w:val="both"/>
+      </w:pPr>
+      <w:r>
+        <w:rPr>
+          <w:rFonts w:ascii="Times New Roman" w:cs="Times New Roman" w:eastAsia="Times New Roman" w:hAnsi="Times New Roman"/>
+        </w:rPr>
+        <w:t xml:space="preserve">The performance level is </w:t>
+      </w:r>
+      <w:r>
+        <w:rPr>
+          <w:rFonts w:ascii="Times New Roman" w:cs="Times New Roman" w:eastAsia="Times New Roman" w:hAnsi="Times New Roman"/>
+          <w:b/>
+          <w:bCs/>
+        </w:rPr>
+        <w:t xml:space="preserve">Medium</w:t>
+      </w:r>
+      <w:r>
+        <w:rPr>
+          <w:rFonts w:ascii="Times New Roman" w:cs="Times New Roman" w:eastAsia="Times New Roman" w:hAnsi="Times New Roman"/>
+        </w:rPr>
+        <w:t xml:space="preserve"> with a score of 51.0 out of 100, and the three notes (42, 59 and 52) show which dimension is the weakest.</w:t>
+      </w:r>
+    </w:p>
+    <w:p>
+      <w:pPr>
+        <w:pStyle w:val="ListParagraph"/>
+        <w:numPr>
+          <w:ilvl w:val="0"/>
+          <w:numId w:val="8"/>
+        </w:numPr>
+        <w:spacing w:after="60" w:line="276"/>
+        <w:jc w:val="both"/>
+      </w:pPr>
+      <w:r>
+        <w:rPr>
+          <w:rFonts w:ascii="Times New Roman" w:cs="Times New Roman" w:eastAsia="Times New Roman" w:hAnsi="Times New Roman"/>
+        </w:rPr>
+        <w:t xml:space="preserve">The tabs of the section “What moved this prediction” show, for each figure, the five inputs that pushed it up or down, with the direction of the effect.</w:t>
+      </w:r>
+    </w:p>
+    <w:p>
+      <w:pPr>
+        <w:pStyle w:val="ListParagraph"/>
+        <w:numPr>
+          <w:ilvl w:val="0"/>
+          <w:numId w:val="8"/>
+        </w:numPr>
+        <w:spacing w:after="60" w:line="276"/>
+        <w:jc w:val="both"/>
+      </w:pPr>
+      <w:r>
+        <w:rPr>
+          <w:rFonts w:ascii="Times New Roman" w:cs="Times New Roman" w:eastAsia="Times New Roman" w:hAnsi="Times New Roman"/>
+        </w:rPr>
+        <w:t xml:space="preserve">If a change gains at least 5 points, it appears with its before/after values and an </w:t>
+      </w:r>
+      <w:r>
+        <w:rPr>
+          <w:rFonts w:ascii="Times New Roman" w:cs="Times New Roman" w:eastAsia="Times New Roman" w:hAnsi="Times New Roman"/>
+          <w:b/>
+          <w:bCs/>
+        </w:rPr>
+        <w:t xml:space="preserve">Apply</w:t>
+      </w:r>
+      <w:r>
+        <w:rPr>
+          <w:rFonts w:ascii="Times New Roman" w:cs="Times New Roman" w:eastAsia="Times New Roman" w:hAnsi="Times New Roman"/>
+        </w:rPr>
+        <w:t xml:space="preserve"> button; otherwise the tool says that no tested change improves the result significantly.</w:t>
+      </w:r>
+    </w:p>
+    <w:p>
+      <w:pPr>
+        <w:pStyle w:val="ListParagraph"/>
+        <w:numPr>
+          <w:ilvl w:val="0"/>
+          <w:numId w:val="8"/>
+        </w:numPr>
+        <w:spacing w:after="60" w:line="276"/>
+        <w:jc w:val="both"/>
+      </w:pPr>
+      <w:r>
+        <w:rPr>
+          <w:rFonts w:ascii="Times New Roman" w:cs="Times New Roman" w:eastAsia="Times New Roman" w:hAnsi="Times New Roman"/>
+        </w:rPr>
+        <w:t xml:space="preserve">The marketer clicks </w:t>
+      </w:r>
+      <w:r>
+        <w:rPr>
+          <w:rFonts w:ascii="Times New Roman" w:cs="Times New Roman" w:eastAsia="Times New Roman" w:hAnsi="Times New Roman"/>
+          <w:b/>
+          <w:bCs/>
+        </w:rPr>
+        <w:t xml:space="preserve">Save prediction</w:t>
+      </w:r>
+      <w:r>
+        <w:rPr>
+          <w:rFonts w:ascii="Times New Roman" w:cs="Times New Roman" w:eastAsia="Times New Roman" w:hAnsi="Times New Roman"/>
+        </w:rPr>
+        <w:t xml:space="preserve">, gives it a name, and finds it later in </w:t>
+      </w:r>
+      <w:r>
+        <w:rPr>
+          <w:rFonts w:ascii="Times New Roman" w:cs="Times New Roman" w:eastAsia="Times New Roman" w:hAnsi="Times New Roman"/>
+          <w:b/>
+          <w:bCs/>
+        </w:rPr>
+        <w:t xml:space="preserve">History</w:t>
+      </w:r>
+      <w:r>
+        <w:rPr>
+          <w:rFonts w:ascii="Times New Roman" w:cs="Times New Roman" w:eastAsia="Times New Roman" w:hAnsi="Times New Roman"/>
+        </w:rPr>
+        <w:t xml:space="preserve">, where nobody else can see it.</w:t>
+      </w:r>
+    </w:p>
+    <w:p>
+      <w:pPr>
+        <w:spacing w:after="120" w:before="0" w:line="276"/>
+        <w:jc w:val="both"/>
+      </w:pPr>
+      <w:r>
+        <w:rPr>
+          <w:rFonts w:ascii="Times New Roman" w:cs="Times New Roman" w:eastAsia="Times New Roman" w:hAnsi="Times New Roman"/>
+        </w:rPr>
+        <w:t xml:space="preserve">This scenario shows the intended use: the tool does not impose a decision, it gives an argument that the team can discuss.</w:t>
       </w:r>
     </w:p>
     <w:p>
@@ -15519,7 +22879,37 @@
           <w:sz w:val="26"/>
           <w:szCs w:val="26"/>
         </w:rPr>
-        <w:t xml:space="preserve">4. LIMITATIONS AND PROPOSED IMPROVEMENTS</w:t>
+        <w:t xml:space="preserve">4. DISCUSSION</w:t>
+      </w:r>
+    </w:p>
+    <w:p>
+      <w:pPr>
+        <w:spacing w:after="120" w:before="0" w:line="276"/>
+        <w:jc w:val="both"/>
+      </w:pPr>
+      <w:r>
+        <w:rPr>
+          <w:rFonts w:ascii="Times New Roman" w:cs="Times New Roman" w:eastAsia="Times New Roman" w:hAnsi="Times New Roman"/>
+        </w:rPr>
+        <w:t xml:space="preserve">The project addresses a real business need by offering a prediction, a performance level, explanations and advice in a single interface, while keeping data inside the agency. The architecture is modular (interface, api, database, authentication, storage), secure by design (user token, row-level security, validated inputs, standard errors) and reproducible (everything in containers, one command to start). The main lesson is that the quality of a prediction tool is limited by the quality of its data: a large part of the effort went into presenting this limit transparently rather than hiding it. But a good project cannot exist without limitations; they are summarized below.</w:t>
+      </w:r>
+    </w:p>
+    <w:p>
+      <w:pPr>
+        <w:pStyle w:val="Heading2"/>
+        <w:keepNext/>
+        <w:spacing w:after="120" w:before="240"/>
+      </w:pPr>
+      <w:r>
+        <w:rPr>
+          <w:rFonts w:ascii="Times New Roman" w:cs="Times New Roman" w:eastAsia="Times New Roman" w:hAnsi="Times New Roman"/>
+          <w:b/>
+          <w:bCs/>
+          <w:color w:val="000000"/>
+          <w:sz w:val="26"/>
+          <w:szCs w:val="26"/>
+        </w:rPr>
+        <w:t xml:space="preserve">5. LIMITATIONS AND PROPOSED IMPROVEMENTS</w:t>
       </w:r>
     </w:p>
     <w:tbl>
@@ -16274,7 +23664,7 @@
           <w:sz w:val="20"/>
           <w:szCs w:val="20"/>
         </w:rPr>
-        <w:t xml:space="preserve">Table 9: Limitations and proposed improvements of the designed system</w:t>
+        <w:t xml:space="preserve">Table 16: Limitations and proposed improvements of the designed system</w:t>
       </w:r>
     </w:p>
     <w:p>
@@ -16292,7 +23682,7 @@
           <w:sz w:val="26"/>
           <w:szCs w:val="26"/>
         </w:rPr>
-        <w:t xml:space="preserve">5. PERSPECTIVES</w:t>
+        <w:t xml:space="preserve">6. PERSPECTIVES</w:t>
       </w:r>
     </w:p>
     <w:p>
@@ -16506,7 +23896,7 @@
         <w:pStyle w:val="ListParagraph"/>
         <w:numPr>
           <w:ilvl w:val="0"/>
-          <w:numId w:val="7"/>
+          <w:numId w:val="9"/>
         </w:numPr>
         <w:spacing w:after="60" w:line="276"/>
         <w:jc w:val="both"/>
@@ -16523,7 +23913,7 @@
         <w:pStyle w:val="ListParagraph"/>
         <w:numPr>
           <w:ilvl w:val="0"/>
-          <w:numId w:val="7"/>
+          <w:numId w:val="9"/>
         </w:numPr>
         <w:spacing w:after="60" w:line="276"/>
         <w:jc w:val="both"/>
@@ -16540,7 +23930,7 @@
         <w:pStyle w:val="ListParagraph"/>
         <w:numPr>
           <w:ilvl w:val="0"/>
-          <w:numId w:val="7"/>
+          <w:numId w:val="9"/>
         </w:numPr>
         <w:spacing w:after="60" w:line="276"/>
         <w:jc w:val="both"/>
@@ -16557,7 +23947,7 @@
         <w:pStyle w:val="ListParagraph"/>
         <w:numPr>
           <w:ilvl w:val="0"/>
-          <w:numId w:val="7"/>
+          <w:numId w:val="9"/>
         </w:numPr>
         <w:spacing w:after="60" w:line="276"/>
         <w:jc w:val="both"/>
@@ -16574,7 +23964,7 @@
         <w:pStyle w:val="ListParagraph"/>
         <w:numPr>
           <w:ilvl w:val="0"/>
-          <w:numId w:val="7"/>
+          <w:numId w:val="9"/>
         </w:numPr>
         <w:spacing w:after="60" w:line="276"/>
         <w:jc w:val="both"/>
@@ -16591,7 +23981,7 @@
         <w:pStyle w:val="ListParagraph"/>
         <w:numPr>
           <w:ilvl w:val="0"/>
-          <w:numId w:val="7"/>
+          <w:numId w:val="9"/>
         </w:numPr>
         <w:spacing w:after="60" w:line="276"/>
         <w:jc w:val="both"/>
@@ -16608,7 +23998,7 @@
         <w:pStyle w:val="ListParagraph"/>
         <w:numPr>
           <w:ilvl w:val="0"/>
-          <w:numId w:val="7"/>
+          <w:numId w:val="9"/>
         </w:numPr>
         <w:spacing w:after="60" w:line="276"/>
         <w:jc w:val="both"/>
@@ -16625,7 +24015,7 @@
         <w:pStyle w:val="ListParagraph"/>
         <w:numPr>
           <w:ilvl w:val="0"/>
-          <w:numId w:val="7"/>
+          <w:numId w:val="9"/>
         </w:numPr>
         <w:spacing w:after="60" w:line="276"/>
         <w:jc w:val="both"/>
@@ -16642,7 +24032,7 @@
         <w:pStyle w:val="ListParagraph"/>
         <w:numPr>
           <w:ilvl w:val="0"/>
-          <w:numId w:val="7"/>
+          <w:numId w:val="9"/>
         </w:numPr>
         <w:spacing w:after="60" w:line="276"/>
         <w:jc w:val="both"/>
@@ -16659,7 +24049,7 @@
         <w:pStyle w:val="ListParagraph"/>
         <w:numPr>
           <w:ilvl w:val="0"/>
-          <w:numId w:val="7"/>
+          <w:numId w:val="9"/>
         </w:numPr>
         <w:spacing w:after="60" w:line="276"/>
         <w:jc w:val="both"/>
@@ -16676,7 +24066,7 @@
         <w:pStyle w:val="ListParagraph"/>
         <w:numPr>
           <w:ilvl w:val="0"/>
-          <w:numId w:val="7"/>
+          <w:numId w:val="9"/>
         </w:numPr>
         <w:spacing w:after="60" w:line="276"/>
         <w:jc w:val="both"/>
@@ -17169,7 +24559,7 @@
         <w:pStyle w:val="ListParagraph"/>
         <w:numPr>
           <w:ilvl w:val="0"/>
-          <w:numId w:val="8"/>
+          <w:numId w:val="10"/>
         </w:numPr>
         <w:spacing w:after="60" w:line="276"/>
         <w:jc w:val="both"/>
@@ -17186,7 +24576,7 @@
         <w:pStyle w:val="ListParagraph"/>
         <w:numPr>
           <w:ilvl w:val="0"/>
-          <w:numId w:val="8"/>
+          <w:numId w:val="10"/>
         </w:numPr>
         <w:spacing w:after="60" w:line="276"/>
         <w:jc w:val="both"/>
@@ -17203,7 +24593,7 @@
         <w:pStyle w:val="ListParagraph"/>
         <w:numPr>
           <w:ilvl w:val="0"/>
-          <w:numId w:val="8"/>
+          <w:numId w:val="10"/>
         </w:numPr>
         <w:spacing w:after="60" w:line="276"/>
         <w:jc w:val="both"/>
@@ -17220,7 +24610,7 @@
         <w:pStyle w:val="ListParagraph"/>
         <w:numPr>
           <w:ilvl w:val="0"/>
-          <w:numId w:val="8"/>
+          <w:numId w:val="10"/>
         </w:numPr>
         <w:spacing w:after="60" w:line="276"/>
         <w:jc w:val="both"/>
@@ -17265,7 +24655,7 @@
         <w:pStyle w:val="ListParagraph"/>
         <w:numPr>
           <w:ilvl w:val="0"/>
-          <w:numId w:val="8"/>
+          <w:numId w:val="10"/>
         </w:numPr>
         <w:spacing w:after="60" w:line="276"/>
         <w:jc w:val="both"/>
@@ -17324,7 +24714,7 @@
         <w:pStyle w:val="ListParagraph"/>
         <w:numPr>
           <w:ilvl w:val="0"/>
-          <w:numId w:val="8"/>
+          <w:numId w:val="10"/>
         </w:numPr>
         <w:spacing w:after="60" w:line="276"/>
         <w:jc w:val="both"/>
@@ -18029,7 +25419,7 @@
           <w:sz w:val="20"/>
           <w:szCs w:val="20"/>
         </w:rPr>
-        <w:t xml:space="preserve">Table 10: Main folders of the repository</w:t>
+        <w:t xml:space="preserve">Table 17: Main folders of the repository</w:t>
       </w:r>
     </w:p>
     <w:sectPr>
@@ -18504,6 +25894,30 @@
       </w:pPr>
     </w:lvl>
   </w:abstractNum>
+  <w:abstractNum w:abstractNumId="9" w15:restartNumberingAfterBreak="0">
+    <w:multiLevelType w:val="hybridMultilevel"/>
+    <w:lvl w:ilvl="0" w15:tentative="1">
+      <w:start w:val="1"/>
+      <w:numFmt w:val="decimal"/>
+      <w:lvlText w:val="%1."/>
+      <w:lvlJc w:val="left"/>
+      <w:pPr>
+        <w:ind w:left="720" w:hanging="360"/>
+      </w:pPr>
+    </w:lvl>
+  </w:abstractNum>
+  <w:abstractNum w:abstractNumId="10" w15:restartNumberingAfterBreak="0">
+    <w:multiLevelType w:val="hybridMultilevel"/>
+    <w:lvl w:ilvl="0" w15:tentative="1">
+      <w:start w:val="1"/>
+      <w:numFmt w:val="decimal"/>
+      <w:lvlText w:val="%1."/>
+      <w:lvlJc w:val="left"/>
+      <w:pPr>
+        <w:ind w:left="720" w:hanging="360"/>
+      </w:pPr>
+    </w:lvl>
+  </w:abstractNum>
   <w:num w:numId="1">
     <w:abstractNumId w:val="1"/>
     <w:lvlOverride w:ilvl="0">
@@ -18541,12 +25955,24 @@
     </w:lvlOverride>
   </w:num>
   <w:num w:numId="7">
+    <w:abstractNumId w:val="9"/>
+    <w:lvlOverride w:ilvl="0">
+      <w:startOverride w:val="1"/>
+    </w:lvlOverride>
+  </w:num>
+  <w:num w:numId="8">
+    <w:abstractNumId w:val="10"/>
+    <w:lvlOverride w:ilvl="0">
+      <w:startOverride w:val="1"/>
+    </w:lvlOverride>
+  </w:num>
+  <w:num w:numId="9">
     <w:abstractNumId w:val="7"/>
     <w:lvlOverride w:ilvl="0">
       <w:startOverride w:val="1"/>
     </w:lvlOverride>
   </w:num>
-  <w:num w:numId="8">
+  <w:num w:numId="10">
     <w:abstractNumId w:val="8"/>
     <w:lvlOverride w:ilvl="0">
       <w:startOverride w:val="1"/>
